--- a/Требования/ТЗ — Тендерный сервис.docx
+++ b/Требования/ТЗ — Тендерный сервис.docx
@@ -32,8 +32,8 @@
         </w:tblBorders>
       </w:tblPr>
       <w:tblGrid>
-        <w:gridCol w:w="2441"/>
-        <w:gridCol w:w="7197"/>
+        <w:gridCol w:w="2318"/>
+        <w:gridCol w:w="7320"/>
       </w:tblGrid>
       <w:tr>
         <w:trPr>
@@ -41,7 +41,7 @@
         </w:trPr>
         <w:tc>
           <w:tcPr>
-            <w:tcW w:type="dxa" w:w="2441"/>
+            <w:tcW w:type="dxa" w:w="2318"/>
             <w:tcBorders>
               <w:top w:val="single" w:color="BFBFBF" w:sz="4"/>
               <w:left w:val="single" w:color="BFBFBF" w:sz="4"/>
@@ -71,31 +71,31 @@
         </w:tc>
         <w:tc>
           <w:tcPr>
-            <w:tcW w:type="dxa" w:w="7197"/>
-            <w:tcBorders>
-              <w:top w:val="single" w:color="BFBFBF" w:sz="4"/>
-              <w:left w:val="single" w:color="BFBFBF" w:sz="4"/>
-              <w:bottom w:val="single" w:color="BFBFBF" w:sz="4"/>
-              <w:right w:val="single" w:color="BFBFBF" w:sz="4"/>
-            </w:tcBorders>
-            <w:tcMar>
-              <w:top w:type="dxa" w:w="60"/>
-              <w:left w:type="dxa" w:w="100"/>
-              <w:bottom w:type="dxa" w:w="60"/>
-              <w:right w:type="dxa" w:w="100"/>
-            </w:tcMar>
-          </w:tcPr>
-          <w:p>
-            <w:pPr>
-              <w:spacing w:after="0"/>
-            </w:pPr>
-            <w:r>
-              <w:rPr>
-                <w:rFonts w:ascii="Arial" w:cs="Arial" w:eastAsia="Arial" w:hAnsi="Arial"/>
-                <w:sz w:val="18"/>
-                <w:szCs w:val="18"/>
-              </w:rPr>
-              <w:t xml:space="preserve">0.3 — черновик для согласования</w:t>
+            <w:tcW w:type="dxa" w:w="7320"/>
+            <w:tcBorders>
+              <w:top w:val="single" w:color="BFBFBF" w:sz="4"/>
+              <w:left w:val="single" w:color="BFBFBF" w:sz="4"/>
+              <w:bottom w:val="single" w:color="BFBFBF" w:sz="4"/>
+              <w:right w:val="single" w:color="BFBFBF" w:sz="4"/>
+            </w:tcBorders>
+            <w:tcMar>
+              <w:top w:type="dxa" w:w="60"/>
+              <w:left w:type="dxa" w:w="100"/>
+              <w:bottom w:type="dxa" w:w="60"/>
+              <w:right w:type="dxa" w:w="100"/>
+            </w:tcMar>
+          </w:tcPr>
+          <w:p>
+            <w:pPr>
+              <w:spacing w:after="0"/>
+            </w:pPr>
+            <w:r>
+              <w:rPr>
+                <w:rFonts w:ascii="Arial" w:cs="Arial" w:eastAsia="Arial" w:hAnsi="Arial"/>
+                <w:sz w:val="18"/>
+                <w:szCs w:val="18"/>
+              </w:rPr>
+              <w:t xml:space="preserve">0.4 — черновик для согласования (добавлены многолотовые тендеры)</w:t>
             </w:r>
           </w:p>
         </w:tc>
@@ -106,7 +106,7 @@
         </w:trPr>
         <w:tc>
           <w:tcPr>
-            <w:tcW w:type="dxa" w:w="2441"/>
+            <w:tcW w:type="dxa" w:w="2318"/>
             <w:tcBorders>
               <w:top w:val="single" w:color="BFBFBF" w:sz="4"/>
               <w:left w:val="single" w:color="BFBFBF" w:sz="4"/>
@@ -136,31 +136,31 @@
         </w:tc>
         <w:tc>
           <w:tcPr>
-            <w:tcW w:type="dxa" w:w="7197"/>
-            <w:tcBorders>
-              <w:top w:val="single" w:color="BFBFBF" w:sz="4"/>
-              <w:left w:val="single" w:color="BFBFBF" w:sz="4"/>
-              <w:bottom w:val="single" w:color="BFBFBF" w:sz="4"/>
-              <w:right w:val="single" w:color="BFBFBF" w:sz="4"/>
-            </w:tcBorders>
-            <w:tcMar>
-              <w:top w:type="dxa" w:w="60"/>
-              <w:left w:type="dxa" w:w="100"/>
-              <w:bottom w:type="dxa" w:w="60"/>
-              <w:right w:type="dxa" w:w="100"/>
-            </w:tcMar>
-          </w:tcPr>
-          <w:p>
-            <w:pPr>
-              <w:spacing w:after="0"/>
-            </w:pPr>
-            <w:r>
-              <w:rPr>
-                <w:rFonts w:ascii="Arial" w:cs="Arial" w:eastAsia="Arial" w:hAnsi="Arial"/>
-                <w:sz w:val="18"/>
-                <w:szCs w:val="18"/>
-              </w:rPr>
-              <w:t xml:space="preserve">17.09.2026</w:t>
+            <w:tcW w:type="dxa" w:w="7320"/>
+            <w:tcBorders>
+              <w:top w:val="single" w:color="BFBFBF" w:sz="4"/>
+              <w:left w:val="single" w:color="BFBFBF" w:sz="4"/>
+              <w:bottom w:val="single" w:color="BFBFBF" w:sz="4"/>
+              <w:right w:val="single" w:color="BFBFBF" w:sz="4"/>
+            </w:tcBorders>
+            <w:tcMar>
+              <w:top w:type="dxa" w:w="60"/>
+              <w:left w:type="dxa" w:w="100"/>
+              <w:bottom w:type="dxa" w:w="60"/>
+              <w:right w:type="dxa" w:w="100"/>
+            </w:tcMar>
+          </w:tcPr>
+          <w:p>
+            <w:pPr>
+              <w:spacing w:after="0"/>
+            </w:pPr>
+            <w:r>
+              <w:rPr>
+                <w:rFonts w:ascii="Arial" w:cs="Arial" w:eastAsia="Arial" w:hAnsi="Arial"/>
+                <w:sz w:val="18"/>
+                <w:szCs w:val="18"/>
+              </w:rPr>
+              <w:t xml:space="preserve">18.09.2026</w:t>
             </w:r>
           </w:p>
         </w:tc>
@@ -171,7 +171,7 @@
         </w:trPr>
         <w:tc>
           <w:tcPr>
-            <w:tcW w:type="dxa" w:w="2441"/>
+            <w:tcW w:type="dxa" w:w="2318"/>
             <w:tcBorders>
               <w:top w:val="single" w:color="BFBFBF" w:sz="4"/>
               <w:left w:val="single" w:color="BFBFBF" w:sz="4"/>
@@ -201,7 +201,7 @@
         </w:tc>
         <w:tc>
           <w:tcPr>
-            <w:tcW w:type="dxa" w:w="7197"/>
+            <w:tcW w:type="dxa" w:w="7320"/>
             <w:tcBorders>
               <w:top w:val="single" w:color="BFBFBF" w:sz="4"/>
               <w:left w:val="single" w:color="BFBFBF" w:sz="4"/>
@@ -236,7 +236,7 @@
         </w:trPr>
         <w:tc>
           <w:tcPr>
-            <w:tcW w:type="dxa" w:w="2441"/>
+            <w:tcW w:type="dxa" w:w="2318"/>
             <w:tcBorders>
               <w:top w:val="single" w:color="BFBFBF" w:sz="4"/>
               <w:left w:val="single" w:color="BFBFBF" w:sz="4"/>
@@ -266,7 +266,7 @@
         </w:tc>
         <w:tc>
           <w:tcPr>
-            <w:tcW w:type="dxa" w:w="7197"/>
+            <w:tcW w:type="dxa" w:w="7320"/>
             <w:tcBorders>
               <w:top w:val="single" w:color="BFBFBF" w:sz="4"/>
               <w:left w:val="single" w:color="BFBFBF" w:sz="4"/>
@@ -301,7 +301,7 @@
         </w:trPr>
         <w:tc>
           <w:tcPr>
-            <w:tcW w:type="dxa" w:w="2441"/>
+            <w:tcW w:type="dxa" w:w="2318"/>
             <w:tcBorders>
               <w:top w:val="single" w:color="BFBFBF" w:sz="4"/>
               <w:left w:val="single" w:color="BFBFBF" w:sz="4"/>
@@ -331,7 +331,7 @@
         </w:tc>
         <w:tc>
           <w:tcPr>
-            <w:tcW w:type="dxa" w:w="7197"/>
+            <w:tcW w:type="dxa" w:w="7320"/>
             <w:tcBorders>
               <w:top w:val="single" w:color="BFBFBF" w:sz="4"/>
               <w:left w:val="single" w:color="BFBFBF" w:sz="4"/>
@@ -366,7 +366,7 @@
         </w:trPr>
         <w:tc>
           <w:tcPr>
-            <w:tcW w:type="dxa" w:w="2441"/>
+            <w:tcW w:type="dxa" w:w="2318"/>
             <w:tcBorders>
               <w:top w:val="single" w:color="BFBFBF" w:sz="4"/>
               <w:left w:val="single" w:color="BFBFBF" w:sz="4"/>
@@ -396,7 +396,7 @@
         </w:tc>
         <w:tc>
           <w:tcPr>
-            <w:tcW w:type="dxa" w:w="7197"/>
+            <w:tcW w:type="dxa" w:w="7320"/>
             <w:tcBorders>
               <w:top w:val="single" w:color="BFBFBF" w:sz="4"/>
               <w:left w:val="single" w:color="BFBFBF" w:sz="4"/>
@@ -2662,6 +2662,71 @@
                 <w:szCs w:val="18"/>
               </w:rPr>
               <w:t xml:space="preserve">отдел: Продвижение, Техническая поддержка, Разработка, Аналитика, Дизайн, Аутстафф, Медботы, Аналитика/ИИ</w:t>
+            </w:r>
+          </w:p>
+        </w:tc>
+      </w:tr>
+      <w:tr>
+        <w:trPr>
+          <w:tblHeader w:val="false"/>
+        </w:trPr>
+        <w:tc>
+          <w:tcPr>
+            <w:tcW w:type="dxa" w:w="3352"/>
+            <w:tcBorders>
+              <w:top w:val="single" w:color="BFBFBF" w:sz="4"/>
+              <w:left w:val="single" w:color="BFBFBF" w:sz="4"/>
+              <w:bottom w:val="single" w:color="BFBFBF" w:sz="4"/>
+              <w:right w:val="single" w:color="BFBFBF" w:sz="4"/>
+            </w:tcBorders>
+            <w:tcMar>
+              <w:top w:type="dxa" w:w="60"/>
+              <w:left w:type="dxa" w:w="100"/>
+              <w:bottom w:type="dxa" w:w="60"/>
+              <w:right w:type="dxa" w:w="100"/>
+            </w:tcMar>
+          </w:tcPr>
+          <w:p>
+            <w:pPr>
+              <w:spacing w:after="0"/>
+            </w:pPr>
+            <w:r>
+              <w:rPr>
+                <w:rFonts w:ascii="Arial" w:cs="Arial" w:eastAsia="Arial" w:hAnsi="Arial"/>
+                <w:sz w:val="18"/>
+                <w:szCs w:val="18"/>
+              </w:rPr>
+              <w:t xml:space="preserve">Лот</w:t>
+            </w:r>
+          </w:p>
+        </w:tc>
+        <w:tc>
+          <w:tcPr>
+            <w:tcW w:type="dxa" w:w="6286"/>
+            <w:tcBorders>
+              <w:top w:val="single" w:color="BFBFBF" w:sz="4"/>
+              <w:left w:val="single" w:color="BFBFBF" w:sz="4"/>
+              <w:bottom w:val="single" w:color="BFBFBF" w:sz="4"/>
+              <w:right w:val="single" w:color="BFBFBF" w:sz="4"/>
+            </w:tcBorders>
+            <w:tcMar>
+              <w:top w:type="dxa" w:w="60"/>
+              <w:left w:type="dxa" w:w="100"/>
+              <w:bottom w:type="dxa" w:w="60"/>
+              <w:right w:type="dxa" w:w="100"/>
+            </w:tcMar>
+          </w:tcPr>
+          <w:p>
+            <w:pPr>
+              <w:spacing w:after="0"/>
+            </w:pPr>
+            <w:r>
+              <w:rPr>
+                <w:rFonts w:ascii="Arial" w:cs="Arial" w:eastAsia="Arial" w:hAnsi="Arial"/>
+                <w:sz w:val="18"/>
+                <w:szCs w:val="18"/>
+              </w:rPr>
+              <w:t xml:space="preserve">часть многолотового тендера со своим направлением, НМЦ и итогом; все лоты подаются одной заявкой в одну дату (разные заявки = разные тендеры)</w:t>
             </w:r>
           </w:p>
         </w:tc>
@@ -13283,6 +13348,201 @@
                 <w:sz w:val="18"/>
                 <w:szCs w:val="18"/>
               </w:rPr>
+              <w:t xml:space="preserve">multi_lot</w:t>
+            </w:r>
+          </w:p>
+        </w:tc>
+        <w:tc>
+          <w:tcPr>
+            <w:tcW w:type="dxa" w:w="5405"/>
+            <w:tcBorders>
+              <w:top w:val="single" w:color="BFBFBF" w:sz="4"/>
+              <w:left w:val="single" w:color="BFBFBF" w:sz="4"/>
+              <w:bottom w:val="single" w:color="BFBFBF" w:sz="4"/>
+              <w:right w:val="single" w:color="BFBFBF" w:sz="4"/>
+            </w:tcBorders>
+            <w:tcMar>
+              <w:top w:type="dxa" w:w="60"/>
+              <w:left w:type="dxa" w:w="100"/>
+              <w:bottom w:type="dxa" w:w="60"/>
+              <w:right w:type="dxa" w:w="100"/>
+            </w:tcMar>
+          </w:tcPr>
+          <w:p>
+            <w:pPr>
+              <w:spacing w:after="0"/>
+            </w:pPr>
+            <w:r>
+              <w:rPr>
+                <w:rFonts w:ascii="Arial" w:cs="Arial" w:eastAsia="Arial" w:hAnsi="Arial"/>
+                <w:sz w:val="18"/>
+                <w:szCs w:val="18"/>
+              </w:rPr>
+              <w:t xml:space="preserve">признак «Многолотовый» (см. 4.2.1)</w:t>
+            </w:r>
+          </w:p>
+        </w:tc>
+      </w:tr>
+      <w:tr>
+        <w:trPr>
+          <w:tblHeader w:val="false"/>
+        </w:trPr>
+        <w:tc>
+          <w:tcPr>
+            <w:tcW w:type="dxa" w:w="4233"/>
+            <w:tcBorders>
+              <w:top w:val="single" w:color="BFBFBF" w:sz="4"/>
+              <w:left w:val="single" w:color="BFBFBF" w:sz="4"/>
+              <w:bottom w:val="single" w:color="BFBFBF" w:sz="4"/>
+              <w:right w:val="single" w:color="BFBFBF" w:sz="4"/>
+            </w:tcBorders>
+            <w:tcMar>
+              <w:top w:type="dxa" w:w="60"/>
+              <w:left w:type="dxa" w:w="100"/>
+              <w:bottom w:type="dxa" w:w="60"/>
+              <w:right w:type="dxa" w:w="100"/>
+            </w:tcMar>
+          </w:tcPr>
+          <w:p>
+            <w:pPr>
+              <w:spacing w:after="0"/>
+            </w:pPr>
+            <w:r>
+              <w:rPr>
+                <w:rFonts w:ascii="Arial" w:cs="Arial" w:eastAsia="Arial" w:hAnsi="Arial"/>
+                <w:sz w:val="18"/>
+                <w:szCs w:val="18"/>
+              </w:rPr>
+              <w:t xml:space="preserve">contract_amount</w:t>
+            </w:r>
+          </w:p>
+        </w:tc>
+        <w:tc>
+          <w:tcPr>
+            <w:tcW w:type="dxa" w:w="5405"/>
+            <w:tcBorders>
+              <w:top w:val="single" w:color="BFBFBF" w:sz="4"/>
+              <w:left w:val="single" w:color="BFBFBF" w:sz="4"/>
+              <w:bottom w:val="single" w:color="BFBFBF" w:sz="4"/>
+              <w:right w:val="single" w:color="BFBFBF" w:sz="4"/>
+            </w:tcBorders>
+            <w:tcMar>
+              <w:top w:type="dxa" w:w="60"/>
+              <w:left w:type="dxa" w:w="100"/>
+              <w:bottom w:type="dxa" w:w="60"/>
+              <w:right w:type="dxa" w:w="100"/>
+            </w:tcMar>
+          </w:tcPr>
+          <w:p>
+            <w:pPr>
+              <w:spacing w:after="0"/>
+            </w:pPr>
+            <w:r>
+              <w:rPr>
+                <w:rFonts w:ascii="Arial" w:cs="Arial" w:eastAsia="Arial" w:hAnsi="Arial"/>
+                <w:sz w:val="18"/>
+                <w:szCs w:val="18"/>
+              </w:rPr>
+              <w:t xml:space="preserve">сумма договора — вносится вручную у выигранного тендера (Суперадмин, Админ, ответственный); по ней считается «Выиграно на сумму». У многолотового тендера не вводится, а считается как сумма договоров выигранных лотов</w:t>
+            </w:r>
+          </w:p>
+        </w:tc>
+      </w:tr>
+      <w:tr>
+        <w:trPr>
+          <w:tblHeader w:val="false"/>
+        </w:trPr>
+        <w:tc>
+          <w:tcPr>
+            <w:tcW w:type="dxa" w:w="4233"/>
+            <w:tcBorders>
+              <w:top w:val="single" w:color="BFBFBF" w:sz="4"/>
+              <w:left w:val="single" w:color="BFBFBF" w:sz="4"/>
+              <w:bottom w:val="single" w:color="BFBFBF" w:sz="4"/>
+              <w:right w:val="single" w:color="BFBFBF" w:sz="4"/>
+            </w:tcBorders>
+            <w:tcMar>
+              <w:top w:type="dxa" w:w="60"/>
+              <w:left w:type="dxa" w:w="100"/>
+              <w:bottom w:type="dxa" w:w="60"/>
+              <w:right w:type="dxa" w:w="100"/>
+            </w:tcMar>
+          </w:tcPr>
+          <w:p>
+            <w:pPr>
+              <w:spacing w:after="0"/>
+            </w:pPr>
+            <w:r>
+              <w:rPr>
+                <w:rFonts w:ascii="Arial" w:cs="Arial" w:eastAsia="Arial" w:hAnsi="Arial"/>
+                <w:sz w:val="18"/>
+                <w:szCs w:val="18"/>
+              </w:rPr>
+              <w:t xml:space="preserve">result_date</w:t>
+            </w:r>
+          </w:p>
+        </w:tc>
+        <w:tc>
+          <w:tcPr>
+            <w:tcW w:type="dxa" w:w="5405"/>
+            <w:tcBorders>
+              <w:top w:val="single" w:color="BFBFBF" w:sz="4"/>
+              <w:left w:val="single" w:color="BFBFBF" w:sz="4"/>
+              <w:bottom w:val="single" w:color="BFBFBF" w:sz="4"/>
+              <w:right w:val="single" w:color="BFBFBF" w:sz="4"/>
+            </w:tcBorders>
+            <w:tcMar>
+              <w:top w:type="dxa" w:w="60"/>
+              <w:left w:type="dxa" w:w="100"/>
+              <w:bottom w:type="dxa" w:w="60"/>
+              <w:right w:type="dxa" w:w="100"/>
+            </w:tcMar>
+          </w:tcPr>
+          <w:p>
+            <w:pPr>
+              <w:spacing w:after="0"/>
+            </w:pPr>
+            <w:r>
+              <w:rPr>
+                <w:rFonts w:ascii="Arial" w:cs="Arial" w:eastAsia="Arial" w:hAnsi="Arial"/>
+                <w:sz w:val="18"/>
+                <w:szCs w:val="18"/>
+              </w:rPr>
+              <w:t xml:space="preserve">дата итога (дата победы или другого итогового статуса) — по ней выигрыши считаются в дашборде; проставляется автоматически при выборе итогового статуса</w:t>
+            </w:r>
+          </w:p>
+        </w:tc>
+      </w:tr>
+      <w:tr>
+        <w:trPr>
+          <w:tblHeader w:val="false"/>
+        </w:trPr>
+        <w:tc>
+          <w:tcPr>
+            <w:tcW w:type="dxa" w:w="4233"/>
+            <w:tcBorders>
+              <w:top w:val="single" w:color="BFBFBF" w:sz="4"/>
+              <w:left w:val="single" w:color="BFBFBF" w:sz="4"/>
+              <w:bottom w:val="single" w:color="BFBFBF" w:sz="4"/>
+              <w:right w:val="single" w:color="BFBFBF" w:sz="4"/>
+            </w:tcBorders>
+            <w:tcMar>
+              <w:top w:type="dxa" w:w="60"/>
+              <w:left w:type="dxa" w:w="100"/>
+              <w:bottom w:type="dxa" w:w="60"/>
+              <w:right w:type="dxa" w:w="100"/>
+            </w:tcMar>
+          </w:tcPr>
+          <w:p>
+            <w:pPr>
+              <w:spacing w:after="0"/>
+            </w:pPr>
+            <w:r>
+              <w:rPr>
+                <w:rFonts w:ascii="Arial" w:cs="Arial" w:eastAsia="Arial" w:hAnsi="Arial"/>
+                <w:sz w:val="18"/>
+                <w:szCs w:val="18"/>
+              </w:rPr>
               <w:t xml:space="preserve">taken_to_work_at, archived_at, last_activity_at</w:t>
             </w:r>
           </w:p>
@@ -14205,6 +14465,537 @@
         <w:rPr>
           <w:rFonts w:ascii="Arial" w:cs="Arial" w:eastAsia="Arial" w:hAnsi="Arial"/>
         </w:rPr>
+        <w:t xml:space="preserve">4.2.1. Лот тендера (</w:t>
+      </w:r>
+      <w:r>
+        <w:rPr>
+          <w:rFonts w:ascii="Consolas" w:cs="Consolas" w:eastAsia="Consolas" w:hAnsi="Consolas"/>
+        </w:rPr>
+        <w:t xml:space="preserve">tender_lot</w:t>
+      </w:r>
+      <w:r>
+        <w:rPr>
+          <w:rFonts w:ascii="Arial" w:cs="Arial" w:eastAsia="Arial" w:hAnsi="Arial"/>
+        </w:rPr>
+        <w:t xml:space="preserve">)</w:t>
+      </w:r>
+    </w:p>
+    <w:p>
+      <w:pPr>
+        <w:spacing w:after="120"/>
+      </w:pPr>
+      <w:r>
+        <w:rPr>
+          <w:rFonts w:ascii="Arial" w:cs="Arial" w:eastAsia="Arial" w:hAnsi="Arial"/>
+        </w:rPr>
+        <w:t xml:space="preserve">Многолотовый тендер — это </w:t>
+      </w:r>
+      <w:r>
+        <w:rPr>
+          <w:rFonts w:ascii="Arial" w:cs="Arial" w:eastAsia="Arial" w:hAnsi="Arial"/>
+          <w:b/>
+          <w:bCs/>
+        </w:rPr>
+        <w:t xml:space="preserve">один тендер</w:t>
+      </w:r>
+      <w:r>
+        <w:rPr>
+          <w:rFonts w:ascii="Arial" w:cs="Arial" w:eastAsia="Arial" w:hAnsi="Arial"/>
+        </w:rPr>
+        <w:t xml:space="preserve">: одна заявка, одна дата подачи, общие этапы и статусы. Лоты нужны только для итога: заказчик может отдать победу по части лотов.</w:t>
+      </w:r>
+    </w:p>
+    <w:tbl>
+      <w:tblPr>
+        <w:tblW w:type="dxa" w:w="9638"/>
+        <w:tblBorders>
+          <w:top w:val="single" w:color="auto" w:sz="4"/>
+          <w:left w:val="single" w:color="auto" w:sz="4"/>
+          <w:bottom w:val="single" w:color="auto" w:sz="4"/>
+          <w:right w:val="single" w:color="auto" w:sz="4"/>
+          <w:insideH w:val="single" w:color="auto" w:sz="4"/>
+          <w:insideV w:val="single" w:color="auto" w:sz="4"/>
+        </w:tblBorders>
+      </w:tblPr>
+      <w:tblGrid>
+        <w:gridCol w:w="3061"/>
+        <w:gridCol w:w="6577"/>
+      </w:tblGrid>
+      <w:tr>
+        <w:trPr>
+          <w:tblHeader/>
+        </w:trPr>
+        <w:tc>
+          <w:tcPr>
+            <w:tcW w:type="dxa" w:w="3061"/>
+            <w:tcBorders>
+              <w:top w:val="single" w:color="BFBFBF" w:sz="4"/>
+              <w:left w:val="single" w:color="BFBFBF" w:sz="4"/>
+              <w:bottom w:val="single" w:color="BFBFBF" w:sz="4"/>
+              <w:right w:val="single" w:color="BFBFBF" w:sz="4"/>
+            </w:tcBorders>
+            <w:shd w:fill="F2E6EA" w:color="auto" w:val="clear"/>
+            <w:tcMar>
+              <w:top w:type="dxa" w:w="60"/>
+              <w:left w:type="dxa" w:w="100"/>
+              <w:bottom w:type="dxa" w:w="60"/>
+              <w:right w:type="dxa" w:w="100"/>
+            </w:tcMar>
+          </w:tcPr>
+          <w:p>
+            <w:pPr>
+              <w:spacing w:after="0"/>
+            </w:pPr>
+            <w:r>
+              <w:rPr>
+                <w:rFonts w:ascii="Arial" w:cs="Arial" w:eastAsia="Arial" w:hAnsi="Arial"/>
+                <w:b/>
+                <w:bCs/>
+                <w:sz w:val="18"/>
+                <w:szCs w:val="18"/>
+              </w:rPr>
+              <w:t xml:space="preserve">Поле</w:t>
+            </w:r>
+          </w:p>
+        </w:tc>
+        <w:tc>
+          <w:tcPr>
+            <w:tcW w:type="dxa" w:w="6577"/>
+            <w:tcBorders>
+              <w:top w:val="single" w:color="BFBFBF" w:sz="4"/>
+              <w:left w:val="single" w:color="BFBFBF" w:sz="4"/>
+              <w:bottom w:val="single" w:color="BFBFBF" w:sz="4"/>
+              <w:right w:val="single" w:color="BFBFBF" w:sz="4"/>
+            </w:tcBorders>
+            <w:shd w:fill="F2E6EA" w:color="auto" w:val="clear"/>
+            <w:tcMar>
+              <w:top w:type="dxa" w:w="60"/>
+              <w:left w:type="dxa" w:w="100"/>
+              <w:bottom w:type="dxa" w:w="60"/>
+              <w:right w:type="dxa" w:w="100"/>
+            </w:tcMar>
+          </w:tcPr>
+          <w:p>
+            <w:pPr>
+              <w:spacing w:after="0"/>
+            </w:pPr>
+            <w:r>
+              <w:rPr>
+                <w:rFonts w:ascii="Arial" w:cs="Arial" w:eastAsia="Arial" w:hAnsi="Arial"/>
+                <w:b/>
+                <w:bCs/>
+                <w:sz w:val="18"/>
+                <w:szCs w:val="18"/>
+              </w:rPr>
+              <w:t xml:space="preserve">Описание</w:t>
+            </w:r>
+          </w:p>
+        </w:tc>
+      </w:tr>
+      <w:tr>
+        <w:trPr>
+          <w:tblHeader w:val="false"/>
+        </w:trPr>
+        <w:tc>
+          <w:tcPr>
+            <w:tcW w:type="dxa" w:w="3061"/>
+            <w:tcBorders>
+              <w:top w:val="single" w:color="BFBFBF" w:sz="4"/>
+              <w:left w:val="single" w:color="BFBFBF" w:sz="4"/>
+              <w:bottom w:val="single" w:color="BFBFBF" w:sz="4"/>
+              <w:right w:val="single" w:color="BFBFBF" w:sz="4"/>
+            </w:tcBorders>
+            <w:tcMar>
+              <w:top w:type="dxa" w:w="60"/>
+              <w:left w:type="dxa" w:w="100"/>
+              <w:bottom w:type="dxa" w:w="60"/>
+              <w:right w:type="dxa" w:w="100"/>
+            </w:tcMar>
+          </w:tcPr>
+          <w:p>
+            <w:pPr>
+              <w:spacing w:after="0"/>
+            </w:pPr>
+            <w:r>
+              <w:rPr>
+                <w:rFonts w:ascii="Arial" w:cs="Arial" w:eastAsia="Arial" w:hAnsi="Arial"/>
+                <w:sz w:val="18"/>
+                <w:szCs w:val="18"/>
+              </w:rPr>
+              <w:t xml:space="preserve">tender_id, order</w:t>
+            </w:r>
+          </w:p>
+        </w:tc>
+        <w:tc>
+          <w:tcPr>
+            <w:tcW w:type="dxa" w:w="6577"/>
+            <w:tcBorders>
+              <w:top w:val="single" w:color="BFBFBF" w:sz="4"/>
+              <w:left w:val="single" w:color="BFBFBF" w:sz="4"/>
+              <w:bottom w:val="single" w:color="BFBFBF" w:sz="4"/>
+              <w:right w:val="single" w:color="BFBFBF" w:sz="4"/>
+            </w:tcBorders>
+            <w:tcMar>
+              <w:top w:type="dxa" w:w="60"/>
+              <w:left w:type="dxa" w:w="100"/>
+              <w:bottom w:type="dxa" w:w="60"/>
+              <w:right w:type="dxa" w:w="100"/>
+            </w:tcMar>
+          </w:tcPr>
+          <w:p>
+            <w:pPr>
+              <w:spacing w:after="0"/>
+            </w:pPr>
+            <w:r>
+              <w:rPr>
+                <w:rFonts w:ascii="Arial" w:cs="Arial" w:eastAsia="Arial" w:hAnsi="Arial"/>
+                <w:sz w:val="18"/>
+                <w:szCs w:val="18"/>
+              </w:rPr>
+              <w:t xml:space="preserve">тендер и порядок</w:t>
+            </w:r>
+          </w:p>
+        </w:tc>
+      </w:tr>
+      <w:tr>
+        <w:trPr>
+          <w:tblHeader w:val="false"/>
+        </w:trPr>
+        <w:tc>
+          <w:tcPr>
+            <w:tcW w:type="dxa" w:w="3061"/>
+            <w:tcBorders>
+              <w:top w:val="single" w:color="BFBFBF" w:sz="4"/>
+              <w:left w:val="single" w:color="BFBFBF" w:sz="4"/>
+              <w:bottom w:val="single" w:color="BFBFBF" w:sz="4"/>
+              <w:right w:val="single" w:color="BFBFBF" w:sz="4"/>
+            </w:tcBorders>
+            <w:tcMar>
+              <w:top w:type="dxa" w:w="60"/>
+              <w:left w:type="dxa" w:w="100"/>
+              <w:bottom w:type="dxa" w:w="60"/>
+              <w:right w:type="dxa" w:w="100"/>
+            </w:tcMar>
+          </w:tcPr>
+          <w:p>
+            <w:pPr>
+              <w:spacing w:after="0"/>
+            </w:pPr>
+            <w:r>
+              <w:rPr>
+                <w:rFonts w:ascii="Arial" w:cs="Arial" w:eastAsia="Arial" w:hAnsi="Arial"/>
+                <w:sz w:val="18"/>
+                <w:szCs w:val="18"/>
+              </w:rPr>
+              <w:t xml:space="preserve">name</w:t>
+            </w:r>
+          </w:p>
+        </w:tc>
+        <w:tc>
+          <w:tcPr>
+            <w:tcW w:type="dxa" w:w="6577"/>
+            <w:tcBorders>
+              <w:top w:val="single" w:color="BFBFBF" w:sz="4"/>
+              <w:left w:val="single" w:color="BFBFBF" w:sz="4"/>
+              <w:bottom w:val="single" w:color="BFBFBF" w:sz="4"/>
+              <w:right w:val="single" w:color="BFBFBF" w:sz="4"/>
+            </w:tcBorders>
+            <w:tcMar>
+              <w:top w:type="dxa" w:w="60"/>
+              <w:left w:type="dxa" w:w="100"/>
+              <w:bottom w:type="dxa" w:w="60"/>
+              <w:right w:type="dxa" w:w="100"/>
+            </w:tcMar>
+          </w:tcPr>
+          <w:p>
+            <w:pPr>
+              <w:spacing w:after="0"/>
+            </w:pPr>
+            <w:r>
+              <w:rPr>
+                <w:rFonts w:ascii="Arial" w:cs="Arial" w:eastAsia="Arial" w:hAnsi="Arial"/>
+                <w:sz w:val="18"/>
+                <w:szCs w:val="18"/>
+              </w:rPr>
+              <w:t xml:space="preserve">название лота (обязательно), например «Лот 1. Реклама»</w:t>
+            </w:r>
+          </w:p>
+        </w:tc>
+      </w:tr>
+      <w:tr>
+        <w:trPr>
+          <w:tblHeader w:val="false"/>
+        </w:trPr>
+        <w:tc>
+          <w:tcPr>
+            <w:tcW w:type="dxa" w:w="3061"/>
+            <w:tcBorders>
+              <w:top w:val="single" w:color="BFBFBF" w:sz="4"/>
+              <w:left w:val="single" w:color="BFBFBF" w:sz="4"/>
+              <w:bottom w:val="single" w:color="BFBFBF" w:sz="4"/>
+              <w:right w:val="single" w:color="BFBFBF" w:sz="4"/>
+            </w:tcBorders>
+            <w:tcMar>
+              <w:top w:type="dxa" w:w="60"/>
+              <w:left w:type="dxa" w:w="100"/>
+              <w:bottom w:type="dxa" w:w="60"/>
+              <w:right w:type="dxa" w:w="100"/>
+            </w:tcMar>
+          </w:tcPr>
+          <w:p>
+            <w:pPr>
+              <w:spacing w:after="0"/>
+            </w:pPr>
+            <w:r>
+              <w:rPr>
+                <w:rFonts w:ascii="Arial" w:cs="Arial" w:eastAsia="Arial" w:hAnsi="Arial"/>
+                <w:sz w:val="18"/>
+                <w:szCs w:val="18"/>
+              </w:rPr>
+              <w:t xml:space="preserve">direction</w:t>
+            </w:r>
+          </w:p>
+        </w:tc>
+        <w:tc>
+          <w:tcPr>
+            <w:tcW w:type="dxa" w:w="6577"/>
+            <w:tcBorders>
+              <w:top w:val="single" w:color="BFBFBF" w:sz="4"/>
+              <w:left w:val="single" w:color="BFBFBF" w:sz="4"/>
+              <w:bottom w:val="single" w:color="BFBFBF" w:sz="4"/>
+              <w:right w:val="single" w:color="BFBFBF" w:sz="4"/>
+            </w:tcBorders>
+            <w:tcMar>
+              <w:top w:type="dxa" w:w="60"/>
+              <w:left w:type="dxa" w:w="100"/>
+              <w:bottom w:type="dxa" w:w="60"/>
+              <w:right w:type="dxa" w:w="100"/>
+            </w:tcMar>
+          </w:tcPr>
+          <w:p>
+            <w:pPr>
+              <w:spacing w:after="0"/>
+            </w:pPr>
+            <w:r>
+              <w:rPr>
+                <w:rFonts w:ascii="Arial" w:cs="Arial" w:eastAsia="Arial" w:hAnsi="Arial"/>
+                <w:sz w:val="18"/>
+                <w:szCs w:val="18"/>
+              </w:rPr>
+              <w:t xml:space="preserve">направление лота (одно, из справочника)</w:t>
+            </w:r>
+          </w:p>
+        </w:tc>
+      </w:tr>
+      <w:tr>
+        <w:trPr>
+          <w:tblHeader w:val="false"/>
+        </w:trPr>
+        <w:tc>
+          <w:tcPr>
+            <w:tcW w:type="dxa" w:w="3061"/>
+            <w:tcBorders>
+              <w:top w:val="single" w:color="BFBFBF" w:sz="4"/>
+              <w:left w:val="single" w:color="BFBFBF" w:sz="4"/>
+              <w:bottom w:val="single" w:color="BFBFBF" w:sz="4"/>
+              <w:right w:val="single" w:color="BFBFBF" w:sz="4"/>
+            </w:tcBorders>
+            <w:tcMar>
+              <w:top w:type="dxa" w:w="60"/>
+              <w:left w:type="dxa" w:w="100"/>
+              <w:bottom w:type="dxa" w:w="60"/>
+              <w:right w:type="dxa" w:w="100"/>
+            </w:tcMar>
+          </w:tcPr>
+          <w:p>
+            <w:pPr>
+              <w:spacing w:after="0"/>
+            </w:pPr>
+            <w:r>
+              <w:rPr>
+                <w:rFonts w:ascii="Arial" w:cs="Arial" w:eastAsia="Arial" w:hAnsi="Arial"/>
+                <w:sz w:val="18"/>
+                <w:szCs w:val="18"/>
+              </w:rPr>
+              <w:t xml:space="preserve">nmc</w:t>
+            </w:r>
+          </w:p>
+        </w:tc>
+        <w:tc>
+          <w:tcPr>
+            <w:tcW w:type="dxa" w:w="6577"/>
+            <w:tcBorders>
+              <w:top w:val="single" w:color="BFBFBF" w:sz="4"/>
+              <w:left w:val="single" w:color="BFBFBF" w:sz="4"/>
+              <w:bottom w:val="single" w:color="BFBFBF" w:sz="4"/>
+              <w:right w:val="single" w:color="BFBFBF" w:sz="4"/>
+            </w:tcBorders>
+            <w:tcMar>
+              <w:top w:type="dxa" w:w="60"/>
+              <w:left w:type="dxa" w:w="100"/>
+              <w:bottom w:type="dxa" w:w="60"/>
+              <w:right w:type="dxa" w:w="100"/>
+            </w:tcMar>
+          </w:tcPr>
+          <w:p>
+            <w:pPr>
+              <w:spacing w:after="0"/>
+            </w:pPr>
+            <w:r>
+              <w:rPr>
+                <w:rFonts w:ascii="Arial" w:cs="Arial" w:eastAsia="Arial" w:hAnsi="Arial"/>
+                <w:sz w:val="18"/>
+                <w:szCs w:val="18"/>
+              </w:rPr>
+              <w:t xml:space="preserve">НМЦ лота, ₽ — необязательно (заказчик указывает не всегда)</w:t>
+            </w:r>
+          </w:p>
+        </w:tc>
+      </w:tr>
+      <w:tr>
+        <w:trPr>
+          <w:tblHeader w:val="false"/>
+        </w:trPr>
+        <w:tc>
+          <w:tcPr>
+            <w:tcW w:type="dxa" w:w="3061"/>
+            <w:tcBorders>
+              <w:top w:val="single" w:color="BFBFBF" w:sz="4"/>
+              <w:left w:val="single" w:color="BFBFBF" w:sz="4"/>
+              <w:bottom w:val="single" w:color="BFBFBF" w:sz="4"/>
+              <w:right w:val="single" w:color="BFBFBF" w:sz="4"/>
+            </w:tcBorders>
+            <w:tcMar>
+              <w:top w:type="dxa" w:w="60"/>
+              <w:left w:type="dxa" w:w="100"/>
+              <w:bottom w:type="dxa" w:w="60"/>
+              <w:right w:type="dxa" w:w="100"/>
+            </w:tcMar>
+          </w:tcPr>
+          <w:p>
+            <w:pPr>
+              <w:spacing w:after="0"/>
+            </w:pPr>
+            <w:r>
+              <w:rPr>
+                <w:rFonts w:ascii="Arial" w:cs="Arial" w:eastAsia="Arial" w:hAnsi="Arial"/>
+                <w:sz w:val="18"/>
+                <w:szCs w:val="18"/>
+              </w:rPr>
+              <w:t xml:space="preserve">result</w:t>
+            </w:r>
+          </w:p>
+        </w:tc>
+        <w:tc>
+          <w:tcPr>
+            <w:tcW w:type="dxa" w:w="6577"/>
+            <w:tcBorders>
+              <w:top w:val="single" w:color="BFBFBF" w:sz="4"/>
+              <w:left w:val="single" w:color="BFBFBF" w:sz="4"/>
+              <w:bottom w:val="single" w:color="BFBFBF" w:sz="4"/>
+              <w:right w:val="single" w:color="BFBFBF" w:sz="4"/>
+            </w:tcBorders>
+            <w:tcMar>
+              <w:top w:type="dxa" w:w="60"/>
+              <w:left w:type="dxa" w:w="100"/>
+              <w:bottom w:type="dxa" w:w="60"/>
+              <w:right w:type="dxa" w:w="100"/>
+            </w:tcMar>
+          </w:tcPr>
+          <w:p>
+            <w:pPr>
+              <w:spacing w:after="0"/>
+            </w:pPr>
+            <w:r>
+              <w:rPr>
+                <w:rFonts w:ascii="Arial" w:cs="Arial" w:eastAsia="Arial" w:hAnsi="Arial"/>
+                <w:sz w:val="18"/>
+                <w:szCs w:val="18"/>
+              </w:rPr>
+              <w:t xml:space="preserve">пусто / Выиграли / Не выиграли / Отменён</w:t>
+            </w:r>
+          </w:p>
+        </w:tc>
+      </w:tr>
+      <w:tr>
+        <w:trPr>
+          <w:tblHeader w:val="false"/>
+        </w:trPr>
+        <w:tc>
+          <w:tcPr>
+            <w:tcW w:type="dxa" w:w="3061"/>
+            <w:tcBorders>
+              <w:top w:val="single" w:color="BFBFBF" w:sz="4"/>
+              <w:left w:val="single" w:color="BFBFBF" w:sz="4"/>
+              <w:bottom w:val="single" w:color="BFBFBF" w:sz="4"/>
+              <w:right w:val="single" w:color="BFBFBF" w:sz="4"/>
+            </w:tcBorders>
+            <w:tcMar>
+              <w:top w:type="dxa" w:w="60"/>
+              <w:left w:type="dxa" w:w="100"/>
+              <w:bottom w:type="dxa" w:w="60"/>
+              <w:right w:type="dxa" w:w="100"/>
+            </w:tcMar>
+          </w:tcPr>
+          <w:p>
+            <w:pPr>
+              <w:spacing w:after="0"/>
+            </w:pPr>
+            <w:r>
+              <w:rPr>
+                <w:rFonts w:ascii="Arial" w:cs="Arial" w:eastAsia="Arial" w:hAnsi="Arial"/>
+                <w:sz w:val="18"/>
+                <w:szCs w:val="18"/>
+              </w:rPr>
+              <w:t xml:space="preserve">contract_amount</w:t>
+            </w:r>
+          </w:p>
+        </w:tc>
+        <w:tc>
+          <w:tcPr>
+            <w:tcW w:type="dxa" w:w="6577"/>
+            <w:tcBorders>
+              <w:top w:val="single" w:color="BFBFBF" w:sz="4"/>
+              <w:left w:val="single" w:color="BFBFBF" w:sz="4"/>
+              <w:bottom w:val="single" w:color="BFBFBF" w:sz="4"/>
+              <w:right w:val="single" w:color="BFBFBF" w:sz="4"/>
+            </w:tcBorders>
+            <w:tcMar>
+              <w:top w:type="dxa" w:w="60"/>
+              <w:left w:type="dxa" w:w="100"/>
+              <w:bottom w:type="dxa" w:w="60"/>
+              <w:right w:type="dxa" w:w="100"/>
+            </w:tcMar>
+          </w:tcPr>
+          <w:p>
+            <w:pPr>
+              <w:spacing w:after="0"/>
+            </w:pPr>
+            <w:r>
+              <w:rPr>
+                <w:rFonts w:ascii="Arial" w:cs="Arial" w:eastAsia="Arial" w:hAnsi="Arial"/>
+                <w:sz w:val="18"/>
+                <w:szCs w:val="18"/>
+              </w:rPr>
+              <w:t xml:space="preserve">сумма договора по лоту — только при результате «Выиграли»</w:t>
+            </w:r>
+          </w:p>
+        </w:tc>
+      </w:tr>
+    </w:tbl>
+    <w:p>
+      <w:pPr>
+        <w:spacing w:after="120"/>
+      </w:pPr>
+    </w:p>
+    <w:p>
+      <w:pPr>
+        <w:pStyle w:val="Heading2"/>
+      </w:pPr>
+      <w:r>
+        <w:rPr>
+          <w:rFonts w:ascii="Arial" w:cs="Arial" w:eastAsia="Arial" w:hAnsi="Arial"/>
+        </w:rPr>
         <w:t xml:space="preserve">4.3. Прочие сущности</w:t>
       </w:r>
     </w:p>
@@ -15397,6 +16188,38 @@
           <w:rFonts w:ascii="Arial" w:cs="Arial" w:eastAsia="Arial" w:hAnsi="Arial"/>
         </w:rPr>
         <w:t xml:space="preserve">Удаление направления из тендера снимает участников этого направления (с подтверждением и записью в журнал).</w:t>
+      </w:r>
+    </w:p>
+    <w:p>
+      <w:pPr>
+        <w:pStyle w:val="ListParagraph"/>
+        <w:numPr>
+          <w:ilvl w:val="0"/>
+          <w:numId w:val="2"/>
+        </w:numPr>
+        <w:spacing w:after="60"/>
+      </w:pPr>
+      <w:r>
+        <w:rPr>
+          <w:rFonts w:ascii="Arial" w:cs="Arial" w:eastAsia="Arial" w:hAnsi="Arial"/>
+        </w:rPr>
+        <w:t xml:space="preserve">Лоты есть только у тендера с признаком «Многолотовый». Направления лотов автоматически добавляются в направления тендера.</w:t>
+      </w:r>
+    </w:p>
+    <w:p>
+      <w:pPr>
+        <w:pStyle w:val="ListParagraph"/>
+        <w:numPr>
+          <w:ilvl w:val="0"/>
+          <w:numId w:val="2"/>
+        </w:numPr>
+        <w:spacing w:after="60"/>
+      </w:pPr>
+      <w:r>
+        <w:rPr>
+          <w:rFonts w:ascii="Arial" w:cs="Arial" w:eastAsia="Arial" w:hAnsi="Arial"/>
+        </w:rPr>
+        <w:t xml:space="preserve">Статус тендера «Выиграли» ставится, если выигран хотя бы один лот; если не выигран ни один — итоговый статус тендера выбирается как обычно (например, «Отклонено»). Результат лотов статус тендера не меняет автоматически — его меняет пользователь.</w:t>
       </w:r>
     </w:p>
     <w:p>
@@ -22019,7 +22842,7 @@
         <w:rPr>
           <w:rFonts w:ascii="Arial" w:cs="Arial" w:eastAsia="Arial" w:hAnsi="Arial"/>
         </w:rPr>
-        <w:t xml:space="preserve">Фильтры: дедлайн до, источник, менеджер, направление, статус, только избранные; поиск по названию или заказчику.</w:t>
+        <w:t xml:space="preserve">У многолотового тендера рядом с названием — значок «Лоты: 2 из 3» (выиграно из всего); то же в Архиве.</w:t>
       </w:r>
     </w:p>
     <w:p>
@@ -22035,7 +22858,7 @@
         <w:rPr>
           <w:rFonts w:ascii="Arial" w:cs="Arial" w:eastAsia="Arial" w:hAnsi="Arial"/>
         </w:rPr>
-        <w:t xml:space="preserve">Сортировка по клику на заголовок, пагинация с выбором числа строк.</w:t>
+        <w:t xml:space="preserve">Фильтры: дедлайн до, источник, менеджер, направление, статус, только избранные; поиск по названию или заказчику.</w:t>
       </w:r>
     </w:p>
     <w:p>
@@ -22051,7 +22874,7 @@
         <w:rPr>
           <w:rFonts w:ascii="Arial" w:cs="Arial" w:eastAsia="Arial" w:hAnsi="Arial"/>
         </w:rPr>
-        <w:t xml:space="preserve">Ответственный, решение и причина отказа редактируются прямо в строке (кроме Наблюдателя); направления — только в карточке.</w:t>
+        <w:t xml:space="preserve">Сортировка по клику на заголовок, пагинация с выбором числа строк.</w:t>
       </w:r>
     </w:p>
     <w:p>
@@ -22067,7 +22890,7 @@
         <w:rPr>
           <w:rFonts w:ascii="Arial" w:cs="Arial" w:eastAsia="Arial" w:hAnsi="Arial"/>
         </w:rPr>
-        <w:t xml:space="preserve">Выгрузка в Excel — все строки по текущим фильтрам и сортировке.</w:t>
+        <w:t xml:space="preserve">Ответственный, решение и причина отказа редактируются прямо в строке (кроме Наблюдателя); направления — только в карточке.</w:t>
       </w:r>
     </w:p>
     <w:p>
@@ -22083,20 +22906,7 @@
         <w:rPr>
           <w:rFonts w:ascii="Arial" w:cs="Arial" w:eastAsia="Arial" w:hAnsi="Arial"/>
         </w:rPr>
-        <w:t xml:space="preserve">«Окончание сбора»: сегодня/завтра — дата и время, если время есть.</w:t>
-      </w:r>
-    </w:p>
-    <w:p>
-      <w:pPr>
-        <w:spacing w:after="120"/>
-      </w:pPr>
-      <w:r>
-        <w:rPr>
-          <w:rFonts w:ascii="Arial" w:cs="Arial" w:eastAsia="Arial" w:hAnsi="Arial"/>
-          <w:b/>
-          <w:bCs/>
-        </w:rPr>
-        <w:t xml:space="preserve">Новые.</w:t>
+        <w:t xml:space="preserve">Выгрузка в Excel — все строки по текущим фильтрам и сортировке.</w:t>
       </w:r>
     </w:p>
     <w:p>
@@ -22112,7 +22922,20 @@
         <w:rPr>
           <w:rFonts w:ascii="Arial" w:cs="Arial" w:eastAsia="Arial" w:hAnsi="Arial"/>
         </w:rPr>
-        <w:t xml:space="preserve">Карточки с раскрытием «Подробнее»; кнопка «Обновить» есть только здесь.</w:t>
+        <w:t xml:space="preserve">«Окончание сбора»: сегодня/завтра — дата и время, если время есть.</w:t>
+      </w:r>
+    </w:p>
+    <w:p>
+      <w:pPr>
+        <w:spacing w:after="120"/>
+      </w:pPr>
+      <w:r>
+        <w:rPr>
+          <w:rFonts w:ascii="Arial" w:cs="Arial" w:eastAsia="Arial" w:hAnsi="Arial"/>
+          <w:b/>
+          <w:bCs/>
+        </w:rPr>
+        <w:t xml:space="preserve">Новые.</w:t>
       </w:r>
     </w:p>
     <w:p>
@@ -22128,7 +22951,7 @@
         <w:rPr>
           <w:rFonts w:ascii="Arial" w:cs="Arial" w:eastAsia="Arial" w:hAnsi="Arial"/>
         </w:rPr>
-        <w:t xml:space="preserve">«Взять в работу»: направления (несколько) + ответственный (при нескольких направлениях — только менеджер отдела продаж) → «на рассмотрении».</w:t>
+        <w:t xml:space="preserve">Карточки с раскрытием «Подробнее»; кнопка «Обновить» есть только здесь.</w:t>
       </w:r>
     </w:p>
     <w:p>
@@ -22144,7 +22967,7 @@
         <w:rPr>
           <w:rFonts w:ascii="Arial" w:cs="Arial" w:eastAsia="Arial" w:hAnsi="Arial"/>
         </w:rPr>
-        <w:t xml:space="preserve">«Отказ»: причина (обязательно) + комментарий → Архив.</w:t>
+        <w:t xml:space="preserve">«Взять в работу»: направления (несколько) + ответственный (при нескольких направлениях — только менеджер отдела продаж) → «на рассмотрении».</w:t>
       </w:r>
     </w:p>
     <w:p>
@@ -22160,7 +22983,7 @@
         <w:rPr>
           <w:rFonts w:ascii="Arial" w:cs="Arial" w:eastAsia="Arial" w:hAnsi="Arial"/>
         </w:rPr>
-        <w:t xml:space="preserve">Редактирование карточки: название, заказчик, НМЦ и валюта, тип закупки, основание (обязательно, по умолчанию «не указано»), ссылки на источник и Checko, блок «Площадка», описание, контакты, отчёт нейронки и рекомендация ИИ, комментарий менеджера, документы закупки, признак консультации юриста, «Поставить задачу» [Решить: Jira], «Сгенерировать отчёт» (с подтверждением).</w:t>
+        <w:t xml:space="preserve">«Отказ»: причина (обязательно) + комментарий → Архив.</w:t>
       </w:r>
     </w:p>
     <w:p>
@@ -22176,20 +22999,7 @@
         <w:rPr>
           <w:rFonts w:ascii="Arial" w:cs="Arial" w:eastAsia="Arial" w:hAnsi="Arial"/>
         </w:rPr>
-        <w:t xml:space="preserve">Название некликабельно (действие — «Подробнее»).</w:t>
-      </w:r>
-    </w:p>
-    <w:p>
-      <w:pPr>
-        <w:spacing w:after="120"/>
-      </w:pPr>
-      <w:r>
-        <w:rPr>
-          <w:rFonts w:ascii="Arial" w:cs="Arial" w:eastAsia="Arial" w:hAnsi="Arial"/>
-          <w:b/>
-          <w:bCs/>
-        </w:rPr>
-        <w:t xml:space="preserve">Ожидают решения.</w:t>
+        <w:t xml:space="preserve">Редактирование карточки: название, заказчик, НМЦ и валюта, тип закупки, основание (обязательно, по умолчанию «не указано»), ссылки на источник и Checko, блок «Площадка», описание, контакты, отчёт нейронки и рекомендация ИИ, комментарий менеджера, документы закупки, признак консультации юриста, «Поставить задачу» [Решить: Jira], «Сгенерировать отчёт» (с подтверждением).</w:t>
       </w:r>
     </w:p>
     <w:p>
@@ -22205,7 +23015,20 @@
         <w:rPr>
           <w:rFonts w:ascii="Arial" w:cs="Arial" w:eastAsia="Arial" w:hAnsi="Arial"/>
         </w:rPr>
-        <w:t xml:space="preserve">Карточки; «Перейти в карточку ↗»; «Отказ» (причина) и «Участвовать» → В работе.</w:t>
+        <w:t xml:space="preserve">Название некликабельно (действие — «Подробнее»).</w:t>
+      </w:r>
+    </w:p>
+    <w:p>
+      <w:pPr>
+        <w:spacing w:after="120"/>
+      </w:pPr>
+      <w:r>
+        <w:rPr>
+          <w:rFonts w:ascii="Arial" w:cs="Arial" w:eastAsia="Arial" w:hAnsi="Arial"/>
+          <w:b/>
+          <w:bCs/>
+        </w:rPr>
+        <w:t xml:space="preserve">Ожидают решения.</w:t>
       </w:r>
     </w:p>
     <w:p>
@@ -22221,20 +23044,7 @@
         <w:rPr>
           <w:rFonts w:ascii="Arial" w:cs="Arial" w:eastAsia="Arial" w:hAnsi="Arial"/>
         </w:rPr>
-        <w:t xml:space="preserve">Быстрые фильтры: «Только мои», «Избранные».</w:t>
-      </w:r>
-    </w:p>
-    <w:p>
-      <w:pPr>
-        <w:spacing w:after="120"/>
-      </w:pPr>
-      <w:r>
-        <w:rPr>
-          <w:rFonts w:ascii="Arial" w:cs="Arial" w:eastAsia="Arial" w:hAnsi="Arial"/>
-          <w:b/>
-          <w:bCs/>
-        </w:rPr>
-        <w:t xml:space="preserve">В работе.</w:t>
+        <w:t xml:space="preserve">Карточки; «Перейти в карточку ↗»; «Отказ» (причина) и «Участвовать» → В работе.</w:t>
       </w:r>
     </w:p>
     <w:p>
@@ -22250,7 +23060,20 @@
         <w:rPr>
           <w:rFonts w:ascii="Arial" w:cs="Arial" w:eastAsia="Arial" w:hAnsi="Arial"/>
         </w:rPr>
-        <w:t xml:space="preserve">Карточки: статус-бейдж, «Создано», название (ссылка в карточку), заказчик, проверка Checko, Тендерплан ↗, отчёт ИИ, теги, НМЦ, срок подачи.</w:t>
+        <w:t xml:space="preserve">Быстрые фильтры: «Только мои», «Избранные».</w:t>
+      </w:r>
+    </w:p>
+    <w:p>
+      <w:pPr>
+        <w:spacing w:after="120"/>
+      </w:pPr>
+      <w:r>
+        <w:rPr>
+          <w:rFonts w:ascii="Arial" w:cs="Arial" w:eastAsia="Arial" w:hAnsi="Arial"/>
+          <w:b/>
+          <w:bCs/>
+        </w:rPr>
+        <w:t xml:space="preserve">В работе.</w:t>
       </w:r>
     </w:p>
     <w:p>
@@ -22266,7 +23089,7 @@
         <w:rPr>
           <w:rFonts w:ascii="Arial" w:cs="Arial" w:eastAsia="Arial" w:hAnsi="Arial"/>
         </w:rPr>
-        <w:t xml:space="preserve">Действия: «Подробнее» (раскрыть поля в списке), «Перейти в карточку ↗», «Изменить статус».</w:t>
+        <w:t xml:space="preserve">Карточки: статус-бейдж, «Создано», название (ссылка в карточку), заказчик, проверка Checko, Тендерплан ↗, отчёт ИИ, теги, НМЦ, срок подачи.</w:t>
       </w:r>
     </w:p>
     <w:p>
@@ -22282,20 +23105,7 @@
         <w:rPr>
           <w:rFonts w:ascii="Arial" w:cs="Arial" w:eastAsia="Arial" w:hAnsi="Arial"/>
         </w:rPr>
-        <w:t xml:space="preserve">Фильтры: дедлайн до, источник, менеджер, направление, «Только мои», только избранные, поиск.</w:t>
-      </w:r>
-    </w:p>
-    <w:p>
-      <w:pPr>
-        <w:spacing w:after="120"/>
-      </w:pPr>
-      <w:r>
-        <w:rPr>
-          <w:rFonts w:ascii="Arial" w:cs="Arial" w:eastAsia="Arial" w:hAnsi="Arial"/>
-          <w:b/>
-          <w:bCs/>
-        </w:rPr>
-        <w:t xml:space="preserve">Заявки.</w:t>
+        <w:t xml:space="preserve">Действия: «Подробнее» (раскрыть поля в списке), «Перейти в карточку ↗», «Изменить статус».</w:t>
       </w:r>
     </w:p>
     <w:p>
@@ -22311,7 +23121,20 @@
         <w:rPr>
           <w:rFonts w:ascii="Arial" w:cs="Arial" w:eastAsia="Arial" w:hAnsi="Arial"/>
         </w:rPr>
-        <w:t xml:space="preserve">Таблица: избранное, название, дата подачи, менеджер, площадка, дата ожидания ответа, статус ответа, «Изменить статус».</w:t>
+        <w:t xml:space="preserve">Фильтры: дедлайн до, источник, менеджер, направление, «Только мои», только избранные, поиск.</w:t>
+      </w:r>
+    </w:p>
+    <w:p>
+      <w:pPr>
+        <w:spacing w:after="120"/>
+      </w:pPr>
+      <w:r>
+        <w:rPr>
+          <w:rFonts w:ascii="Arial" w:cs="Arial" w:eastAsia="Arial" w:hAnsi="Arial"/>
+          <w:b/>
+          <w:bCs/>
+        </w:rPr>
+        <w:t xml:space="preserve">Заявки.</w:t>
       </w:r>
     </w:p>
     <w:p>
@@ -22327,20 +23150,7 @@
         <w:rPr>
           <w:rFonts w:ascii="Arial" w:cs="Arial" w:eastAsia="Arial" w:hAnsi="Arial"/>
         </w:rPr>
-        <w:t xml:space="preserve">Фильтры: источник, менеджер, направление, статус ответа, только избранные, поиск; переключатель периода и сводные цифры; выгрузка.</w:t>
-      </w:r>
-    </w:p>
-    <w:p>
-      <w:pPr>
-        <w:spacing w:after="120"/>
-      </w:pPr>
-      <w:r>
-        <w:rPr>
-          <w:rFonts w:ascii="Arial" w:cs="Arial" w:eastAsia="Arial" w:hAnsi="Arial"/>
-          <w:b/>
-          <w:bCs/>
-        </w:rPr>
-        <w:t xml:space="preserve">Архив.</w:t>
+        <w:t xml:space="preserve">Таблица: избранное, название, дата подачи, менеджер, площадка, дата ожидания ответа, статус ответа, «Изменить статус».</w:t>
       </w:r>
     </w:p>
     <w:p>
@@ -22356,7 +23166,20 @@
         <w:rPr>
           <w:rFonts w:ascii="Arial" w:cs="Arial" w:eastAsia="Arial" w:hAnsi="Arial"/>
         </w:rPr>
-        <w:t xml:space="preserve">Таблица только для чтения: избранное, ответственный, название, статус (фактический последний), заказчик, НМЦ, публикация, источник, отчёт, окончание сбора, отдел, решение, причина отказа, закрыто, действия.</w:t>
+        <w:t xml:space="preserve">Фильтры: источник, менеджер, направление, статус ответа, только избранные, поиск; переключатель периода и сводные цифры; выгрузка.</w:t>
+      </w:r>
+    </w:p>
+    <w:p>
+      <w:pPr>
+        <w:spacing w:after="120"/>
+      </w:pPr>
+      <w:r>
+        <w:rPr>
+          <w:rFonts w:ascii="Arial" w:cs="Arial" w:eastAsia="Arial" w:hAnsi="Arial"/>
+          <w:b/>
+          <w:bCs/>
+        </w:rPr>
+        <w:t xml:space="preserve">Архив.</w:t>
       </w:r>
     </w:p>
     <w:p>
@@ -22372,7 +23195,7 @@
         <w:rPr>
           <w:rFonts w:ascii="Arial" w:cs="Arial" w:eastAsia="Arial" w:hAnsi="Arial"/>
         </w:rPr>
-        <w:t xml:space="preserve">Сортировка по умолчанию — «Закрыто», сначала недавние; дата закрытия ставится автоматически при переходе в архивный статус и очищается при возврате.</w:t>
+        <w:t xml:space="preserve">Таблица только для чтения: избранное, ответственный, название, статус (фактический последний), заказчик, НМЦ, публикация, источник, отчёт, окончание сбора, отдел, решение, причина отказа, закрыто, действия.</w:t>
       </w:r>
     </w:p>
     <w:p>
@@ -22388,96 +23211,7 @@
         <w:rPr>
           <w:rFonts w:ascii="Arial" w:cs="Arial" w:eastAsia="Arial" w:hAnsi="Arial"/>
         </w:rPr>
-        <w:t xml:space="preserve">«Вернуть в работу» — Админ/Суперадмин (5.5).</w:t>
-      </w:r>
-    </w:p>
-    <w:p>
-      <w:pPr>
-        <w:spacing w:after="120"/>
-      </w:pPr>
-      <w:r>
-        <w:rPr>
-          <w:rFonts w:ascii="Arial" w:cs="Arial" w:eastAsia="Arial" w:hAnsi="Arial"/>
-          <w:b/>
-          <w:bCs/>
-        </w:rPr>
-        <w:t xml:space="preserve">Избранное.</w:t>
-      </w:r>
-      <w:r>
-        <w:rPr>
-          <w:rFonts w:ascii="Arial" w:cs="Arial" w:eastAsia="Arial" w:hAnsi="Arial"/>
-        </w:rPr>
-        <w:t xml:space="preserve"> Карточки как в «В работе» с фактическим этапом в углу; единственное действие — «Перейти в карточку ↗».</w:t>
-      </w:r>
-    </w:p>
-    <w:p>
-      <w:pPr>
-        <w:spacing w:after="120"/>
-      </w:pPr>
-      <w:r>
-        <w:rPr>
-          <w:rFonts w:ascii="Arial" w:cs="Arial" w:eastAsia="Arial" w:hAnsi="Arial"/>
-          <w:b/>
-          <w:bCs/>
-        </w:rPr>
-        <w:t xml:space="preserve">Календарь.</w:t>
-      </w:r>
-      <w:r>
-        <w:rPr>
-          <w:rFonts w:ascii="Arial" w:cs="Arial" w:eastAsia="Arial" w:hAnsi="Arial"/>
-        </w:rPr>
-        <w:t xml:space="preserve"> Сроки подачи, даты ожидания ответа, пункты чек-листа, задачи; режимы День/Неделя/Месяц, боковая панель со списком; пользователь видит свои события, Админ/Суперадмин — все [Решить: видимость для Руководителя отдела].</w:t>
-      </w:r>
-    </w:p>
-    <w:p>
-      <w:pPr>
-        <w:spacing w:after="120"/>
-      </w:pPr>
-      <w:r>
-        <w:rPr>
-          <w:rFonts w:ascii="Arial" w:cs="Arial" w:eastAsia="Arial" w:hAnsi="Arial"/>
-          <w:b/>
-          <w:bCs/>
-        </w:rPr>
-        <w:t xml:space="preserve">Профиль.</w:t>
-      </w:r>
-      <w:r>
-        <w:rPr>
-          <w:rFonts w:ascii="Arial" w:cs="Arial" w:eastAsia="Arial" w:hAnsi="Arial"/>
-        </w:rPr>
-        <w:t xml:space="preserve"> ФИО, логин, роли, направления; смена пароля; личная статистика; список тендеров пользователя; тема оформления.</w:t>
-      </w:r>
-    </w:p>
-    <w:p>
-      <w:pPr>
-        <w:spacing w:after="120"/>
-      </w:pPr>
-      <w:r>
-        <w:rPr>
-          <w:rFonts w:ascii="Arial" w:cs="Arial" w:eastAsia="Arial" w:hAnsi="Arial"/>
-          <w:b/>
-          <w:bCs/>
-        </w:rPr>
-        <w:t xml:space="preserve">Платежи.</w:t>
-      </w:r>
-      <w:r>
-        <w:rPr>
-          <w:rFonts w:ascii="Arial" w:cs="Arial" w:eastAsia="Arial" w:hAnsi="Arial"/>
-        </w:rPr>
-        <w:t xml:space="preserve"> Площадки: название, ссылка, тариф, дата следующего платежа, счёт и сумма обеспечения, комментарий. Смотрят все, редактируют Админ/Суперадмин.</w:t>
-      </w:r>
-    </w:p>
-    <w:p>
-      <w:pPr>
-        <w:spacing w:after="120"/>
-      </w:pPr>
-      <w:r>
-        <w:rPr>
-          <w:rFonts w:ascii="Arial" w:cs="Arial" w:eastAsia="Arial" w:hAnsi="Arial"/>
-          <w:b/>
-          <w:bCs/>
-        </w:rPr>
-        <w:t xml:space="preserve">Настройки.</w:t>
+        <w:t xml:space="preserve">Сортировка по умолчанию — «Закрыто», сначала недавние; дата закрытия ставится автоматически при переходе в архивный статус и очищается при возврате.</w:t>
       </w:r>
     </w:p>
     <w:p>
@@ -22493,7 +23227,96 @@
         <w:rPr>
           <w:rFonts w:ascii="Arial" w:cs="Arial" w:eastAsia="Arial" w:hAnsi="Arial"/>
         </w:rPr>
-        <w:t xml:space="preserve">«Справочники»: направления (с цветом), причины отказа, решения, этапы тендера, статусы с матрицей «статус → раздел», валюты, типы закупки, основания; добавление, переименование (с обновлением значений в тендерах и подтверждением числа затронутых записей), деактивация.</w:t>
+        <w:t xml:space="preserve">«Вернуть в работу» — Админ/Суперадмин (5.5).</w:t>
+      </w:r>
+    </w:p>
+    <w:p>
+      <w:pPr>
+        <w:spacing w:after="120"/>
+      </w:pPr>
+      <w:r>
+        <w:rPr>
+          <w:rFonts w:ascii="Arial" w:cs="Arial" w:eastAsia="Arial" w:hAnsi="Arial"/>
+          <w:b/>
+          <w:bCs/>
+        </w:rPr>
+        <w:t xml:space="preserve">Избранное.</w:t>
+      </w:r>
+      <w:r>
+        <w:rPr>
+          <w:rFonts w:ascii="Arial" w:cs="Arial" w:eastAsia="Arial" w:hAnsi="Arial"/>
+        </w:rPr>
+        <w:t xml:space="preserve"> Карточки как в «В работе» с фактическим этапом в углу; единственное действие — «Перейти в карточку ↗».</w:t>
+      </w:r>
+    </w:p>
+    <w:p>
+      <w:pPr>
+        <w:spacing w:after="120"/>
+      </w:pPr>
+      <w:r>
+        <w:rPr>
+          <w:rFonts w:ascii="Arial" w:cs="Arial" w:eastAsia="Arial" w:hAnsi="Arial"/>
+          <w:b/>
+          <w:bCs/>
+        </w:rPr>
+        <w:t xml:space="preserve">Календарь.</w:t>
+      </w:r>
+      <w:r>
+        <w:rPr>
+          <w:rFonts w:ascii="Arial" w:cs="Arial" w:eastAsia="Arial" w:hAnsi="Arial"/>
+        </w:rPr>
+        <w:t xml:space="preserve"> Сроки подачи, даты ожидания ответа, пункты чек-листа, задачи; режимы День/Неделя/Месяц, боковая панель со списком; пользователь видит свои события, Админ/Суперадмин — все [Решить: видимость для Руководителя отдела].</w:t>
+      </w:r>
+    </w:p>
+    <w:p>
+      <w:pPr>
+        <w:spacing w:after="120"/>
+      </w:pPr>
+      <w:r>
+        <w:rPr>
+          <w:rFonts w:ascii="Arial" w:cs="Arial" w:eastAsia="Arial" w:hAnsi="Arial"/>
+          <w:b/>
+          <w:bCs/>
+        </w:rPr>
+        <w:t xml:space="preserve">Профиль.</w:t>
+      </w:r>
+      <w:r>
+        <w:rPr>
+          <w:rFonts w:ascii="Arial" w:cs="Arial" w:eastAsia="Arial" w:hAnsi="Arial"/>
+        </w:rPr>
+        <w:t xml:space="preserve"> ФИО, логин, роли, направления; смена пароля; личная статистика; список тендеров пользователя; тема оформления.</w:t>
+      </w:r>
+    </w:p>
+    <w:p>
+      <w:pPr>
+        <w:spacing w:after="120"/>
+      </w:pPr>
+      <w:r>
+        <w:rPr>
+          <w:rFonts w:ascii="Arial" w:cs="Arial" w:eastAsia="Arial" w:hAnsi="Arial"/>
+          <w:b/>
+          <w:bCs/>
+        </w:rPr>
+        <w:t xml:space="preserve">Платежи.</w:t>
+      </w:r>
+      <w:r>
+        <w:rPr>
+          <w:rFonts w:ascii="Arial" w:cs="Arial" w:eastAsia="Arial" w:hAnsi="Arial"/>
+        </w:rPr>
+        <w:t xml:space="preserve"> Площадки: название, ссылка, тариф, дата следующего платежа, счёт и сумма обеспечения, комментарий. Смотрят все, редактируют Админ/Суперадмин.</w:t>
+      </w:r>
+    </w:p>
+    <w:p>
+      <w:pPr>
+        <w:spacing w:after="120"/>
+      </w:pPr>
+      <w:r>
+        <w:rPr>
+          <w:rFonts w:ascii="Arial" w:cs="Arial" w:eastAsia="Arial" w:hAnsi="Arial"/>
+          <w:b/>
+          <w:bCs/>
+        </w:rPr>
+        <w:t xml:space="preserve">Настройки.</w:t>
       </w:r>
     </w:p>
     <w:p>
@@ -22509,7 +23332,7 @@
         <w:rPr>
           <w:rFonts w:ascii="Arial" w:cs="Arial" w:eastAsia="Arial" w:hAnsi="Arial"/>
         </w:rPr>
-        <w:t xml:space="preserve">«Пользователи»: список, добавление, деактивация, новый временный пароль, редактирование (Суперадмин).</w:t>
+        <w:t xml:space="preserve">«Справочники»: направления (с цветом), причины отказа, решения, этапы тендера, статусы с матрицей «статус → раздел», валюты, типы закупки, основания; добавление, переименование (с обновлением значений в тендерах и подтверждением числа затронутых записей), деактивация.</w:t>
       </w:r>
     </w:p>
     <w:p>
@@ -22525,7 +23348,7 @@
         <w:rPr>
           <w:rFonts w:ascii="Arial" w:cs="Arial" w:eastAsia="Arial" w:hAnsi="Arial"/>
         </w:rPr>
-        <w:t xml:space="preserve">«Роли и доступы»: матрица прав (Суперадмин).</w:t>
+        <w:t xml:space="preserve">«Пользователи»: список, добавление, деактивация, новый временный пароль, редактирование (Суперадмин).</w:t>
       </w:r>
     </w:p>
     <w:p>
@@ -22541,7 +23364,7 @@
         <w:rPr>
           <w:rFonts w:ascii="Arial" w:cs="Arial" w:eastAsia="Arial" w:hAnsi="Arial"/>
         </w:rPr>
-        <w:t xml:space="preserve">«Общие» (Суперадмин): часовой пояс по умолчанию для показа и ввода времени — по устройству пользователя или по Москве (см. раздел 12).</w:t>
+        <w:t xml:space="preserve">«Роли и доступы»: матрица прав (Суперадмин).</w:t>
       </w:r>
     </w:p>
     <w:p>
@@ -22557,18 +23380,7 @@
         <w:rPr>
           <w:rFonts w:ascii="Arial" w:cs="Arial" w:eastAsia="Arial" w:hAnsi="Arial"/>
         </w:rPr>
-        <w:t xml:space="preserve">«Автоматизация»: доступы к площадкам (логин, пароль, вход по ЭЦП), соответствие ключевых фраз отчёта ИИ пунктам чек-листа.</w:t>
-      </w:r>
-    </w:p>
-    <w:p>
-      <w:pPr>
-        <w:pStyle w:val="Heading2"/>
-      </w:pPr>
-      <w:r>
-        <w:rPr>
-          <w:rFonts w:ascii="Arial" w:cs="Arial" w:eastAsia="Arial" w:hAnsi="Arial"/>
-        </w:rPr>
-        <w:t xml:space="preserve">6.3. Карточка тендера</w:t>
+        <w:t xml:space="preserve">«Общие» (Суперадмин): часовой пояс по умолчанию для показа и ввода времени — по устройству пользователя или по Москве (см. раздел 12).</w:t>
       </w:r>
     </w:p>
     <w:p>
@@ -22583,6 +23395,33 @@
       <w:r>
         <w:rPr>
           <w:rFonts w:ascii="Arial" w:cs="Arial" w:eastAsia="Arial" w:hAnsi="Arial"/>
+        </w:rPr>
+        <w:t xml:space="preserve">«Автоматизация»: доступы к площадкам (логин, пароль, вход по ЭЦП), соответствие ключевых фраз отчёта ИИ пунктам чек-листа.</w:t>
+      </w:r>
+    </w:p>
+    <w:p>
+      <w:pPr>
+        <w:pStyle w:val="Heading2"/>
+      </w:pPr>
+      <w:r>
+        <w:rPr>
+          <w:rFonts w:ascii="Arial" w:cs="Arial" w:eastAsia="Arial" w:hAnsi="Arial"/>
+        </w:rPr>
+        <w:t xml:space="preserve">6.3. Карточка тендера</w:t>
+      </w:r>
+    </w:p>
+    <w:p>
+      <w:pPr>
+        <w:pStyle w:val="ListParagraph"/>
+        <w:numPr>
+          <w:ilvl w:val="0"/>
+          <w:numId w:val="2"/>
+        </w:numPr>
+        <w:spacing w:after="60"/>
+      </w:pPr>
+      <w:r>
+        <w:rPr>
+          <w:rFonts w:ascii="Arial" w:cs="Arial" w:eastAsia="Arial" w:hAnsi="Arial"/>
           <w:b/>
           <w:bCs/>
         </w:rPr>
@@ -22593,6 +23432,30 @@
           <w:rFonts w:ascii="Arial" w:cs="Arial" w:eastAsia="Arial" w:hAnsi="Arial"/>
         </w:rPr>
         <w:t xml:space="preserve"> название (индикатор риска), заказчик (проверка Checko), НМЦ, теги этапа тендера и этапа процесса, статус с кнопкой «Изменить», срок подачи (редактирование — по правам 3.3, с уведомлением участникам), готовность к подаче %, направления (пастельные теги), технические теги закупки.</w:t>
+      </w:r>
+    </w:p>
+    <w:p>
+      <w:pPr>
+        <w:pStyle w:val="ListParagraph"/>
+        <w:numPr>
+          <w:ilvl w:val="0"/>
+          <w:numId w:val="2"/>
+        </w:numPr>
+        <w:spacing w:after="60"/>
+      </w:pPr>
+      <w:r>
+        <w:rPr>
+          <w:rFonts w:ascii="Arial" w:cs="Arial" w:eastAsia="Arial" w:hAnsi="Arial"/>
+          <w:b/>
+          <w:bCs/>
+        </w:rPr>
+        <w:t xml:space="preserve">Многолотовый тендер:</w:t>
+      </w:r>
+      <w:r>
+        <w:rPr>
+          <w:rFonts w:ascii="Arial" w:cs="Arial" w:eastAsia="Arial" w:hAnsi="Arial"/>
+        </w:rPr>
+        <w:t xml:space="preserve"> в шапке под НМЦ — отметка «Многолотовый» (меняют Суперадмин, Админ, Менеджер, ответственный; у Наблюдателя — только просмотр). При отметке во вкладке «Обзор» появляется блок «Лоты»: таблица «Лот · Направление · НМЦ лота · Результат · Сумма договора» и итог «выиграно N из M»; редактирование через карандаш — добавить/удалить лот, выбрать направление и результат, сумма договора вводится только у выигранного лота. Сохранение пишет в журнал событие «Лоты обновлены: всего N, выиграно M, сумма договоров …». Строка «Сумма договора» в шапке у такого тендера считается по лотам и вручную не правится.</w:t>
       </w:r>
     </w:p>
     <w:p>
@@ -23421,6 +24284,37 @@
     </w:p>
     <w:p>
       <w:pPr>
+        <w:spacing w:after="120"/>
+      </w:pPr>
+      <w:r>
+        <w:rPr>
+          <w:rFonts w:ascii="Arial" w:cs="Arial" w:eastAsia="Arial" w:hAnsi="Arial"/>
+          <w:b/>
+          <w:bCs/>
+        </w:rPr>
+        <w:t xml:space="preserve">Выигрыши считаются по дате итога</w:t>
+      </w:r>
+      <w:r>
+        <w:rPr>
+          <w:rFonts w:ascii="Arial" w:cs="Arial" w:eastAsia="Arial" w:hAnsi="Arial"/>
+        </w:rPr>
+        <w:t xml:space="preserve"> (</w:t>
+      </w:r>
+      <w:r>
+        <w:rPr>
+          <w:rFonts w:ascii="Consolas" w:cs="Consolas" w:eastAsia="Consolas" w:hAnsi="Consolas"/>
+        </w:rPr>
+        <w:t xml:space="preserve">result_date</w:t>
+      </w:r>
+      <w:r>
+        <w:rPr>
+          <w:rFonts w:ascii="Arial" w:cs="Arial" w:eastAsia="Arial" w:hAnsi="Arial"/>
+        </w:rPr>
+        <w:t xml:space="preserve">), а не по дате создания тендера: тендер, выигранный 09.07, попадает в июль, даже если создан в июне. Дата итога проставляется автоматически, когда пользователь ставит итоговый статус, и меняется при возврате из Архива. У перенесённых данных даты побед взяты из примечаний листа «статистика»: 14.05, 15.05, 22.06 и 09.07.</w:t>
+      </w:r>
+    </w:p>
+    <w:p>
+      <w:pPr>
         <w:pStyle w:val="Heading2"/>
       </w:pPr>
       <w:r>
@@ -23577,7 +24471,7 @@
                 <w:sz w:val="18"/>
                 <w:szCs w:val="18"/>
               </w:rPr>
-              <w:t xml:space="preserve">Новых получено (по дате создания), В работе сейчас (текущее), Подано всего с разбивкой «первично · переторжки», Выиграно (кол-во и сумма НМЦ)</w:t>
+              <w:t xml:space="preserve">Новых получено (по дате создания), В работе сейчас (текущее), Подано всего с разбивкой «первично · переторжки», Выиграно по дате итога (кол-во и сумма договоров)</w:t>
             </w:r>
           </w:p>
         </w:tc>
@@ -23847,6 +24741,44 @@
       <w:pPr>
         <w:spacing w:after="120"/>
       </w:pPr>
+    </w:p>
+    <w:p>
+      <w:pPr>
+        <w:pStyle w:val="ListParagraph"/>
+        <w:numPr>
+          <w:ilvl w:val="0"/>
+          <w:numId w:val="2"/>
+        </w:numPr>
+        <w:spacing w:after="60"/>
+      </w:pPr>
+      <w:r>
+        <w:rPr>
+          <w:rFonts w:ascii="Arial" w:cs="Arial" w:eastAsia="Arial" w:hAnsi="Arial"/>
+          <w:b/>
+          <w:bCs/>
+        </w:rPr>
+        <w:t xml:space="preserve">Многолотовые тендеры</w:t>
+      </w:r>
+      <w:r>
+        <w:rPr>
+          <w:rFonts w:ascii="Arial" w:cs="Arial" w:eastAsia="Arial" w:hAnsi="Arial"/>
+        </w:rPr>
+        <w:t xml:space="preserve"> (решено 18.09.2026): победа считается как </w:t>
+      </w:r>
+      <w:r>
+        <w:rPr>
+          <w:rFonts w:ascii="Arial" w:cs="Arial" w:eastAsia="Arial" w:hAnsi="Arial"/>
+          <w:b/>
+          <w:bCs/>
+        </w:rPr>
+        <w:t xml:space="preserve">1 тендер</w:t>
+      </w:r>
+      <w:r>
+        <w:rPr>
+          <w:rFonts w:ascii="Arial" w:cs="Arial" w:eastAsia="Arial" w:hAnsi="Arial"/>
+        </w:rPr>
+        <w:t xml:space="preserve">, даже если выиграно несколько лотов; «Выиграно на сумму» — сумма договоров выигранных лотов; в «По направлениям → Выиграли» учитываются только направления выигранных лотов (сумма направления — договоры его лотов); в списке выигранных — «лоты: 2 из 3». Подачи считаются как у обычного тендера — одна подача на все лоты.</w:t>
+      </w:r>
     </w:p>
     <w:p>
       <w:pPr>
@@ -30441,6 +31373,22 @@
           <w:rFonts w:ascii="Arial" w:cs="Arial" w:eastAsia="Arial" w:hAnsi="Arial"/>
         </w:rPr>
         <w:t xml:space="preserve">Дано: тендер подан 10.03 и отклонён 20.03. Когда: период «март». Тогда: первичная подача учтена.</w:t>
+      </w:r>
+    </w:p>
+    <w:p>
+      <w:pPr>
+        <w:pStyle w:val="ListParagraph"/>
+        <w:numPr>
+          <w:ilvl w:val="0"/>
+          <w:numId w:val="2"/>
+        </w:numPr>
+        <w:spacing w:after="60"/>
+      </w:pPr>
+      <w:r>
+        <w:rPr>
+          <w:rFonts w:ascii="Arial" w:cs="Arial" w:eastAsia="Arial" w:hAnsi="Arial"/>
+        </w:rPr>
+        <w:t xml:space="preserve">Дано: тендер создан 24.06, подан 01.07, выигран 09.07. Когда: период 01.07–30.09. Тогда: в «Выиграно» он учтён (по дате итога), в «Новых получено» — нет (создан раньше периода).</w:t>
       </w:r>
     </w:p>
     <w:p>

--- a/Требования/ТЗ — Тендерный сервис.docx
+++ b/Требования/ТЗ — Тендерный сервис.docx
@@ -95,7 +95,7 @@
                 <w:sz w:val="18"/>
                 <w:szCs w:val="18"/>
               </w:rPr>
-              <w:t xml:space="preserve">0.4 — черновик для согласования (добавлены многолотовые тендеры)</w:t>
+              <w:t xml:space="preserve">0.5 — черновик для согласования (актуализировано по макетам 18.09.2026: дашборд, сумма договора, лоты, правка закрытых этапов, пользователи, поиск)</w:t>
             </w:r>
           </w:p>
         </w:tc>
@@ -8235,6 +8235,651 @@
                 <w:sz w:val="18"/>
                 <w:szCs w:val="18"/>
               </w:rPr>
+              <w:t xml:space="preserve">Исправить завершённый этап (в т.ч. в Архиве)</w:t>
+            </w:r>
+          </w:p>
+        </w:tc>
+        <w:tc>
+          <w:tcPr>
+            <w:tcW w:type="dxa" w:w="1342"/>
+            <w:tcBorders>
+              <w:top w:val="single" w:color="BFBFBF" w:sz="4"/>
+              <w:left w:val="single" w:color="BFBFBF" w:sz="4"/>
+              <w:bottom w:val="single" w:color="BFBFBF" w:sz="4"/>
+              <w:right w:val="single" w:color="BFBFBF" w:sz="4"/>
+            </w:tcBorders>
+            <w:tcMar>
+              <w:top w:type="dxa" w:w="60"/>
+              <w:left w:type="dxa" w:w="100"/>
+              <w:bottom w:type="dxa" w:w="60"/>
+              <w:right w:type="dxa" w:w="100"/>
+            </w:tcMar>
+          </w:tcPr>
+          <w:p>
+            <w:pPr>
+              <w:spacing w:after="0"/>
+            </w:pPr>
+            <w:r>
+              <w:rPr>
+                <w:rFonts w:ascii="Arial" w:cs="Arial" w:eastAsia="Arial" w:hAnsi="Arial"/>
+                <w:sz w:val="18"/>
+                <w:szCs w:val="18"/>
+              </w:rPr>
+              <w:t xml:space="preserve">✅</w:t>
+            </w:r>
+          </w:p>
+        </w:tc>
+        <w:tc>
+          <w:tcPr>
+            <w:tcW w:type="dxa" w:w="1098"/>
+            <w:tcBorders>
+              <w:top w:val="single" w:color="BFBFBF" w:sz="4"/>
+              <w:left w:val="single" w:color="BFBFBF" w:sz="4"/>
+              <w:bottom w:val="single" w:color="BFBFBF" w:sz="4"/>
+              <w:right w:val="single" w:color="BFBFBF" w:sz="4"/>
+            </w:tcBorders>
+            <w:tcMar>
+              <w:top w:type="dxa" w:w="60"/>
+              <w:left w:type="dxa" w:w="100"/>
+              <w:bottom w:type="dxa" w:w="60"/>
+              <w:right w:type="dxa" w:w="100"/>
+            </w:tcMar>
+          </w:tcPr>
+          <w:p>
+            <w:pPr>
+              <w:spacing w:after="0"/>
+            </w:pPr>
+            <w:r>
+              <w:rPr>
+                <w:rFonts w:ascii="Arial" w:cs="Arial" w:eastAsia="Arial" w:hAnsi="Arial"/>
+                <w:sz w:val="18"/>
+                <w:szCs w:val="18"/>
+              </w:rPr>
+              <w:t xml:space="preserve">❌</w:t>
+            </w:r>
+          </w:p>
+        </w:tc>
+        <w:tc>
+          <w:tcPr>
+            <w:tcW w:type="dxa" w:w="976"/>
+            <w:tcBorders>
+              <w:top w:val="single" w:color="BFBFBF" w:sz="4"/>
+              <w:left w:val="single" w:color="BFBFBF" w:sz="4"/>
+              <w:bottom w:val="single" w:color="BFBFBF" w:sz="4"/>
+              <w:right w:val="single" w:color="BFBFBF" w:sz="4"/>
+            </w:tcBorders>
+            <w:tcMar>
+              <w:top w:type="dxa" w:w="60"/>
+              <w:left w:type="dxa" w:w="100"/>
+              <w:bottom w:type="dxa" w:w="60"/>
+              <w:right w:type="dxa" w:w="100"/>
+            </w:tcMar>
+          </w:tcPr>
+          <w:p>
+            <w:pPr>
+              <w:spacing w:after="0"/>
+            </w:pPr>
+            <w:r>
+              <w:rPr>
+                <w:rFonts w:ascii="Arial" w:cs="Arial" w:eastAsia="Arial" w:hAnsi="Arial"/>
+                <w:sz w:val="18"/>
+                <w:szCs w:val="18"/>
+              </w:rPr>
+              <w:t xml:space="preserve">❌</w:t>
+            </w:r>
+          </w:p>
+        </w:tc>
+        <w:tc>
+          <w:tcPr>
+            <w:tcW w:type="dxa" w:w="1138"/>
+            <w:tcBorders>
+              <w:top w:val="single" w:color="BFBFBF" w:sz="4"/>
+              <w:left w:val="single" w:color="BFBFBF" w:sz="4"/>
+              <w:bottom w:val="single" w:color="BFBFBF" w:sz="4"/>
+              <w:right w:val="single" w:color="BFBFBF" w:sz="4"/>
+            </w:tcBorders>
+            <w:tcMar>
+              <w:top w:type="dxa" w:w="60"/>
+              <w:left w:type="dxa" w:w="100"/>
+              <w:bottom w:type="dxa" w:w="60"/>
+              <w:right w:type="dxa" w:w="100"/>
+            </w:tcMar>
+          </w:tcPr>
+          <w:p>
+            <w:pPr>
+              <w:spacing w:after="0"/>
+            </w:pPr>
+            <w:r>
+              <w:rPr>
+                <w:rFonts w:ascii="Arial" w:cs="Arial" w:eastAsia="Arial" w:hAnsi="Arial"/>
+                <w:sz w:val="18"/>
+                <w:szCs w:val="18"/>
+              </w:rPr>
+              <w:t xml:space="preserve">❌</w:t>
+            </w:r>
+          </w:p>
+        </w:tc>
+        <w:tc>
+          <w:tcPr>
+            <w:tcW w:type="dxa" w:w="1504"/>
+            <w:tcBorders>
+              <w:top w:val="single" w:color="BFBFBF" w:sz="4"/>
+              <w:left w:val="single" w:color="BFBFBF" w:sz="4"/>
+              <w:bottom w:val="single" w:color="BFBFBF" w:sz="4"/>
+              <w:right w:val="single" w:color="BFBFBF" w:sz="4"/>
+            </w:tcBorders>
+            <w:tcMar>
+              <w:top w:type="dxa" w:w="60"/>
+              <w:left w:type="dxa" w:w="100"/>
+              <w:bottom w:type="dxa" w:w="60"/>
+              <w:right w:type="dxa" w:w="100"/>
+            </w:tcMar>
+          </w:tcPr>
+          <w:p>
+            <w:pPr>
+              <w:spacing w:after="0"/>
+            </w:pPr>
+            <w:r>
+              <w:rPr>
+                <w:rFonts w:ascii="Arial" w:cs="Arial" w:eastAsia="Arial" w:hAnsi="Arial"/>
+                <w:sz w:val="18"/>
+                <w:szCs w:val="18"/>
+              </w:rPr>
+              <w:t xml:space="preserve">❌</w:t>
+            </w:r>
+          </w:p>
+        </w:tc>
+        <w:tc>
+          <w:tcPr>
+            <w:tcW w:type="dxa" w:w="1140"/>
+            <w:tcBorders>
+              <w:top w:val="single" w:color="BFBFBF" w:sz="4"/>
+              <w:left w:val="single" w:color="BFBFBF" w:sz="4"/>
+              <w:bottom w:val="single" w:color="BFBFBF" w:sz="4"/>
+              <w:right w:val="single" w:color="BFBFBF" w:sz="4"/>
+            </w:tcBorders>
+            <w:tcMar>
+              <w:top w:type="dxa" w:w="60"/>
+              <w:left w:type="dxa" w:w="100"/>
+              <w:bottom w:type="dxa" w:w="60"/>
+              <w:right w:type="dxa" w:w="100"/>
+            </w:tcMar>
+          </w:tcPr>
+          <w:p>
+            <w:pPr>
+              <w:spacing w:after="0"/>
+            </w:pPr>
+            <w:r>
+              <w:rPr>
+                <w:rFonts w:ascii="Arial" w:cs="Arial" w:eastAsia="Arial" w:hAnsi="Arial"/>
+                <w:sz w:val="18"/>
+                <w:szCs w:val="18"/>
+              </w:rPr>
+              <w:t xml:space="preserve">❌</w:t>
+            </w:r>
+          </w:p>
+        </w:tc>
+      </w:tr>
+      <w:tr>
+        <w:trPr>
+          <w:tblHeader w:val="false"/>
+        </w:trPr>
+        <w:tc>
+          <w:tcPr>
+            <w:tcW w:type="dxa" w:w="2440"/>
+            <w:tcBorders>
+              <w:top w:val="single" w:color="BFBFBF" w:sz="4"/>
+              <w:left w:val="single" w:color="BFBFBF" w:sz="4"/>
+              <w:bottom w:val="single" w:color="BFBFBF" w:sz="4"/>
+              <w:right w:val="single" w:color="BFBFBF" w:sz="4"/>
+            </w:tcBorders>
+            <w:tcMar>
+              <w:top w:type="dxa" w:w="60"/>
+              <w:left w:type="dxa" w:w="100"/>
+              <w:bottom w:type="dxa" w:w="60"/>
+              <w:right w:type="dxa" w:w="100"/>
+            </w:tcMar>
+          </w:tcPr>
+          <w:p>
+            <w:pPr>
+              <w:spacing w:after="0"/>
+            </w:pPr>
+            <w:r>
+              <w:rPr>
+                <w:rFonts w:ascii="Arial" w:cs="Arial" w:eastAsia="Arial" w:hAnsi="Arial"/>
+                <w:sz w:val="18"/>
+                <w:szCs w:val="18"/>
+              </w:rPr>
+              <w:t xml:space="preserve">Сумма договора выигранного тендера</w:t>
+            </w:r>
+          </w:p>
+        </w:tc>
+        <w:tc>
+          <w:tcPr>
+            <w:tcW w:type="dxa" w:w="1342"/>
+            <w:tcBorders>
+              <w:top w:val="single" w:color="BFBFBF" w:sz="4"/>
+              <w:left w:val="single" w:color="BFBFBF" w:sz="4"/>
+              <w:bottom w:val="single" w:color="BFBFBF" w:sz="4"/>
+              <w:right w:val="single" w:color="BFBFBF" w:sz="4"/>
+            </w:tcBorders>
+            <w:tcMar>
+              <w:top w:type="dxa" w:w="60"/>
+              <w:left w:type="dxa" w:w="100"/>
+              <w:bottom w:type="dxa" w:w="60"/>
+              <w:right w:type="dxa" w:w="100"/>
+            </w:tcMar>
+          </w:tcPr>
+          <w:p>
+            <w:pPr>
+              <w:spacing w:after="0"/>
+            </w:pPr>
+            <w:r>
+              <w:rPr>
+                <w:rFonts w:ascii="Arial" w:cs="Arial" w:eastAsia="Arial" w:hAnsi="Arial"/>
+                <w:sz w:val="18"/>
+                <w:szCs w:val="18"/>
+              </w:rPr>
+              <w:t xml:space="preserve">✅</w:t>
+            </w:r>
+          </w:p>
+        </w:tc>
+        <w:tc>
+          <w:tcPr>
+            <w:tcW w:type="dxa" w:w="1098"/>
+            <w:tcBorders>
+              <w:top w:val="single" w:color="BFBFBF" w:sz="4"/>
+              <w:left w:val="single" w:color="BFBFBF" w:sz="4"/>
+              <w:bottom w:val="single" w:color="BFBFBF" w:sz="4"/>
+              <w:right w:val="single" w:color="BFBFBF" w:sz="4"/>
+            </w:tcBorders>
+            <w:tcMar>
+              <w:top w:type="dxa" w:w="60"/>
+              <w:left w:type="dxa" w:w="100"/>
+              <w:bottom w:type="dxa" w:w="60"/>
+              <w:right w:type="dxa" w:w="100"/>
+            </w:tcMar>
+          </w:tcPr>
+          <w:p>
+            <w:pPr>
+              <w:spacing w:after="0"/>
+            </w:pPr>
+            <w:r>
+              <w:rPr>
+                <w:rFonts w:ascii="Arial" w:cs="Arial" w:eastAsia="Arial" w:hAnsi="Arial"/>
+                <w:sz w:val="18"/>
+                <w:szCs w:val="18"/>
+              </w:rPr>
+              <w:t xml:space="preserve">✅</w:t>
+            </w:r>
+          </w:p>
+        </w:tc>
+        <w:tc>
+          <w:tcPr>
+            <w:tcW w:type="dxa" w:w="976"/>
+            <w:tcBorders>
+              <w:top w:val="single" w:color="BFBFBF" w:sz="4"/>
+              <w:left w:val="single" w:color="BFBFBF" w:sz="4"/>
+              <w:bottom w:val="single" w:color="BFBFBF" w:sz="4"/>
+              <w:right w:val="single" w:color="BFBFBF" w:sz="4"/>
+            </w:tcBorders>
+            <w:tcMar>
+              <w:top w:type="dxa" w:w="60"/>
+              <w:left w:type="dxa" w:w="100"/>
+              <w:bottom w:type="dxa" w:w="60"/>
+              <w:right w:type="dxa" w:w="100"/>
+            </w:tcMar>
+          </w:tcPr>
+          <w:p>
+            <w:pPr>
+              <w:spacing w:after="0"/>
+            </w:pPr>
+            <w:r>
+              <w:rPr>
+                <w:rFonts w:ascii="Arial" w:cs="Arial" w:eastAsia="Arial" w:hAnsi="Arial"/>
+                <w:sz w:val="18"/>
+                <w:szCs w:val="18"/>
+              </w:rPr>
+              <w:t xml:space="preserve">❌</w:t>
+            </w:r>
+          </w:p>
+        </w:tc>
+        <w:tc>
+          <w:tcPr>
+            <w:tcW w:type="dxa" w:w="1138"/>
+            <w:tcBorders>
+              <w:top w:val="single" w:color="BFBFBF" w:sz="4"/>
+              <w:left w:val="single" w:color="BFBFBF" w:sz="4"/>
+              <w:bottom w:val="single" w:color="BFBFBF" w:sz="4"/>
+              <w:right w:val="single" w:color="BFBFBF" w:sz="4"/>
+            </w:tcBorders>
+            <w:tcMar>
+              <w:top w:type="dxa" w:w="60"/>
+              <w:left w:type="dxa" w:w="100"/>
+              <w:bottom w:type="dxa" w:w="60"/>
+              <w:right w:type="dxa" w:w="100"/>
+            </w:tcMar>
+          </w:tcPr>
+          <w:p>
+            <w:pPr>
+              <w:spacing w:after="0"/>
+            </w:pPr>
+            <w:r>
+              <w:rPr>
+                <w:rFonts w:ascii="Arial" w:cs="Arial" w:eastAsia="Arial" w:hAnsi="Arial"/>
+                <w:sz w:val="18"/>
+                <w:szCs w:val="18"/>
+              </w:rPr>
+              <w:t xml:space="preserve">✅ если ответственный</w:t>
+            </w:r>
+          </w:p>
+        </w:tc>
+        <w:tc>
+          <w:tcPr>
+            <w:tcW w:type="dxa" w:w="1504"/>
+            <w:tcBorders>
+              <w:top w:val="single" w:color="BFBFBF" w:sz="4"/>
+              <w:left w:val="single" w:color="BFBFBF" w:sz="4"/>
+              <w:bottom w:val="single" w:color="BFBFBF" w:sz="4"/>
+              <w:right w:val="single" w:color="BFBFBF" w:sz="4"/>
+            </w:tcBorders>
+            <w:tcMar>
+              <w:top w:type="dxa" w:w="60"/>
+              <w:left w:type="dxa" w:w="100"/>
+              <w:bottom w:type="dxa" w:w="60"/>
+              <w:right w:type="dxa" w:w="100"/>
+            </w:tcMar>
+          </w:tcPr>
+          <w:p>
+            <w:pPr>
+              <w:spacing w:after="0"/>
+            </w:pPr>
+            <w:r>
+              <w:rPr>
+                <w:rFonts w:ascii="Arial" w:cs="Arial" w:eastAsia="Arial" w:hAnsi="Arial"/>
+                <w:sz w:val="18"/>
+                <w:szCs w:val="18"/>
+              </w:rPr>
+              <w:t xml:space="preserve">✅ если ответственный</w:t>
+            </w:r>
+          </w:p>
+        </w:tc>
+        <w:tc>
+          <w:tcPr>
+            <w:tcW w:type="dxa" w:w="1140"/>
+            <w:tcBorders>
+              <w:top w:val="single" w:color="BFBFBF" w:sz="4"/>
+              <w:left w:val="single" w:color="BFBFBF" w:sz="4"/>
+              <w:bottom w:val="single" w:color="BFBFBF" w:sz="4"/>
+              <w:right w:val="single" w:color="BFBFBF" w:sz="4"/>
+            </w:tcBorders>
+            <w:tcMar>
+              <w:top w:type="dxa" w:w="60"/>
+              <w:left w:type="dxa" w:w="100"/>
+              <w:bottom w:type="dxa" w:w="60"/>
+              <w:right w:type="dxa" w:w="100"/>
+            </w:tcMar>
+          </w:tcPr>
+          <w:p>
+            <w:pPr>
+              <w:spacing w:after="0"/>
+            </w:pPr>
+            <w:r>
+              <w:rPr>
+                <w:rFonts w:ascii="Arial" w:cs="Arial" w:eastAsia="Arial" w:hAnsi="Arial"/>
+                <w:sz w:val="18"/>
+                <w:szCs w:val="18"/>
+              </w:rPr>
+              <w:t xml:space="preserve">✅ если ответственный</w:t>
+            </w:r>
+          </w:p>
+        </w:tc>
+      </w:tr>
+      <w:tr>
+        <w:trPr>
+          <w:tblHeader w:val="false"/>
+        </w:trPr>
+        <w:tc>
+          <w:tcPr>
+            <w:tcW w:type="dxa" w:w="2440"/>
+            <w:tcBorders>
+              <w:top w:val="single" w:color="BFBFBF" w:sz="4"/>
+              <w:left w:val="single" w:color="BFBFBF" w:sz="4"/>
+              <w:bottom w:val="single" w:color="BFBFBF" w:sz="4"/>
+              <w:right w:val="single" w:color="BFBFBF" w:sz="4"/>
+            </w:tcBorders>
+            <w:tcMar>
+              <w:top w:type="dxa" w:w="60"/>
+              <w:left w:type="dxa" w:w="100"/>
+              <w:bottom w:type="dxa" w:w="60"/>
+              <w:right w:type="dxa" w:w="100"/>
+            </w:tcMar>
+          </w:tcPr>
+          <w:p>
+            <w:pPr>
+              <w:spacing w:after="0"/>
+            </w:pPr>
+            <w:r>
+              <w:rPr>
+                <w:rFonts w:ascii="Arial" w:cs="Arial" w:eastAsia="Arial" w:hAnsi="Arial"/>
+                <w:sz w:val="18"/>
+                <w:szCs w:val="18"/>
+              </w:rPr>
+              <w:t xml:space="preserve">Отметка «Многолотовый» и лоты</w:t>
+            </w:r>
+          </w:p>
+        </w:tc>
+        <w:tc>
+          <w:tcPr>
+            <w:tcW w:type="dxa" w:w="1342"/>
+            <w:tcBorders>
+              <w:top w:val="single" w:color="BFBFBF" w:sz="4"/>
+              <w:left w:val="single" w:color="BFBFBF" w:sz="4"/>
+              <w:bottom w:val="single" w:color="BFBFBF" w:sz="4"/>
+              <w:right w:val="single" w:color="BFBFBF" w:sz="4"/>
+            </w:tcBorders>
+            <w:tcMar>
+              <w:top w:type="dxa" w:w="60"/>
+              <w:left w:type="dxa" w:w="100"/>
+              <w:bottom w:type="dxa" w:w="60"/>
+              <w:right w:type="dxa" w:w="100"/>
+            </w:tcMar>
+          </w:tcPr>
+          <w:p>
+            <w:pPr>
+              <w:spacing w:after="0"/>
+            </w:pPr>
+            <w:r>
+              <w:rPr>
+                <w:rFonts w:ascii="Arial" w:cs="Arial" w:eastAsia="Arial" w:hAnsi="Arial"/>
+                <w:sz w:val="18"/>
+                <w:szCs w:val="18"/>
+              </w:rPr>
+              <w:t xml:space="preserve">✅</w:t>
+            </w:r>
+          </w:p>
+        </w:tc>
+        <w:tc>
+          <w:tcPr>
+            <w:tcW w:type="dxa" w:w="1098"/>
+            <w:tcBorders>
+              <w:top w:val="single" w:color="BFBFBF" w:sz="4"/>
+              <w:left w:val="single" w:color="BFBFBF" w:sz="4"/>
+              <w:bottom w:val="single" w:color="BFBFBF" w:sz="4"/>
+              <w:right w:val="single" w:color="BFBFBF" w:sz="4"/>
+            </w:tcBorders>
+            <w:tcMar>
+              <w:top w:type="dxa" w:w="60"/>
+              <w:left w:type="dxa" w:w="100"/>
+              <w:bottom w:type="dxa" w:w="60"/>
+              <w:right w:type="dxa" w:w="100"/>
+            </w:tcMar>
+          </w:tcPr>
+          <w:p>
+            <w:pPr>
+              <w:spacing w:after="0"/>
+            </w:pPr>
+            <w:r>
+              <w:rPr>
+                <w:rFonts w:ascii="Arial" w:cs="Arial" w:eastAsia="Arial" w:hAnsi="Arial"/>
+                <w:sz w:val="18"/>
+                <w:szCs w:val="18"/>
+              </w:rPr>
+              <w:t xml:space="preserve">✅</w:t>
+            </w:r>
+          </w:p>
+        </w:tc>
+        <w:tc>
+          <w:tcPr>
+            <w:tcW w:type="dxa" w:w="976"/>
+            <w:tcBorders>
+              <w:top w:val="single" w:color="BFBFBF" w:sz="4"/>
+              <w:left w:val="single" w:color="BFBFBF" w:sz="4"/>
+              <w:bottom w:val="single" w:color="BFBFBF" w:sz="4"/>
+              <w:right w:val="single" w:color="BFBFBF" w:sz="4"/>
+            </w:tcBorders>
+            <w:tcMar>
+              <w:top w:type="dxa" w:w="60"/>
+              <w:left w:type="dxa" w:w="100"/>
+              <w:bottom w:type="dxa" w:w="60"/>
+              <w:right w:type="dxa" w:w="100"/>
+            </w:tcMar>
+          </w:tcPr>
+          <w:p>
+            <w:pPr>
+              <w:spacing w:after="0"/>
+            </w:pPr>
+            <w:r>
+              <w:rPr>
+                <w:rFonts w:ascii="Arial" w:cs="Arial" w:eastAsia="Arial" w:hAnsi="Arial"/>
+                <w:sz w:val="18"/>
+                <w:szCs w:val="18"/>
+              </w:rPr>
+              <w:t xml:space="preserve">❌</w:t>
+            </w:r>
+          </w:p>
+        </w:tc>
+        <w:tc>
+          <w:tcPr>
+            <w:tcW w:type="dxa" w:w="1138"/>
+            <w:tcBorders>
+              <w:top w:val="single" w:color="BFBFBF" w:sz="4"/>
+              <w:left w:val="single" w:color="BFBFBF" w:sz="4"/>
+              <w:bottom w:val="single" w:color="BFBFBF" w:sz="4"/>
+              <w:right w:val="single" w:color="BFBFBF" w:sz="4"/>
+            </w:tcBorders>
+            <w:tcMar>
+              <w:top w:type="dxa" w:w="60"/>
+              <w:left w:type="dxa" w:w="100"/>
+              <w:bottom w:type="dxa" w:w="60"/>
+              <w:right w:type="dxa" w:w="100"/>
+            </w:tcMar>
+          </w:tcPr>
+          <w:p>
+            <w:pPr>
+              <w:spacing w:after="0"/>
+            </w:pPr>
+            <w:r>
+              <w:rPr>
+                <w:rFonts w:ascii="Arial" w:cs="Arial" w:eastAsia="Arial" w:hAnsi="Arial"/>
+                <w:sz w:val="18"/>
+                <w:szCs w:val="18"/>
+              </w:rPr>
+              <w:t xml:space="preserve">✅</w:t>
+            </w:r>
+          </w:p>
+        </w:tc>
+        <w:tc>
+          <w:tcPr>
+            <w:tcW w:type="dxa" w:w="1504"/>
+            <w:tcBorders>
+              <w:top w:val="single" w:color="BFBFBF" w:sz="4"/>
+              <w:left w:val="single" w:color="BFBFBF" w:sz="4"/>
+              <w:bottom w:val="single" w:color="BFBFBF" w:sz="4"/>
+              <w:right w:val="single" w:color="BFBFBF" w:sz="4"/>
+            </w:tcBorders>
+            <w:tcMar>
+              <w:top w:type="dxa" w:w="60"/>
+              <w:left w:type="dxa" w:w="100"/>
+              <w:bottom w:type="dxa" w:w="60"/>
+              <w:right w:type="dxa" w:w="100"/>
+            </w:tcMar>
+          </w:tcPr>
+          <w:p>
+            <w:pPr>
+              <w:spacing w:after="0"/>
+            </w:pPr>
+            <w:r>
+              <w:rPr>
+                <w:rFonts w:ascii="Arial" w:cs="Arial" w:eastAsia="Arial" w:hAnsi="Arial"/>
+                <w:sz w:val="18"/>
+                <w:szCs w:val="18"/>
+              </w:rPr>
+              <w:t xml:space="preserve">✅ если ответственный</w:t>
+            </w:r>
+          </w:p>
+        </w:tc>
+        <w:tc>
+          <w:tcPr>
+            <w:tcW w:type="dxa" w:w="1140"/>
+            <w:tcBorders>
+              <w:top w:val="single" w:color="BFBFBF" w:sz="4"/>
+              <w:left w:val="single" w:color="BFBFBF" w:sz="4"/>
+              <w:bottom w:val="single" w:color="BFBFBF" w:sz="4"/>
+              <w:right w:val="single" w:color="BFBFBF" w:sz="4"/>
+            </w:tcBorders>
+            <w:tcMar>
+              <w:top w:type="dxa" w:w="60"/>
+              <w:left w:type="dxa" w:w="100"/>
+              <w:bottom w:type="dxa" w:w="60"/>
+              <w:right w:type="dxa" w:w="100"/>
+            </w:tcMar>
+          </w:tcPr>
+          <w:p>
+            <w:pPr>
+              <w:spacing w:after="0"/>
+            </w:pPr>
+            <w:r>
+              <w:rPr>
+                <w:rFonts w:ascii="Arial" w:cs="Arial" w:eastAsia="Arial" w:hAnsi="Arial"/>
+                <w:sz w:val="18"/>
+                <w:szCs w:val="18"/>
+              </w:rPr>
+              <w:t xml:space="preserve">✅ если ответственный</w:t>
+            </w:r>
+          </w:p>
+        </w:tc>
+      </w:tr>
+      <w:tr>
+        <w:trPr>
+          <w:tblHeader w:val="false"/>
+        </w:trPr>
+        <w:tc>
+          <w:tcPr>
+            <w:tcW w:type="dxa" w:w="2440"/>
+            <w:tcBorders>
+              <w:top w:val="single" w:color="BFBFBF" w:sz="4"/>
+              <w:left w:val="single" w:color="BFBFBF" w:sz="4"/>
+              <w:bottom w:val="single" w:color="BFBFBF" w:sz="4"/>
+              <w:right w:val="single" w:color="BFBFBF" w:sz="4"/>
+            </w:tcBorders>
+            <w:tcMar>
+              <w:top w:type="dxa" w:w="60"/>
+              <w:left w:type="dxa" w:w="100"/>
+              <w:bottom w:type="dxa" w:w="60"/>
+              <w:right w:type="dxa" w:w="100"/>
+            </w:tcMar>
+          </w:tcPr>
+          <w:p>
+            <w:pPr>
+              <w:spacing w:after="0"/>
+            </w:pPr>
+            <w:r>
+              <w:rPr>
+                <w:rFonts w:ascii="Arial" w:cs="Arial" w:eastAsia="Arial" w:hAnsi="Arial"/>
+                <w:sz w:val="18"/>
+                <w:szCs w:val="18"/>
+              </w:rPr>
               <w:t xml:space="preserve">Вернуть тендер из Архива</w:t>
             </w:r>
           </w:p>
@@ -11091,6 +11736,1569 @@
         </w:rPr>
         <w:t xml:space="preserve">3.4. Пользователи</w:t>
       </w:r>
+    </w:p>
+    <w:p>
+      <w:pPr>
+        <w:spacing w:after="120"/>
+      </w:pPr>
+      <w:r>
+        <w:rPr>
+          <w:rFonts w:ascii="Arial" w:cs="Arial" w:eastAsia="Arial" w:hAnsi="Arial"/>
+        </w:rPr>
+        <w:t xml:space="preserve">Стартовый состав (утверждён 18.09.2026, заводится при запуске):</w:t>
+      </w:r>
+    </w:p>
+    <w:tbl>
+      <w:tblPr>
+        <w:tblW w:type="dxa" w:w="9638"/>
+        <w:tblBorders>
+          <w:top w:val="single" w:color="auto" w:sz="4"/>
+          <w:left w:val="single" w:color="auto" w:sz="4"/>
+          <w:bottom w:val="single" w:color="auto" w:sz="4"/>
+          <w:right w:val="single" w:color="auto" w:sz="4"/>
+          <w:insideH w:val="single" w:color="auto" w:sz="4"/>
+          <w:insideV w:val="single" w:color="auto" w:sz="4"/>
+        </w:tblBorders>
+      </w:tblPr>
+      <w:tblGrid>
+        <w:gridCol w:w="3166"/>
+        <w:gridCol w:w="3166"/>
+        <w:gridCol w:w="3306"/>
+      </w:tblGrid>
+      <w:tr>
+        <w:trPr>
+          <w:tblHeader/>
+        </w:trPr>
+        <w:tc>
+          <w:tcPr>
+            <w:tcW w:type="dxa" w:w="3166"/>
+            <w:tcBorders>
+              <w:top w:val="single" w:color="BFBFBF" w:sz="4"/>
+              <w:left w:val="single" w:color="BFBFBF" w:sz="4"/>
+              <w:bottom w:val="single" w:color="BFBFBF" w:sz="4"/>
+              <w:right w:val="single" w:color="BFBFBF" w:sz="4"/>
+            </w:tcBorders>
+            <w:shd w:fill="F2E6EA" w:color="auto" w:val="clear"/>
+            <w:tcMar>
+              <w:top w:type="dxa" w:w="60"/>
+              <w:left w:type="dxa" w:w="100"/>
+              <w:bottom w:type="dxa" w:w="60"/>
+              <w:right w:type="dxa" w:w="100"/>
+            </w:tcMar>
+          </w:tcPr>
+          <w:p>
+            <w:pPr>
+              <w:spacing w:after="0"/>
+            </w:pPr>
+            <w:r>
+              <w:rPr>
+                <w:rFonts w:ascii="Arial" w:cs="Arial" w:eastAsia="Arial" w:hAnsi="Arial"/>
+                <w:b/>
+                <w:bCs/>
+                <w:sz w:val="18"/>
+                <w:szCs w:val="18"/>
+              </w:rPr>
+              <w:t xml:space="preserve">Сотрудник</w:t>
+            </w:r>
+          </w:p>
+        </w:tc>
+        <w:tc>
+          <w:tcPr>
+            <w:tcW w:type="dxa" w:w="3166"/>
+            <w:tcBorders>
+              <w:top w:val="single" w:color="BFBFBF" w:sz="4"/>
+              <w:left w:val="single" w:color="BFBFBF" w:sz="4"/>
+              <w:bottom w:val="single" w:color="BFBFBF" w:sz="4"/>
+              <w:right w:val="single" w:color="BFBFBF" w:sz="4"/>
+            </w:tcBorders>
+            <w:shd w:fill="F2E6EA" w:color="auto" w:val="clear"/>
+            <w:tcMar>
+              <w:top w:type="dxa" w:w="60"/>
+              <w:left w:type="dxa" w:w="100"/>
+              <w:bottom w:type="dxa" w:w="60"/>
+              <w:right w:type="dxa" w:w="100"/>
+            </w:tcMar>
+          </w:tcPr>
+          <w:p>
+            <w:pPr>
+              <w:spacing w:after="0"/>
+            </w:pPr>
+            <w:r>
+              <w:rPr>
+                <w:rFonts w:ascii="Arial" w:cs="Arial" w:eastAsia="Arial" w:hAnsi="Arial"/>
+                <w:b/>
+                <w:bCs/>
+                <w:sz w:val="18"/>
+                <w:szCs w:val="18"/>
+              </w:rPr>
+              <w:t xml:space="preserve">Роль</w:t>
+            </w:r>
+          </w:p>
+        </w:tc>
+        <w:tc>
+          <w:tcPr>
+            <w:tcW w:type="dxa" w:w="3306"/>
+            <w:tcBorders>
+              <w:top w:val="single" w:color="BFBFBF" w:sz="4"/>
+              <w:left w:val="single" w:color="BFBFBF" w:sz="4"/>
+              <w:bottom w:val="single" w:color="BFBFBF" w:sz="4"/>
+              <w:right w:val="single" w:color="BFBFBF" w:sz="4"/>
+            </w:tcBorders>
+            <w:shd w:fill="F2E6EA" w:color="auto" w:val="clear"/>
+            <w:tcMar>
+              <w:top w:type="dxa" w:w="60"/>
+              <w:left w:type="dxa" w:w="100"/>
+              <w:bottom w:type="dxa" w:w="60"/>
+              <w:right w:type="dxa" w:w="100"/>
+            </w:tcMar>
+          </w:tcPr>
+          <w:p>
+            <w:pPr>
+              <w:spacing w:after="0"/>
+            </w:pPr>
+            <w:r>
+              <w:rPr>
+                <w:rFonts w:ascii="Arial" w:cs="Arial" w:eastAsia="Arial" w:hAnsi="Arial"/>
+                <w:b/>
+                <w:bCs/>
+                <w:sz w:val="18"/>
+                <w:szCs w:val="18"/>
+              </w:rPr>
+              <w:t xml:space="preserve">Направления</w:t>
+            </w:r>
+          </w:p>
+        </w:tc>
+      </w:tr>
+      <w:tr>
+        <w:trPr>
+          <w:tblHeader w:val="false"/>
+        </w:trPr>
+        <w:tc>
+          <w:tcPr>
+            <w:tcW w:type="dxa" w:w="3166"/>
+            <w:tcBorders>
+              <w:top w:val="single" w:color="BFBFBF" w:sz="4"/>
+              <w:left w:val="single" w:color="BFBFBF" w:sz="4"/>
+              <w:bottom w:val="single" w:color="BFBFBF" w:sz="4"/>
+              <w:right w:val="single" w:color="BFBFBF" w:sz="4"/>
+            </w:tcBorders>
+            <w:tcMar>
+              <w:top w:type="dxa" w:w="60"/>
+              <w:left w:type="dxa" w:w="100"/>
+              <w:bottom w:type="dxa" w:w="60"/>
+              <w:right w:type="dxa" w:w="100"/>
+            </w:tcMar>
+          </w:tcPr>
+          <w:p>
+            <w:pPr>
+              <w:spacing w:after="0"/>
+            </w:pPr>
+            <w:r>
+              <w:rPr>
+                <w:rFonts w:ascii="Arial" w:cs="Arial" w:eastAsia="Arial" w:hAnsi="Arial"/>
+                <w:sz w:val="18"/>
+                <w:szCs w:val="18"/>
+              </w:rPr>
+              <w:t xml:space="preserve">Оксана Денисенко</w:t>
+            </w:r>
+          </w:p>
+        </w:tc>
+        <w:tc>
+          <w:tcPr>
+            <w:tcW w:type="dxa" w:w="3166"/>
+            <w:tcBorders>
+              <w:top w:val="single" w:color="BFBFBF" w:sz="4"/>
+              <w:left w:val="single" w:color="BFBFBF" w:sz="4"/>
+              <w:bottom w:val="single" w:color="BFBFBF" w:sz="4"/>
+              <w:right w:val="single" w:color="BFBFBF" w:sz="4"/>
+            </w:tcBorders>
+            <w:tcMar>
+              <w:top w:type="dxa" w:w="60"/>
+              <w:left w:type="dxa" w:w="100"/>
+              <w:bottom w:type="dxa" w:w="60"/>
+              <w:right w:type="dxa" w:w="100"/>
+            </w:tcMar>
+          </w:tcPr>
+          <w:p>
+            <w:pPr>
+              <w:spacing w:after="0"/>
+            </w:pPr>
+            <w:r>
+              <w:rPr>
+                <w:rFonts w:ascii="Arial" w:cs="Arial" w:eastAsia="Arial" w:hAnsi="Arial"/>
+                <w:sz w:val="18"/>
+                <w:szCs w:val="18"/>
+              </w:rPr>
+              <w:t xml:space="preserve">Суперадмин</w:t>
+            </w:r>
+          </w:p>
+        </w:tc>
+        <w:tc>
+          <w:tcPr>
+            <w:tcW w:type="dxa" w:w="3306"/>
+            <w:tcBorders>
+              <w:top w:val="single" w:color="BFBFBF" w:sz="4"/>
+              <w:left w:val="single" w:color="BFBFBF" w:sz="4"/>
+              <w:bottom w:val="single" w:color="BFBFBF" w:sz="4"/>
+              <w:right w:val="single" w:color="BFBFBF" w:sz="4"/>
+            </w:tcBorders>
+            <w:tcMar>
+              <w:top w:type="dxa" w:w="60"/>
+              <w:left w:type="dxa" w:w="100"/>
+              <w:bottom w:type="dxa" w:w="60"/>
+              <w:right w:type="dxa" w:w="100"/>
+            </w:tcMar>
+          </w:tcPr>
+          <w:p>
+            <w:pPr>
+              <w:spacing w:after="0"/>
+            </w:pPr>
+            <w:r>
+              <w:rPr>
+                <w:rFonts w:ascii="Arial" w:cs="Arial" w:eastAsia="Arial" w:hAnsi="Arial"/>
+                <w:sz w:val="18"/>
+                <w:szCs w:val="18"/>
+              </w:rPr>
+              <w:t xml:space="preserve">все</w:t>
+            </w:r>
+          </w:p>
+        </w:tc>
+      </w:tr>
+      <w:tr>
+        <w:trPr>
+          <w:tblHeader w:val="false"/>
+        </w:trPr>
+        <w:tc>
+          <w:tcPr>
+            <w:tcW w:type="dxa" w:w="3166"/>
+            <w:tcBorders>
+              <w:top w:val="single" w:color="BFBFBF" w:sz="4"/>
+              <w:left w:val="single" w:color="BFBFBF" w:sz="4"/>
+              <w:bottom w:val="single" w:color="BFBFBF" w:sz="4"/>
+              <w:right w:val="single" w:color="BFBFBF" w:sz="4"/>
+            </w:tcBorders>
+            <w:tcMar>
+              <w:top w:type="dxa" w:w="60"/>
+              <w:left w:type="dxa" w:w="100"/>
+              <w:bottom w:type="dxa" w:w="60"/>
+              <w:right w:type="dxa" w:w="100"/>
+            </w:tcMar>
+          </w:tcPr>
+          <w:p>
+            <w:pPr>
+              <w:spacing w:after="0"/>
+            </w:pPr>
+            <w:r>
+              <w:rPr>
+                <w:rFonts w:ascii="Arial" w:cs="Arial" w:eastAsia="Arial" w:hAnsi="Arial"/>
+                <w:sz w:val="18"/>
+                <w:szCs w:val="18"/>
+              </w:rPr>
+              <w:t xml:space="preserve">Никита Долинин</w:t>
+            </w:r>
+          </w:p>
+        </w:tc>
+        <w:tc>
+          <w:tcPr>
+            <w:tcW w:type="dxa" w:w="3166"/>
+            <w:tcBorders>
+              <w:top w:val="single" w:color="BFBFBF" w:sz="4"/>
+              <w:left w:val="single" w:color="BFBFBF" w:sz="4"/>
+              <w:bottom w:val="single" w:color="BFBFBF" w:sz="4"/>
+              <w:right w:val="single" w:color="BFBFBF" w:sz="4"/>
+            </w:tcBorders>
+            <w:tcMar>
+              <w:top w:type="dxa" w:w="60"/>
+              <w:left w:type="dxa" w:w="100"/>
+              <w:bottom w:type="dxa" w:w="60"/>
+              <w:right w:type="dxa" w:w="100"/>
+            </w:tcMar>
+          </w:tcPr>
+          <w:p>
+            <w:pPr>
+              <w:spacing w:after="0"/>
+            </w:pPr>
+            <w:r>
+              <w:rPr>
+                <w:rFonts w:ascii="Arial" w:cs="Arial" w:eastAsia="Arial" w:hAnsi="Arial"/>
+                <w:sz w:val="18"/>
+                <w:szCs w:val="18"/>
+              </w:rPr>
+              <w:t xml:space="preserve">Админ</w:t>
+            </w:r>
+          </w:p>
+        </w:tc>
+        <w:tc>
+          <w:tcPr>
+            <w:tcW w:type="dxa" w:w="3306"/>
+            <w:tcBorders>
+              <w:top w:val="single" w:color="BFBFBF" w:sz="4"/>
+              <w:left w:val="single" w:color="BFBFBF" w:sz="4"/>
+              <w:bottom w:val="single" w:color="BFBFBF" w:sz="4"/>
+              <w:right w:val="single" w:color="BFBFBF" w:sz="4"/>
+            </w:tcBorders>
+            <w:tcMar>
+              <w:top w:type="dxa" w:w="60"/>
+              <w:left w:type="dxa" w:w="100"/>
+              <w:bottom w:type="dxa" w:w="60"/>
+              <w:right w:type="dxa" w:w="100"/>
+            </w:tcMar>
+          </w:tcPr>
+          <w:p>
+            <w:pPr>
+              <w:spacing w:after="0"/>
+            </w:pPr>
+            <w:r>
+              <w:rPr>
+                <w:rFonts w:ascii="Arial" w:cs="Arial" w:eastAsia="Arial" w:hAnsi="Arial"/>
+                <w:sz w:val="18"/>
+                <w:szCs w:val="18"/>
+              </w:rPr>
+              <w:t xml:space="preserve">все</w:t>
+            </w:r>
+          </w:p>
+        </w:tc>
+      </w:tr>
+      <w:tr>
+        <w:trPr>
+          <w:tblHeader w:val="false"/>
+        </w:trPr>
+        <w:tc>
+          <w:tcPr>
+            <w:tcW w:type="dxa" w:w="3166"/>
+            <w:tcBorders>
+              <w:top w:val="single" w:color="BFBFBF" w:sz="4"/>
+              <w:left w:val="single" w:color="BFBFBF" w:sz="4"/>
+              <w:bottom w:val="single" w:color="BFBFBF" w:sz="4"/>
+              <w:right w:val="single" w:color="BFBFBF" w:sz="4"/>
+            </w:tcBorders>
+            <w:tcMar>
+              <w:top w:type="dxa" w:w="60"/>
+              <w:left w:type="dxa" w:w="100"/>
+              <w:bottom w:type="dxa" w:w="60"/>
+              <w:right w:type="dxa" w:w="100"/>
+            </w:tcMar>
+          </w:tcPr>
+          <w:p>
+            <w:pPr>
+              <w:spacing w:after="0"/>
+            </w:pPr>
+            <w:r>
+              <w:rPr>
+                <w:rFonts w:ascii="Arial" w:cs="Arial" w:eastAsia="Arial" w:hAnsi="Arial"/>
+                <w:sz w:val="18"/>
+                <w:szCs w:val="18"/>
+              </w:rPr>
+              <w:t xml:space="preserve">Андрей Полковников</w:t>
+            </w:r>
+          </w:p>
+        </w:tc>
+        <w:tc>
+          <w:tcPr>
+            <w:tcW w:type="dxa" w:w="3166"/>
+            <w:tcBorders>
+              <w:top w:val="single" w:color="BFBFBF" w:sz="4"/>
+              <w:left w:val="single" w:color="BFBFBF" w:sz="4"/>
+              <w:bottom w:val="single" w:color="BFBFBF" w:sz="4"/>
+              <w:right w:val="single" w:color="BFBFBF" w:sz="4"/>
+            </w:tcBorders>
+            <w:tcMar>
+              <w:top w:type="dxa" w:w="60"/>
+              <w:left w:type="dxa" w:w="100"/>
+              <w:bottom w:type="dxa" w:w="60"/>
+              <w:right w:type="dxa" w:w="100"/>
+            </w:tcMar>
+          </w:tcPr>
+          <w:p>
+            <w:pPr>
+              <w:spacing w:after="0"/>
+            </w:pPr>
+            <w:r>
+              <w:rPr>
+                <w:rFonts w:ascii="Arial" w:cs="Arial" w:eastAsia="Arial" w:hAnsi="Arial"/>
+                <w:sz w:val="18"/>
+                <w:szCs w:val="18"/>
+              </w:rPr>
+              <w:t xml:space="preserve">Руководитель отдела</w:t>
+            </w:r>
+          </w:p>
+        </w:tc>
+        <w:tc>
+          <w:tcPr>
+            <w:tcW w:type="dxa" w:w="3306"/>
+            <w:tcBorders>
+              <w:top w:val="single" w:color="BFBFBF" w:sz="4"/>
+              <w:left w:val="single" w:color="BFBFBF" w:sz="4"/>
+              <w:bottom w:val="single" w:color="BFBFBF" w:sz="4"/>
+              <w:right w:val="single" w:color="BFBFBF" w:sz="4"/>
+            </w:tcBorders>
+            <w:tcMar>
+              <w:top w:type="dxa" w:w="60"/>
+              <w:left w:type="dxa" w:w="100"/>
+              <w:bottom w:type="dxa" w:w="60"/>
+              <w:right w:type="dxa" w:w="100"/>
+            </w:tcMar>
+          </w:tcPr>
+          <w:p>
+            <w:pPr>
+              <w:spacing w:after="0"/>
+            </w:pPr>
+            <w:r>
+              <w:rPr>
+                <w:rFonts w:ascii="Arial" w:cs="Arial" w:eastAsia="Arial" w:hAnsi="Arial"/>
+                <w:sz w:val="18"/>
+                <w:szCs w:val="18"/>
+              </w:rPr>
+              <w:t xml:space="preserve">Продвижение</w:t>
+            </w:r>
+          </w:p>
+        </w:tc>
+      </w:tr>
+      <w:tr>
+        <w:trPr>
+          <w:tblHeader w:val="false"/>
+        </w:trPr>
+        <w:tc>
+          <w:tcPr>
+            <w:tcW w:type="dxa" w:w="3166"/>
+            <w:tcBorders>
+              <w:top w:val="single" w:color="BFBFBF" w:sz="4"/>
+              <w:left w:val="single" w:color="BFBFBF" w:sz="4"/>
+              <w:bottom w:val="single" w:color="BFBFBF" w:sz="4"/>
+              <w:right w:val="single" w:color="BFBFBF" w:sz="4"/>
+            </w:tcBorders>
+            <w:tcMar>
+              <w:top w:type="dxa" w:w="60"/>
+              <w:left w:type="dxa" w:w="100"/>
+              <w:bottom w:type="dxa" w:w="60"/>
+              <w:right w:type="dxa" w:w="100"/>
+            </w:tcMar>
+          </w:tcPr>
+          <w:p>
+            <w:pPr>
+              <w:spacing w:after="0"/>
+            </w:pPr>
+            <w:r>
+              <w:rPr>
+                <w:rFonts w:ascii="Arial" w:cs="Arial" w:eastAsia="Arial" w:hAnsi="Arial"/>
+                <w:sz w:val="18"/>
+                <w:szCs w:val="18"/>
+              </w:rPr>
+              <w:t xml:space="preserve">Дарья Щетинина</w:t>
+            </w:r>
+          </w:p>
+        </w:tc>
+        <w:tc>
+          <w:tcPr>
+            <w:tcW w:type="dxa" w:w="3166"/>
+            <w:tcBorders>
+              <w:top w:val="single" w:color="BFBFBF" w:sz="4"/>
+              <w:left w:val="single" w:color="BFBFBF" w:sz="4"/>
+              <w:bottom w:val="single" w:color="BFBFBF" w:sz="4"/>
+              <w:right w:val="single" w:color="BFBFBF" w:sz="4"/>
+            </w:tcBorders>
+            <w:tcMar>
+              <w:top w:type="dxa" w:w="60"/>
+              <w:left w:type="dxa" w:w="100"/>
+              <w:bottom w:type="dxa" w:w="60"/>
+              <w:right w:type="dxa" w:w="100"/>
+            </w:tcMar>
+          </w:tcPr>
+          <w:p>
+            <w:pPr>
+              <w:spacing w:after="0"/>
+            </w:pPr>
+            <w:r>
+              <w:rPr>
+                <w:rFonts w:ascii="Arial" w:cs="Arial" w:eastAsia="Arial" w:hAnsi="Arial"/>
+                <w:sz w:val="18"/>
+                <w:szCs w:val="18"/>
+              </w:rPr>
+              <w:t xml:space="preserve">Руководитель отдела</w:t>
+            </w:r>
+          </w:p>
+        </w:tc>
+        <w:tc>
+          <w:tcPr>
+            <w:tcW w:type="dxa" w:w="3306"/>
+            <w:tcBorders>
+              <w:top w:val="single" w:color="BFBFBF" w:sz="4"/>
+              <w:left w:val="single" w:color="BFBFBF" w:sz="4"/>
+              <w:bottom w:val="single" w:color="BFBFBF" w:sz="4"/>
+              <w:right w:val="single" w:color="BFBFBF" w:sz="4"/>
+            </w:tcBorders>
+            <w:tcMar>
+              <w:top w:type="dxa" w:w="60"/>
+              <w:left w:type="dxa" w:w="100"/>
+              <w:bottom w:type="dxa" w:w="60"/>
+              <w:right w:type="dxa" w:w="100"/>
+            </w:tcMar>
+          </w:tcPr>
+          <w:p>
+            <w:pPr>
+              <w:spacing w:after="0"/>
+            </w:pPr>
+            <w:r>
+              <w:rPr>
+                <w:rFonts w:ascii="Arial" w:cs="Arial" w:eastAsia="Arial" w:hAnsi="Arial"/>
+                <w:sz w:val="18"/>
+                <w:szCs w:val="18"/>
+              </w:rPr>
+              <w:t xml:space="preserve">Техническая поддержка</w:t>
+            </w:r>
+          </w:p>
+        </w:tc>
+      </w:tr>
+      <w:tr>
+        <w:trPr>
+          <w:tblHeader w:val="false"/>
+        </w:trPr>
+        <w:tc>
+          <w:tcPr>
+            <w:tcW w:type="dxa" w:w="3166"/>
+            <w:tcBorders>
+              <w:top w:val="single" w:color="BFBFBF" w:sz="4"/>
+              <w:left w:val="single" w:color="BFBFBF" w:sz="4"/>
+              <w:bottom w:val="single" w:color="BFBFBF" w:sz="4"/>
+              <w:right w:val="single" w:color="BFBFBF" w:sz="4"/>
+            </w:tcBorders>
+            <w:tcMar>
+              <w:top w:type="dxa" w:w="60"/>
+              <w:left w:type="dxa" w:w="100"/>
+              <w:bottom w:type="dxa" w:w="60"/>
+              <w:right w:type="dxa" w:w="100"/>
+            </w:tcMar>
+          </w:tcPr>
+          <w:p>
+            <w:pPr>
+              <w:spacing w:after="0"/>
+            </w:pPr>
+            <w:r>
+              <w:rPr>
+                <w:rFonts w:ascii="Arial" w:cs="Arial" w:eastAsia="Arial" w:hAnsi="Arial"/>
+                <w:sz w:val="18"/>
+                <w:szCs w:val="18"/>
+              </w:rPr>
+              <w:t xml:space="preserve">Ксения Ельцова</w:t>
+            </w:r>
+          </w:p>
+        </w:tc>
+        <w:tc>
+          <w:tcPr>
+            <w:tcW w:type="dxa" w:w="3166"/>
+            <w:tcBorders>
+              <w:top w:val="single" w:color="BFBFBF" w:sz="4"/>
+              <w:left w:val="single" w:color="BFBFBF" w:sz="4"/>
+              <w:bottom w:val="single" w:color="BFBFBF" w:sz="4"/>
+              <w:right w:val="single" w:color="BFBFBF" w:sz="4"/>
+            </w:tcBorders>
+            <w:tcMar>
+              <w:top w:type="dxa" w:w="60"/>
+              <w:left w:type="dxa" w:w="100"/>
+              <w:bottom w:type="dxa" w:w="60"/>
+              <w:right w:type="dxa" w:w="100"/>
+            </w:tcMar>
+          </w:tcPr>
+          <w:p>
+            <w:pPr>
+              <w:spacing w:after="0"/>
+            </w:pPr>
+            <w:r>
+              <w:rPr>
+                <w:rFonts w:ascii="Arial" w:cs="Arial" w:eastAsia="Arial" w:hAnsi="Arial"/>
+                <w:sz w:val="18"/>
+                <w:szCs w:val="18"/>
+              </w:rPr>
+              <w:t xml:space="preserve">Руководитель отдела</w:t>
+            </w:r>
+          </w:p>
+        </w:tc>
+        <w:tc>
+          <w:tcPr>
+            <w:tcW w:type="dxa" w:w="3306"/>
+            <w:tcBorders>
+              <w:top w:val="single" w:color="BFBFBF" w:sz="4"/>
+              <w:left w:val="single" w:color="BFBFBF" w:sz="4"/>
+              <w:bottom w:val="single" w:color="BFBFBF" w:sz="4"/>
+              <w:right w:val="single" w:color="BFBFBF" w:sz="4"/>
+            </w:tcBorders>
+            <w:tcMar>
+              <w:top w:type="dxa" w:w="60"/>
+              <w:left w:type="dxa" w:w="100"/>
+              <w:bottom w:type="dxa" w:w="60"/>
+              <w:right w:type="dxa" w:w="100"/>
+            </w:tcMar>
+          </w:tcPr>
+          <w:p>
+            <w:pPr>
+              <w:spacing w:after="0"/>
+            </w:pPr>
+            <w:r>
+              <w:rPr>
+                <w:rFonts w:ascii="Arial" w:cs="Arial" w:eastAsia="Arial" w:hAnsi="Arial"/>
+                <w:sz w:val="18"/>
+                <w:szCs w:val="18"/>
+              </w:rPr>
+              <w:t xml:space="preserve">Аналитика, Аналитика/ИИ</w:t>
+            </w:r>
+          </w:p>
+        </w:tc>
+      </w:tr>
+      <w:tr>
+        <w:trPr>
+          <w:tblHeader w:val="false"/>
+        </w:trPr>
+        <w:tc>
+          <w:tcPr>
+            <w:tcW w:type="dxa" w:w="3166"/>
+            <w:tcBorders>
+              <w:top w:val="single" w:color="BFBFBF" w:sz="4"/>
+              <w:left w:val="single" w:color="BFBFBF" w:sz="4"/>
+              <w:bottom w:val="single" w:color="BFBFBF" w:sz="4"/>
+              <w:right w:val="single" w:color="BFBFBF" w:sz="4"/>
+            </w:tcBorders>
+            <w:tcMar>
+              <w:top w:type="dxa" w:w="60"/>
+              <w:left w:type="dxa" w:w="100"/>
+              <w:bottom w:type="dxa" w:w="60"/>
+              <w:right w:type="dxa" w:w="100"/>
+            </w:tcMar>
+          </w:tcPr>
+          <w:p>
+            <w:pPr>
+              <w:spacing w:after="0"/>
+            </w:pPr>
+            <w:r>
+              <w:rPr>
+                <w:rFonts w:ascii="Arial" w:cs="Arial" w:eastAsia="Arial" w:hAnsi="Arial"/>
+                <w:sz w:val="18"/>
+                <w:szCs w:val="18"/>
+              </w:rPr>
+              <w:t xml:space="preserve">Екатерина Тимофеева</w:t>
+            </w:r>
+          </w:p>
+        </w:tc>
+        <w:tc>
+          <w:tcPr>
+            <w:tcW w:type="dxa" w:w="3166"/>
+            <w:tcBorders>
+              <w:top w:val="single" w:color="BFBFBF" w:sz="4"/>
+              <w:left w:val="single" w:color="BFBFBF" w:sz="4"/>
+              <w:bottom w:val="single" w:color="BFBFBF" w:sz="4"/>
+              <w:right w:val="single" w:color="BFBFBF" w:sz="4"/>
+            </w:tcBorders>
+            <w:tcMar>
+              <w:top w:type="dxa" w:w="60"/>
+              <w:left w:type="dxa" w:w="100"/>
+              <w:bottom w:type="dxa" w:w="60"/>
+              <w:right w:type="dxa" w:w="100"/>
+            </w:tcMar>
+          </w:tcPr>
+          <w:p>
+            <w:pPr>
+              <w:spacing w:after="0"/>
+            </w:pPr>
+            <w:r>
+              <w:rPr>
+                <w:rFonts w:ascii="Arial" w:cs="Arial" w:eastAsia="Arial" w:hAnsi="Arial"/>
+                <w:sz w:val="18"/>
+                <w:szCs w:val="18"/>
+              </w:rPr>
+              <w:t xml:space="preserve">Руководитель отдела</w:t>
+            </w:r>
+          </w:p>
+        </w:tc>
+        <w:tc>
+          <w:tcPr>
+            <w:tcW w:type="dxa" w:w="3306"/>
+            <w:tcBorders>
+              <w:top w:val="single" w:color="BFBFBF" w:sz="4"/>
+              <w:left w:val="single" w:color="BFBFBF" w:sz="4"/>
+              <w:bottom w:val="single" w:color="BFBFBF" w:sz="4"/>
+              <w:right w:val="single" w:color="BFBFBF" w:sz="4"/>
+            </w:tcBorders>
+            <w:tcMar>
+              <w:top w:type="dxa" w:w="60"/>
+              <w:left w:type="dxa" w:w="100"/>
+              <w:bottom w:type="dxa" w:w="60"/>
+              <w:right w:type="dxa" w:w="100"/>
+            </w:tcMar>
+          </w:tcPr>
+          <w:p>
+            <w:pPr>
+              <w:spacing w:after="0"/>
+            </w:pPr>
+            <w:r>
+              <w:rPr>
+                <w:rFonts w:ascii="Arial" w:cs="Arial" w:eastAsia="Arial" w:hAnsi="Arial"/>
+                <w:sz w:val="18"/>
+                <w:szCs w:val="18"/>
+              </w:rPr>
+              <w:t xml:space="preserve">Дизайн</w:t>
+            </w:r>
+          </w:p>
+        </w:tc>
+      </w:tr>
+      <w:tr>
+        <w:trPr>
+          <w:tblHeader w:val="false"/>
+        </w:trPr>
+        <w:tc>
+          <w:tcPr>
+            <w:tcW w:type="dxa" w:w="3166"/>
+            <w:tcBorders>
+              <w:top w:val="single" w:color="BFBFBF" w:sz="4"/>
+              <w:left w:val="single" w:color="BFBFBF" w:sz="4"/>
+              <w:bottom w:val="single" w:color="BFBFBF" w:sz="4"/>
+              <w:right w:val="single" w:color="BFBFBF" w:sz="4"/>
+            </w:tcBorders>
+            <w:tcMar>
+              <w:top w:type="dxa" w:w="60"/>
+              <w:left w:type="dxa" w:w="100"/>
+              <w:bottom w:type="dxa" w:w="60"/>
+              <w:right w:type="dxa" w:w="100"/>
+            </w:tcMar>
+          </w:tcPr>
+          <w:p>
+            <w:pPr>
+              <w:spacing w:after="0"/>
+            </w:pPr>
+            <w:r>
+              <w:rPr>
+                <w:rFonts w:ascii="Arial" w:cs="Arial" w:eastAsia="Arial" w:hAnsi="Arial"/>
+                <w:sz w:val="18"/>
+                <w:szCs w:val="18"/>
+              </w:rPr>
+              <w:t xml:space="preserve">Сергей Перевозников</w:t>
+            </w:r>
+          </w:p>
+        </w:tc>
+        <w:tc>
+          <w:tcPr>
+            <w:tcW w:type="dxa" w:w="3166"/>
+            <w:tcBorders>
+              <w:top w:val="single" w:color="BFBFBF" w:sz="4"/>
+              <w:left w:val="single" w:color="BFBFBF" w:sz="4"/>
+              <w:bottom w:val="single" w:color="BFBFBF" w:sz="4"/>
+              <w:right w:val="single" w:color="BFBFBF" w:sz="4"/>
+            </w:tcBorders>
+            <w:tcMar>
+              <w:top w:type="dxa" w:w="60"/>
+              <w:left w:type="dxa" w:w="100"/>
+              <w:bottom w:type="dxa" w:w="60"/>
+              <w:right w:type="dxa" w:w="100"/>
+            </w:tcMar>
+          </w:tcPr>
+          <w:p>
+            <w:pPr>
+              <w:spacing w:after="0"/>
+            </w:pPr>
+            <w:r>
+              <w:rPr>
+                <w:rFonts w:ascii="Arial" w:cs="Arial" w:eastAsia="Arial" w:hAnsi="Arial"/>
+                <w:sz w:val="18"/>
+                <w:szCs w:val="18"/>
+              </w:rPr>
+              <w:t xml:space="preserve">Руководитель отдела</w:t>
+            </w:r>
+          </w:p>
+        </w:tc>
+        <w:tc>
+          <w:tcPr>
+            <w:tcW w:type="dxa" w:w="3306"/>
+            <w:tcBorders>
+              <w:top w:val="single" w:color="BFBFBF" w:sz="4"/>
+              <w:left w:val="single" w:color="BFBFBF" w:sz="4"/>
+              <w:bottom w:val="single" w:color="BFBFBF" w:sz="4"/>
+              <w:right w:val="single" w:color="BFBFBF" w:sz="4"/>
+            </w:tcBorders>
+            <w:tcMar>
+              <w:top w:type="dxa" w:w="60"/>
+              <w:left w:type="dxa" w:w="100"/>
+              <w:bottom w:type="dxa" w:w="60"/>
+              <w:right w:type="dxa" w:w="100"/>
+            </w:tcMar>
+          </w:tcPr>
+          <w:p>
+            <w:pPr>
+              <w:spacing w:after="0"/>
+            </w:pPr>
+            <w:r>
+              <w:rPr>
+                <w:rFonts w:ascii="Arial" w:cs="Arial" w:eastAsia="Arial" w:hAnsi="Arial"/>
+                <w:sz w:val="18"/>
+                <w:szCs w:val="18"/>
+              </w:rPr>
+              <w:t xml:space="preserve">Разработка</w:t>
+            </w:r>
+          </w:p>
+        </w:tc>
+      </w:tr>
+      <w:tr>
+        <w:trPr>
+          <w:tblHeader w:val="false"/>
+        </w:trPr>
+        <w:tc>
+          <w:tcPr>
+            <w:tcW w:type="dxa" w:w="3166"/>
+            <w:tcBorders>
+              <w:top w:val="single" w:color="BFBFBF" w:sz="4"/>
+              <w:left w:val="single" w:color="BFBFBF" w:sz="4"/>
+              <w:bottom w:val="single" w:color="BFBFBF" w:sz="4"/>
+              <w:right w:val="single" w:color="BFBFBF" w:sz="4"/>
+            </w:tcBorders>
+            <w:tcMar>
+              <w:top w:type="dxa" w:w="60"/>
+              <w:left w:type="dxa" w:w="100"/>
+              <w:bottom w:type="dxa" w:w="60"/>
+              <w:right w:type="dxa" w:w="100"/>
+            </w:tcMar>
+          </w:tcPr>
+          <w:p>
+            <w:pPr>
+              <w:spacing w:after="0"/>
+            </w:pPr>
+            <w:r>
+              <w:rPr>
+                <w:rFonts w:ascii="Arial" w:cs="Arial" w:eastAsia="Arial" w:hAnsi="Arial"/>
+                <w:sz w:val="18"/>
+                <w:szCs w:val="18"/>
+              </w:rPr>
+              <w:t xml:space="preserve">Владислав Мильберг</w:t>
+            </w:r>
+          </w:p>
+        </w:tc>
+        <w:tc>
+          <w:tcPr>
+            <w:tcW w:type="dxa" w:w="3166"/>
+            <w:tcBorders>
+              <w:top w:val="single" w:color="BFBFBF" w:sz="4"/>
+              <w:left w:val="single" w:color="BFBFBF" w:sz="4"/>
+              <w:bottom w:val="single" w:color="BFBFBF" w:sz="4"/>
+              <w:right w:val="single" w:color="BFBFBF" w:sz="4"/>
+            </w:tcBorders>
+            <w:tcMar>
+              <w:top w:type="dxa" w:w="60"/>
+              <w:left w:type="dxa" w:w="100"/>
+              <w:bottom w:type="dxa" w:w="60"/>
+              <w:right w:type="dxa" w:w="100"/>
+            </w:tcMar>
+          </w:tcPr>
+          <w:p>
+            <w:pPr>
+              <w:spacing w:after="0"/>
+            </w:pPr>
+            <w:r>
+              <w:rPr>
+                <w:rFonts w:ascii="Arial" w:cs="Arial" w:eastAsia="Arial" w:hAnsi="Arial"/>
+                <w:sz w:val="18"/>
+                <w:szCs w:val="18"/>
+              </w:rPr>
+              <w:t xml:space="preserve">Менеджер</w:t>
+            </w:r>
+          </w:p>
+        </w:tc>
+        <w:tc>
+          <w:tcPr>
+            <w:tcW w:type="dxa" w:w="3306"/>
+            <w:tcBorders>
+              <w:top w:val="single" w:color="BFBFBF" w:sz="4"/>
+              <w:left w:val="single" w:color="BFBFBF" w:sz="4"/>
+              <w:bottom w:val="single" w:color="BFBFBF" w:sz="4"/>
+              <w:right w:val="single" w:color="BFBFBF" w:sz="4"/>
+            </w:tcBorders>
+            <w:tcMar>
+              <w:top w:type="dxa" w:w="60"/>
+              <w:left w:type="dxa" w:w="100"/>
+              <w:bottom w:type="dxa" w:w="60"/>
+              <w:right w:type="dxa" w:w="100"/>
+            </w:tcMar>
+          </w:tcPr>
+          <w:p>
+            <w:pPr>
+              <w:spacing w:after="0"/>
+            </w:pPr>
+            <w:r>
+              <w:rPr>
+                <w:rFonts w:ascii="Arial" w:cs="Arial" w:eastAsia="Arial" w:hAnsi="Arial"/>
+                <w:sz w:val="18"/>
+                <w:szCs w:val="18"/>
+              </w:rPr>
+              <w:t xml:space="preserve">Разработка, Дизайн</w:t>
+            </w:r>
+          </w:p>
+        </w:tc>
+      </w:tr>
+      <w:tr>
+        <w:trPr>
+          <w:tblHeader w:val="false"/>
+        </w:trPr>
+        <w:tc>
+          <w:tcPr>
+            <w:tcW w:type="dxa" w:w="3166"/>
+            <w:tcBorders>
+              <w:top w:val="single" w:color="BFBFBF" w:sz="4"/>
+              <w:left w:val="single" w:color="BFBFBF" w:sz="4"/>
+              <w:bottom w:val="single" w:color="BFBFBF" w:sz="4"/>
+              <w:right w:val="single" w:color="BFBFBF" w:sz="4"/>
+            </w:tcBorders>
+            <w:tcMar>
+              <w:top w:type="dxa" w:w="60"/>
+              <w:left w:type="dxa" w:w="100"/>
+              <w:bottom w:type="dxa" w:w="60"/>
+              <w:right w:type="dxa" w:w="100"/>
+            </w:tcMar>
+          </w:tcPr>
+          <w:p>
+            <w:pPr>
+              <w:spacing w:after="0"/>
+            </w:pPr>
+            <w:r>
+              <w:rPr>
+                <w:rFonts w:ascii="Arial" w:cs="Arial" w:eastAsia="Arial" w:hAnsi="Arial"/>
+                <w:sz w:val="18"/>
+                <w:szCs w:val="18"/>
+              </w:rPr>
+              <w:t xml:space="preserve">Дмитрий Юров</w:t>
+            </w:r>
+          </w:p>
+        </w:tc>
+        <w:tc>
+          <w:tcPr>
+            <w:tcW w:type="dxa" w:w="3166"/>
+            <w:tcBorders>
+              <w:top w:val="single" w:color="BFBFBF" w:sz="4"/>
+              <w:left w:val="single" w:color="BFBFBF" w:sz="4"/>
+              <w:bottom w:val="single" w:color="BFBFBF" w:sz="4"/>
+              <w:right w:val="single" w:color="BFBFBF" w:sz="4"/>
+            </w:tcBorders>
+            <w:tcMar>
+              <w:top w:type="dxa" w:w="60"/>
+              <w:left w:type="dxa" w:w="100"/>
+              <w:bottom w:type="dxa" w:w="60"/>
+              <w:right w:type="dxa" w:w="100"/>
+            </w:tcMar>
+          </w:tcPr>
+          <w:p>
+            <w:pPr>
+              <w:spacing w:after="0"/>
+            </w:pPr>
+            <w:r>
+              <w:rPr>
+                <w:rFonts w:ascii="Arial" w:cs="Arial" w:eastAsia="Arial" w:hAnsi="Arial"/>
+                <w:sz w:val="18"/>
+                <w:szCs w:val="18"/>
+              </w:rPr>
+              <w:t xml:space="preserve">Менеджер</w:t>
+            </w:r>
+          </w:p>
+        </w:tc>
+        <w:tc>
+          <w:tcPr>
+            <w:tcW w:type="dxa" w:w="3306"/>
+            <w:tcBorders>
+              <w:top w:val="single" w:color="BFBFBF" w:sz="4"/>
+              <w:left w:val="single" w:color="BFBFBF" w:sz="4"/>
+              <w:bottom w:val="single" w:color="BFBFBF" w:sz="4"/>
+              <w:right w:val="single" w:color="BFBFBF" w:sz="4"/>
+            </w:tcBorders>
+            <w:tcMar>
+              <w:top w:type="dxa" w:w="60"/>
+              <w:left w:type="dxa" w:w="100"/>
+              <w:bottom w:type="dxa" w:w="60"/>
+              <w:right w:type="dxa" w:w="100"/>
+            </w:tcMar>
+          </w:tcPr>
+          <w:p>
+            <w:pPr>
+              <w:spacing w:after="0"/>
+            </w:pPr>
+            <w:r>
+              <w:rPr>
+                <w:rFonts w:ascii="Arial" w:cs="Arial" w:eastAsia="Arial" w:hAnsi="Arial"/>
+                <w:sz w:val="18"/>
+                <w:szCs w:val="18"/>
+              </w:rPr>
+              <w:t xml:space="preserve">Разработка</w:t>
+            </w:r>
+          </w:p>
+        </w:tc>
+      </w:tr>
+      <w:tr>
+        <w:trPr>
+          <w:tblHeader w:val="false"/>
+        </w:trPr>
+        <w:tc>
+          <w:tcPr>
+            <w:tcW w:type="dxa" w:w="3166"/>
+            <w:tcBorders>
+              <w:top w:val="single" w:color="BFBFBF" w:sz="4"/>
+              <w:left w:val="single" w:color="BFBFBF" w:sz="4"/>
+              <w:bottom w:val="single" w:color="BFBFBF" w:sz="4"/>
+              <w:right w:val="single" w:color="BFBFBF" w:sz="4"/>
+            </w:tcBorders>
+            <w:tcMar>
+              <w:top w:type="dxa" w:w="60"/>
+              <w:left w:type="dxa" w:w="100"/>
+              <w:bottom w:type="dxa" w:w="60"/>
+              <w:right w:type="dxa" w:w="100"/>
+            </w:tcMar>
+          </w:tcPr>
+          <w:p>
+            <w:pPr>
+              <w:spacing w:after="0"/>
+            </w:pPr>
+            <w:r>
+              <w:rPr>
+                <w:rFonts w:ascii="Arial" w:cs="Arial" w:eastAsia="Arial" w:hAnsi="Arial"/>
+                <w:sz w:val="18"/>
+                <w:szCs w:val="18"/>
+              </w:rPr>
+              <w:t xml:space="preserve">Артемий Филиппов</w:t>
+            </w:r>
+          </w:p>
+        </w:tc>
+        <w:tc>
+          <w:tcPr>
+            <w:tcW w:type="dxa" w:w="3166"/>
+            <w:tcBorders>
+              <w:top w:val="single" w:color="BFBFBF" w:sz="4"/>
+              <w:left w:val="single" w:color="BFBFBF" w:sz="4"/>
+              <w:bottom w:val="single" w:color="BFBFBF" w:sz="4"/>
+              <w:right w:val="single" w:color="BFBFBF" w:sz="4"/>
+            </w:tcBorders>
+            <w:tcMar>
+              <w:top w:type="dxa" w:w="60"/>
+              <w:left w:type="dxa" w:w="100"/>
+              <w:bottom w:type="dxa" w:w="60"/>
+              <w:right w:type="dxa" w:w="100"/>
+            </w:tcMar>
+          </w:tcPr>
+          <w:p>
+            <w:pPr>
+              <w:spacing w:after="0"/>
+            </w:pPr>
+            <w:r>
+              <w:rPr>
+                <w:rFonts w:ascii="Arial" w:cs="Arial" w:eastAsia="Arial" w:hAnsi="Arial"/>
+                <w:sz w:val="18"/>
+                <w:szCs w:val="18"/>
+              </w:rPr>
+              <w:t xml:space="preserve">Менеджер</w:t>
+            </w:r>
+          </w:p>
+        </w:tc>
+        <w:tc>
+          <w:tcPr>
+            <w:tcW w:type="dxa" w:w="3306"/>
+            <w:tcBorders>
+              <w:top w:val="single" w:color="BFBFBF" w:sz="4"/>
+              <w:left w:val="single" w:color="BFBFBF" w:sz="4"/>
+              <w:bottom w:val="single" w:color="BFBFBF" w:sz="4"/>
+              <w:right w:val="single" w:color="BFBFBF" w:sz="4"/>
+            </w:tcBorders>
+            <w:tcMar>
+              <w:top w:type="dxa" w:w="60"/>
+              <w:left w:type="dxa" w:w="100"/>
+              <w:bottom w:type="dxa" w:w="60"/>
+              <w:right w:type="dxa" w:w="100"/>
+            </w:tcMar>
+          </w:tcPr>
+          <w:p>
+            <w:pPr>
+              <w:spacing w:after="0"/>
+            </w:pPr>
+            <w:r>
+              <w:rPr>
+                <w:rFonts w:ascii="Arial" w:cs="Arial" w:eastAsia="Arial" w:hAnsi="Arial"/>
+                <w:sz w:val="18"/>
+                <w:szCs w:val="18"/>
+              </w:rPr>
+              <w:t xml:space="preserve">Продвижение</w:t>
+            </w:r>
+          </w:p>
+        </w:tc>
+      </w:tr>
+      <w:tr>
+        <w:trPr>
+          <w:tblHeader w:val="false"/>
+        </w:trPr>
+        <w:tc>
+          <w:tcPr>
+            <w:tcW w:type="dxa" w:w="3166"/>
+            <w:tcBorders>
+              <w:top w:val="single" w:color="BFBFBF" w:sz="4"/>
+              <w:left w:val="single" w:color="BFBFBF" w:sz="4"/>
+              <w:bottom w:val="single" w:color="BFBFBF" w:sz="4"/>
+              <w:right w:val="single" w:color="BFBFBF" w:sz="4"/>
+            </w:tcBorders>
+            <w:tcMar>
+              <w:top w:type="dxa" w:w="60"/>
+              <w:left w:type="dxa" w:w="100"/>
+              <w:bottom w:type="dxa" w:w="60"/>
+              <w:right w:type="dxa" w:w="100"/>
+            </w:tcMar>
+          </w:tcPr>
+          <w:p>
+            <w:pPr>
+              <w:spacing w:after="0"/>
+            </w:pPr>
+            <w:r>
+              <w:rPr>
+                <w:rFonts w:ascii="Arial" w:cs="Arial" w:eastAsia="Arial" w:hAnsi="Arial"/>
+                <w:sz w:val="18"/>
+                <w:szCs w:val="18"/>
+              </w:rPr>
+              <w:t xml:space="preserve">Мария Белоножко</w:t>
+            </w:r>
+          </w:p>
+        </w:tc>
+        <w:tc>
+          <w:tcPr>
+            <w:tcW w:type="dxa" w:w="3166"/>
+            <w:tcBorders>
+              <w:top w:val="single" w:color="BFBFBF" w:sz="4"/>
+              <w:left w:val="single" w:color="BFBFBF" w:sz="4"/>
+              <w:bottom w:val="single" w:color="BFBFBF" w:sz="4"/>
+              <w:right w:val="single" w:color="BFBFBF" w:sz="4"/>
+            </w:tcBorders>
+            <w:tcMar>
+              <w:top w:type="dxa" w:w="60"/>
+              <w:left w:type="dxa" w:w="100"/>
+              <w:bottom w:type="dxa" w:w="60"/>
+              <w:right w:type="dxa" w:w="100"/>
+            </w:tcMar>
+          </w:tcPr>
+          <w:p>
+            <w:pPr>
+              <w:spacing w:after="0"/>
+            </w:pPr>
+            <w:r>
+              <w:rPr>
+                <w:rFonts w:ascii="Arial" w:cs="Arial" w:eastAsia="Arial" w:hAnsi="Arial"/>
+                <w:sz w:val="18"/>
+                <w:szCs w:val="18"/>
+              </w:rPr>
+              <w:t xml:space="preserve">Менеджер</w:t>
+            </w:r>
+          </w:p>
+        </w:tc>
+        <w:tc>
+          <w:tcPr>
+            <w:tcW w:type="dxa" w:w="3306"/>
+            <w:tcBorders>
+              <w:top w:val="single" w:color="BFBFBF" w:sz="4"/>
+              <w:left w:val="single" w:color="BFBFBF" w:sz="4"/>
+              <w:bottom w:val="single" w:color="BFBFBF" w:sz="4"/>
+              <w:right w:val="single" w:color="BFBFBF" w:sz="4"/>
+            </w:tcBorders>
+            <w:tcMar>
+              <w:top w:type="dxa" w:w="60"/>
+              <w:left w:type="dxa" w:w="100"/>
+              <w:bottom w:type="dxa" w:w="60"/>
+              <w:right w:type="dxa" w:w="100"/>
+            </w:tcMar>
+          </w:tcPr>
+          <w:p>
+            <w:pPr>
+              <w:spacing w:after="0"/>
+            </w:pPr>
+            <w:r>
+              <w:rPr>
+                <w:rFonts w:ascii="Arial" w:cs="Arial" w:eastAsia="Arial" w:hAnsi="Arial"/>
+                <w:sz w:val="18"/>
+                <w:szCs w:val="18"/>
+              </w:rPr>
+              <w:t xml:space="preserve">Техническая поддержка</w:t>
+            </w:r>
+          </w:p>
+        </w:tc>
+      </w:tr>
+      <w:tr>
+        <w:trPr>
+          <w:tblHeader w:val="false"/>
+        </w:trPr>
+        <w:tc>
+          <w:tcPr>
+            <w:tcW w:type="dxa" w:w="3166"/>
+            <w:tcBorders>
+              <w:top w:val="single" w:color="BFBFBF" w:sz="4"/>
+              <w:left w:val="single" w:color="BFBFBF" w:sz="4"/>
+              <w:bottom w:val="single" w:color="BFBFBF" w:sz="4"/>
+              <w:right w:val="single" w:color="BFBFBF" w:sz="4"/>
+            </w:tcBorders>
+            <w:tcMar>
+              <w:top w:type="dxa" w:w="60"/>
+              <w:left w:type="dxa" w:w="100"/>
+              <w:bottom w:type="dxa" w:w="60"/>
+              <w:right w:type="dxa" w:w="100"/>
+            </w:tcMar>
+          </w:tcPr>
+          <w:p>
+            <w:pPr>
+              <w:spacing w:after="0"/>
+            </w:pPr>
+            <w:r>
+              <w:rPr>
+                <w:rFonts w:ascii="Arial" w:cs="Arial" w:eastAsia="Arial" w:hAnsi="Arial"/>
+                <w:sz w:val="18"/>
+                <w:szCs w:val="18"/>
+              </w:rPr>
+              <w:t xml:space="preserve">Виктория Дмитриева</w:t>
+            </w:r>
+          </w:p>
+        </w:tc>
+        <w:tc>
+          <w:tcPr>
+            <w:tcW w:type="dxa" w:w="3166"/>
+            <w:tcBorders>
+              <w:top w:val="single" w:color="BFBFBF" w:sz="4"/>
+              <w:left w:val="single" w:color="BFBFBF" w:sz="4"/>
+              <w:bottom w:val="single" w:color="BFBFBF" w:sz="4"/>
+              <w:right w:val="single" w:color="BFBFBF" w:sz="4"/>
+            </w:tcBorders>
+            <w:tcMar>
+              <w:top w:type="dxa" w:w="60"/>
+              <w:left w:type="dxa" w:w="100"/>
+              <w:bottom w:type="dxa" w:w="60"/>
+              <w:right w:type="dxa" w:w="100"/>
+            </w:tcMar>
+          </w:tcPr>
+          <w:p>
+            <w:pPr>
+              <w:spacing w:after="0"/>
+            </w:pPr>
+            <w:r>
+              <w:rPr>
+                <w:rFonts w:ascii="Arial" w:cs="Arial" w:eastAsia="Arial" w:hAnsi="Arial"/>
+                <w:sz w:val="18"/>
+                <w:szCs w:val="18"/>
+              </w:rPr>
+              <w:t xml:space="preserve">Менеджер</w:t>
+            </w:r>
+          </w:p>
+        </w:tc>
+        <w:tc>
+          <w:tcPr>
+            <w:tcW w:type="dxa" w:w="3306"/>
+            <w:tcBorders>
+              <w:top w:val="single" w:color="BFBFBF" w:sz="4"/>
+              <w:left w:val="single" w:color="BFBFBF" w:sz="4"/>
+              <w:bottom w:val="single" w:color="BFBFBF" w:sz="4"/>
+              <w:right w:val="single" w:color="BFBFBF" w:sz="4"/>
+            </w:tcBorders>
+            <w:tcMar>
+              <w:top w:type="dxa" w:w="60"/>
+              <w:left w:type="dxa" w:w="100"/>
+              <w:bottom w:type="dxa" w:w="60"/>
+              <w:right w:type="dxa" w:w="100"/>
+            </w:tcMar>
+          </w:tcPr>
+          <w:p>
+            <w:pPr>
+              <w:spacing w:after="0"/>
+            </w:pPr>
+            <w:r>
+              <w:rPr>
+                <w:rFonts w:ascii="Arial" w:cs="Arial" w:eastAsia="Arial" w:hAnsi="Arial"/>
+                <w:sz w:val="18"/>
+                <w:szCs w:val="18"/>
+              </w:rPr>
+              <w:t xml:space="preserve">Техническая поддержка</w:t>
+            </w:r>
+          </w:p>
+        </w:tc>
+      </w:tr>
+      <w:tr>
+        <w:trPr>
+          <w:tblHeader w:val="false"/>
+        </w:trPr>
+        <w:tc>
+          <w:tcPr>
+            <w:tcW w:type="dxa" w:w="3166"/>
+            <w:tcBorders>
+              <w:top w:val="single" w:color="BFBFBF" w:sz="4"/>
+              <w:left w:val="single" w:color="BFBFBF" w:sz="4"/>
+              <w:bottom w:val="single" w:color="BFBFBF" w:sz="4"/>
+              <w:right w:val="single" w:color="BFBFBF" w:sz="4"/>
+            </w:tcBorders>
+            <w:tcMar>
+              <w:top w:type="dxa" w:w="60"/>
+              <w:left w:type="dxa" w:w="100"/>
+              <w:bottom w:type="dxa" w:w="60"/>
+              <w:right w:type="dxa" w:w="100"/>
+            </w:tcMar>
+          </w:tcPr>
+          <w:p>
+            <w:pPr>
+              <w:spacing w:after="0"/>
+            </w:pPr>
+            <w:r>
+              <w:rPr>
+                <w:rFonts w:ascii="Arial" w:cs="Arial" w:eastAsia="Arial" w:hAnsi="Arial"/>
+                <w:sz w:val="18"/>
+                <w:szCs w:val="18"/>
+              </w:rPr>
+              <w:t xml:space="preserve">Егор Пазущенко</w:t>
+            </w:r>
+          </w:p>
+        </w:tc>
+        <w:tc>
+          <w:tcPr>
+            <w:tcW w:type="dxa" w:w="3166"/>
+            <w:tcBorders>
+              <w:top w:val="single" w:color="BFBFBF" w:sz="4"/>
+              <w:left w:val="single" w:color="BFBFBF" w:sz="4"/>
+              <w:bottom w:val="single" w:color="BFBFBF" w:sz="4"/>
+              <w:right w:val="single" w:color="BFBFBF" w:sz="4"/>
+            </w:tcBorders>
+            <w:tcMar>
+              <w:top w:type="dxa" w:w="60"/>
+              <w:left w:type="dxa" w:w="100"/>
+              <w:bottom w:type="dxa" w:w="60"/>
+              <w:right w:type="dxa" w:w="100"/>
+            </w:tcMar>
+          </w:tcPr>
+          <w:p>
+            <w:pPr>
+              <w:spacing w:after="0"/>
+            </w:pPr>
+            <w:r>
+              <w:rPr>
+                <w:rFonts w:ascii="Arial" w:cs="Arial" w:eastAsia="Arial" w:hAnsi="Arial"/>
+                <w:sz w:val="18"/>
+                <w:szCs w:val="18"/>
+              </w:rPr>
+              <w:t xml:space="preserve">Менеджер</w:t>
+            </w:r>
+          </w:p>
+        </w:tc>
+        <w:tc>
+          <w:tcPr>
+            <w:tcW w:type="dxa" w:w="3306"/>
+            <w:tcBorders>
+              <w:top w:val="single" w:color="BFBFBF" w:sz="4"/>
+              <w:left w:val="single" w:color="BFBFBF" w:sz="4"/>
+              <w:bottom w:val="single" w:color="BFBFBF" w:sz="4"/>
+              <w:right w:val="single" w:color="BFBFBF" w:sz="4"/>
+            </w:tcBorders>
+            <w:tcMar>
+              <w:top w:type="dxa" w:w="60"/>
+              <w:left w:type="dxa" w:w="100"/>
+              <w:bottom w:type="dxa" w:w="60"/>
+              <w:right w:type="dxa" w:w="100"/>
+            </w:tcMar>
+          </w:tcPr>
+          <w:p>
+            <w:pPr>
+              <w:spacing w:after="0"/>
+            </w:pPr>
+            <w:r>
+              <w:rPr>
+                <w:rFonts w:ascii="Arial" w:cs="Arial" w:eastAsia="Arial" w:hAnsi="Arial"/>
+                <w:sz w:val="18"/>
+                <w:szCs w:val="18"/>
+              </w:rPr>
+              <w:t xml:space="preserve">Аналитика/ИИ, Аналитика</w:t>
+            </w:r>
+          </w:p>
+        </w:tc>
+      </w:tr>
+      <w:tr>
+        <w:trPr>
+          <w:tblHeader w:val="false"/>
+        </w:trPr>
+        <w:tc>
+          <w:tcPr>
+            <w:tcW w:type="dxa" w:w="3166"/>
+            <w:tcBorders>
+              <w:top w:val="single" w:color="BFBFBF" w:sz="4"/>
+              <w:left w:val="single" w:color="BFBFBF" w:sz="4"/>
+              <w:bottom w:val="single" w:color="BFBFBF" w:sz="4"/>
+              <w:right w:val="single" w:color="BFBFBF" w:sz="4"/>
+            </w:tcBorders>
+            <w:tcMar>
+              <w:top w:type="dxa" w:w="60"/>
+              <w:left w:type="dxa" w:w="100"/>
+              <w:bottom w:type="dxa" w:w="60"/>
+              <w:right w:type="dxa" w:w="100"/>
+            </w:tcMar>
+          </w:tcPr>
+          <w:p>
+            <w:pPr>
+              <w:spacing w:after="0"/>
+            </w:pPr>
+            <w:r>
+              <w:rPr>
+                <w:rFonts w:ascii="Arial" w:cs="Arial" w:eastAsia="Arial" w:hAnsi="Arial"/>
+                <w:sz w:val="18"/>
+                <w:szCs w:val="18"/>
+              </w:rPr>
+              <w:t xml:space="preserve">Виктор Гунин</w:t>
+            </w:r>
+          </w:p>
+        </w:tc>
+        <w:tc>
+          <w:tcPr>
+            <w:tcW w:type="dxa" w:w="3166"/>
+            <w:tcBorders>
+              <w:top w:val="single" w:color="BFBFBF" w:sz="4"/>
+              <w:left w:val="single" w:color="BFBFBF" w:sz="4"/>
+              <w:bottom w:val="single" w:color="BFBFBF" w:sz="4"/>
+              <w:right w:val="single" w:color="BFBFBF" w:sz="4"/>
+            </w:tcBorders>
+            <w:tcMar>
+              <w:top w:type="dxa" w:w="60"/>
+              <w:left w:type="dxa" w:w="100"/>
+              <w:bottom w:type="dxa" w:w="60"/>
+              <w:right w:type="dxa" w:w="100"/>
+            </w:tcMar>
+          </w:tcPr>
+          <w:p>
+            <w:pPr>
+              <w:spacing w:after="0"/>
+            </w:pPr>
+            <w:r>
+              <w:rPr>
+                <w:rFonts w:ascii="Arial" w:cs="Arial" w:eastAsia="Arial" w:hAnsi="Arial"/>
+                <w:sz w:val="18"/>
+                <w:szCs w:val="18"/>
+              </w:rPr>
+              <w:t xml:space="preserve">Наблюдатель</w:t>
+            </w:r>
+          </w:p>
+        </w:tc>
+        <w:tc>
+          <w:tcPr>
+            <w:tcW w:type="dxa" w:w="3306"/>
+            <w:tcBorders>
+              <w:top w:val="single" w:color="BFBFBF" w:sz="4"/>
+              <w:left w:val="single" w:color="BFBFBF" w:sz="4"/>
+              <w:bottom w:val="single" w:color="BFBFBF" w:sz="4"/>
+              <w:right w:val="single" w:color="BFBFBF" w:sz="4"/>
+            </w:tcBorders>
+            <w:tcMar>
+              <w:top w:type="dxa" w:w="60"/>
+              <w:left w:type="dxa" w:w="100"/>
+              <w:bottom w:type="dxa" w:w="60"/>
+              <w:right w:type="dxa" w:w="100"/>
+            </w:tcMar>
+          </w:tcPr>
+          <w:p>
+            <w:pPr>
+              <w:spacing w:after="0"/>
+            </w:pPr>
+            <w:r>
+              <w:rPr>
+                <w:rFonts w:ascii="Arial" w:cs="Arial" w:eastAsia="Arial" w:hAnsi="Arial"/>
+                <w:sz w:val="18"/>
+                <w:szCs w:val="18"/>
+              </w:rPr>
+              <w:t xml:space="preserve">—</w:t>
+            </w:r>
+          </w:p>
+        </w:tc>
+      </w:tr>
+      <w:tr>
+        <w:trPr>
+          <w:tblHeader w:val="false"/>
+        </w:trPr>
+        <w:tc>
+          <w:tcPr>
+            <w:tcW w:type="dxa" w:w="3166"/>
+            <w:tcBorders>
+              <w:top w:val="single" w:color="BFBFBF" w:sz="4"/>
+              <w:left w:val="single" w:color="BFBFBF" w:sz="4"/>
+              <w:bottom w:val="single" w:color="BFBFBF" w:sz="4"/>
+              <w:right w:val="single" w:color="BFBFBF" w:sz="4"/>
+            </w:tcBorders>
+            <w:tcMar>
+              <w:top w:type="dxa" w:w="60"/>
+              <w:left w:type="dxa" w:w="100"/>
+              <w:bottom w:type="dxa" w:w="60"/>
+              <w:right w:type="dxa" w:w="100"/>
+            </w:tcMar>
+          </w:tcPr>
+          <w:p>
+            <w:pPr>
+              <w:spacing w:after="0"/>
+            </w:pPr>
+            <w:r>
+              <w:rPr>
+                <w:rFonts w:ascii="Arial" w:cs="Arial" w:eastAsia="Arial" w:hAnsi="Arial"/>
+                <w:sz w:val="18"/>
+                <w:szCs w:val="18"/>
+              </w:rPr>
+              <w:t xml:space="preserve">Илья Горбаров</w:t>
+            </w:r>
+          </w:p>
+        </w:tc>
+        <w:tc>
+          <w:tcPr>
+            <w:tcW w:type="dxa" w:w="3166"/>
+            <w:tcBorders>
+              <w:top w:val="single" w:color="BFBFBF" w:sz="4"/>
+              <w:left w:val="single" w:color="BFBFBF" w:sz="4"/>
+              <w:bottom w:val="single" w:color="BFBFBF" w:sz="4"/>
+              <w:right w:val="single" w:color="BFBFBF" w:sz="4"/>
+            </w:tcBorders>
+            <w:tcMar>
+              <w:top w:type="dxa" w:w="60"/>
+              <w:left w:type="dxa" w:w="100"/>
+              <w:bottom w:type="dxa" w:w="60"/>
+              <w:right w:type="dxa" w:w="100"/>
+            </w:tcMar>
+          </w:tcPr>
+          <w:p>
+            <w:pPr>
+              <w:spacing w:after="0"/>
+            </w:pPr>
+            <w:r>
+              <w:rPr>
+                <w:rFonts w:ascii="Arial" w:cs="Arial" w:eastAsia="Arial" w:hAnsi="Arial"/>
+                <w:sz w:val="18"/>
+                <w:szCs w:val="18"/>
+              </w:rPr>
+              <w:t xml:space="preserve">Наблюдатель</w:t>
+            </w:r>
+          </w:p>
+        </w:tc>
+        <w:tc>
+          <w:tcPr>
+            <w:tcW w:type="dxa" w:w="3306"/>
+            <w:tcBorders>
+              <w:top w:val="single" w:color="BFBFBF" w:sz="4"/>
+              <w:left w:val="single" w:color="BFBFBF" w:sz="4"/>
+              <w:bottom w:val="single" w:color="BFBFBF" w:sz="4"/>
+              <w:right w:val="single" w:color="BFBFBF" w:sz="4"/>
+            </w:tcBorders>
+            <w:tcMar>
+              <w:top w:type="dxa" w:w="60"/>
+              <w:left w:type="dxa" w:w="100"/>
+              <w:bottom w:type="dxa" w:w="60"/>
+              <w:right w:type="dxa" w:w="100"/>
+            </w:tcMar>
+          </w:tcPr>
+          <w:p>
+            <w:pPr>
+              <w:spacing w:after="0"/>
+            </w:pPr>
+            <w:r>
+              <w:rPr>
+                <w:rFonts w:ascii="Arial" w:cs="Arial" w:eastAsia="Arial" w:hAnsi="Arial"/>
+                <w:sz w:val="18"/>
+                <w:szCs w:val="18"/>
+              </w:rPr>
+              <w:t xml:space="preserve">—</w:t>
+            </w:r>
+          </w:p>
+        </w:tc>
+      </w:tr>
+    </w:tbl>
+    <w:p>
+      <w:pPr>
+        <w:spacing w:after="120"/>
+      </w:pPr>
     </w:p>
     <w:p>
       <w:pPr>
@@ -16156,6 +18364,22 @@
           <w:rFonts w:ascii="Arial" w:cs="Arial" w:eastAsia="Arial" w:hAnsi="Arial"/>
         </w:rPr>
         <w:t xml:space="preserve">Следующий этап создаётся только после статуса «Допущены» по предыдущему.</w:t>
+      </w:r>
+    </w:p>
+    <w:p>
+      <w:pPr>
+        <w:pStyle w:val="ListParagraph"/>
+        <w:numPr>
+          <w:ilvl w:val="0"/>
+          <w:numId w:val="2"/>
+        </w:numPr>
+        <w:spacing w:after="60"/>
+      </w:pPr>
+      <w:r>
+        <w:rPr>
+          <w:rFonts w:ascii="Arial" w:cs="Arial" w:eastAsia="Arial" w:hAnsi="Arial"/>
+        </w:rPr>
+        <w:t xml:space="preserve">Завершённый этап только для чтения. Исключение — Суперадмин: кнопка «Исправить» у завершённого этапа (в том числе у тендера в Архиве) открывает этап на правку (срок, дата фактической подачи, сумма, описание); у последнего этапа дополнительно правится «Дата итога». Исправление пишется в журнал: «Исправлен завершённый этап …: было → стало».</w:t>
       </w:r>
     </w:p>
     <w:p>
@@ -17792,6 +20016,40 @@
           <w:rFonts w:ascii="Arial" w:cs="Arial" w:eastAsia="Arial" w:hAnsi="Arial"/>
         </w:rPr>
         <w:t xml:space="preserve">.</w:t>
+      </w:r>
+    </w:p>
+    <w:p>
+      <w:pPr>
+        <w:spacing w:after="60"/>
+        <w:ind w:left="360" w:hanging="360"/>
+      </w:pPr>
+      <w:r>
+        <w:rPr>
+          <w:rFonts w:ascii="Arial" w:cs="Arial" w:eastAsia="Arial" w:hAnsi="Arial"/>
+          <w:b/>
+          <w:bCs/>
+        </w:rPr>
+        <w:t xml:space="preserve">4. </w:t>
+      </w:r>
+      <w:r>
+        <w:rPr>
+          <w:rFonts w:ascii="Arial" w:cs="Arial" w:eastAsia="Arial" w:hAnsi="Arial"/>
+        </w:rPr>
+        <w:t xml:space="preserve">Активный этап «ПКО» или «НДА» → </w:t>
+      </w:r>
+      <w:r>
+        <w:rPr>
+          <w:rFonts w:ascii="Arial" w:cs="Arial" w:eastAsia="Arial" w:hAnsi="Arial"/>
+          <w:b/>
+          <w:bCs/>
+        </w:rPr>
+        <w:t xml:space="preserve">В работе</w:t>
+      </w:r>
+      <w:r>
+        <w:rPr>
+          <w:rFonts w:ascii="Arial" w:cs="Arial" w:eastAsia="Arial" w:hAnsi="Arial"/>
+        </w:rPr>
+        <w:t xml:space="preserve"> при любом его статусе (в т.ч. «Подано»): это предварительный отбор, основная подача ещё впереди (решено 18.09.2026). Итоговый статус, как и везде, переводит в Архив.</w:t>
       </w:r>
     </w:p>
     <w:p>
@@ -21241,6 +23499,22 @@
         <w:rPr>
           <w:rFonts w:ascii="Arial" w:cs="Arial" w:eastAsia="Arial" w:hAnsi="Arial"/>
         </w:rPr>
+        <w:t xml:space="preserve">Поле поиска на страницах со списками (Сводная таблица, Новые, Ожидают решения, В работе, Заявки, Архив, Избранное): когда в поле есть текст, справа появляется крестик — очищает поиск и возвращает полный список.</w:t>
+      </w:r>
+    </w:p>
+    <w:p>
+      <w:pPr>
+        <w:pStyle w:val="ListParagraph"/>
+        <w:numPr>
+          <w:ilvl w:val="0"/>
+          <w:numId w:val="2"/>
+        </w:numPr>
+        <w:spacing w:after="60"/>
+      </w:pPr>
+      <w:r>
+        <w:rPr>
+          <w:rFonts w:ascii="Arial" w:cs="Arial" w:eastAsia="Arial" w:hAnsi="Arial"/>
+        </w:rPr>
         <w:t xml:space="preserve">Монохромные иконки, без эмодзи.</w:t>
       </w:r>
     </w:p>
@@ -22890,7 +25164,7 @@
         <w:rPr>
           <w:rFonts w:ascii="Arial" w:cs="Arial" w:eastAsia="Arial" w:hAnsi="Arial"/>
         </w:rPr>
-        <w:t xml:space="preserve">Ответственный, решение и причина отказа редактируются прямо в строке (кроме Наблюдателя); направления — только в карточке.</w:t>
+        <w:t xml:space="preserve">Таблица занимает высоту экрана до пагинации; колонка «Заказчик» — ширина 200 px, длинное название обрезается многоточием, полное — во всплывающей подсказке.</w:t>
       </w:r>
     </w:p>
     <w:p>
@@ -22906,7 +25180,7 @@
         <w:rPr>
           <w:rFonts w:ascii="Arial" w:cs="Arial" w:eastAsia="Arial" w:hAnsi="Arial"/>
         </w:rPr>
-        <w:t xml:space="preserve">Выгрузка в Excel — все строки по текущим фильтрам и сортировке.</w:t>
+        <w:t xml:space="preserve">Ответственный, решение и причина отказа редактируются прямо в строке (кроме Наблюдателя); направления — только в карточке.</w:t>
       </w:r>
     </w:p>
     <w:p>
@@ -22922,20 +25196,7 @@
         <w:rPr>
           <w:rFonts w:ascii="Arial" w:cs="Arial" w:eastAsia="Arial" w:hAnsi="Arial"/>
         </w:rPr>
-        <w:t xml:space="preserve">«Окончание сбора»: сегодня/завтра — дата и время, если время есть.</w:t>
-      </w:r>
-    </w:p>
-    <w:p>
-      <w:pPr>
-        <w:spacing w:after="120"/>
-      </w:pPr>
-      <w:r>
-        <w:rPr>
-          <w:rFonts w:ascii="Arial" w:cs="Arial" w:eastAsia="Arial" w:hAnsi="Arial"/>
-          <w:b/>
-          <w:bCs/>
-        </w:rPr>
-        <w:t xml:space="preserve">Новые.</w:t>
+        <w:t xml:space="preserve">Выгрузка в Excel — все строки по текущим фильтрам и сортировке.</w:t>
       </w:r>
     </w:p>
     <w:p>
@@ -22951,7 +25212,20 @@
         <w:rPr>
           <w:rFonts w:ascii="Arial" w:cs="Arial" w:eastAsia="Arial" w:hAnsi="Arial"/>
         </w:rPr>
-        <w:t xml:space="preserve">Карточки с раскрытием «Подробнее»; кнопка «Обновить» есть только здесь.</w:t>
+        <w:t xml:space="preserve">«Окончание сбора»: сегодня/завтра — дата и время, если время есть.</w:t>
+      </w:r>
+    </w:p>
+    <w:p>
+      <w:pPr>
+        <w:spacing w:after="120"/>
+      </w:pPr>
+      <w:r>
+        <w:rPr>
+          <w:rFonts w:ascii="Arial" w:cs="Arial" w:eastAsia="Arial" w:hAnsi="Arial"/>
+          <w:b/>
+          <w:bCs/>
+        </w:rPr>
+        <w:t xml:space="preserve">Новые.</w:t>
       </w:r>
     </w:p>
     <w:p>
@@ -22967,7 +25241,7 @@
         <w:rPr>
           <w:rFonts w:ascii="Arial" w:cs="Arial" w:eastAsia="Arial" w:hAnsi="Arial"/>
         </w:rPr>
-        <w:t xml:space="preserve">«Взять в работу»: направления (несколько) + ответственный (при нескольких направлениях — только менеджер отдела продаж) → «на рассмотрении».</w:t>
+        <w:t xml:space="preserve">Карточки с раскрытием «Подробнее»; кнопка «Обновить» есть только здесь.</w:t>
       </w:r>
     </w:p>
     <w:p>
@@ -22983,7 +25257,7 @@
         <w:rPr>
           <w:rFonts w:ascii="Arial" w:cs="Arial" w:eastAsia="Arial" w:hAnsi="Arial"/>
         </w:rPr>
-        <w:t xml:space="preserve">«Отказ»: причина (обязательно) + комментарий → Архив.</w:t>
+        <w:t xml:space="preserve">«Взять в работу»: направления (несколько) + ответственный (при нескольких направлениях — только менеджер отдела продаж) → «на рассмотрении».</w:t>
       </w:r>
     </w:p>
     <w:p>
@@ -22999,7 +25273,7 @@
         <w:rPr>
           <w:rFonts w:ascii="Arial" w:cs="Arial" w:eastAsia="Arial" w:hAnsi="Arial"/>
         </w:rPr>
-        <w:t xml:space="preserve">Редактирование карточки: название, заказчик, НМЦ и валюта, тип закупки, основание (обязательно, по умолчанию «не указано»), ссылки на источник и Checko, блок «Площадка», описание, контакты, отчёт нейронки и рекомендация ИИ, комментарий менеджера, документы закупки, признак консультации юриста, «Поставить задачу» [Решить: Jira], «Сгенерировать отчёт» (с подтверждением).</w:t>
+        <w:t xml:space="preserve">«Отказ»: причина (обязательно) + комментарий → Архив.</w:t>
       </w:r>
     </w:p>
     <w:p>
@@ -23015,20 +25289,7 @@
         <w:rPr>
           <w:rFonts w:ascii="Arial" w:cs="Arial" w:eastAsia="Arial" w:hAnsi="Arial"/>
         </w:rPr>
-        <w:t xml:space="preserve">Название некликабельно (действие — «Подробнее»).</w:t>
-      </w:r>
-    </w:p>
-    <w:p>
-      <w:pPr>
-        <w:spacing w:after="120"/>
-      </w:pPr>
-      <w:r>
-        <w:rPr>
-          <w:rFonts w:ascii="Arial" w:cs="Arial" w:eastAsia="Arial" w:hAnsi="Arial"/>
-          <w:b/>
-          <w:bCs/>
-        </w:rPr>
-        <w:t xml:space="preserve">Ожидают решения.</w:t>
+        <w:t xml:space="preserve">Редактирование карточки: название, заказчик, НМЦ и валюта, тип закупки, основание (обязательно, по умолчанию «не указано»), ссылки на источник и Checko, блок «Площадка», описание, контакты, отчёт нейронки и рекомендация ИИ, комментарий менеджера, документы закупки, признак консультации юриста, «Поставить задачу» [Решить: Jira], «Сгенерировать отчёт» (с подтверждением).</w:t>
       </w:r>
     </w:p>
     <w:p>
@@ -23044,7 +25305,20 @@
         <w:rPr>
           <w:rFonts w:ascii="Arial" w:cs="Arial" w:eastAsia="Arial" w:hAnsi="Arial"/>
         </w:rPr>
-        <w:t xml:space="preserve">Карточки; «Перейти в карточку ↗»; «Отказ» (причина) и «Участвовать» → В работе.</w:t>
+        <w:t xml:space="preserve">Название некликабельно (действие — «Подробнее»).</w:t>
+      </w:r>
+    </w:p>
+    <w:p>
+      <w:pPr>
+        <w:spacing w:after="120"/>
+      </w:pPr>
+      <w:r>
+        <w:rPr>
+          <w:rFonts w:ascii="Arial" w:cs="Arial" w:eastAsia="Arial" w:hAnsi="Arial"/>
+          <w:b/>
+          <w:bCs/>
+        </w:rPr>
+        <w:t xml:space="preserve">Ожидают решения.</w:t>
       </w:r>
     </w:p>
     <w:p>
@@ -23060,20 +25334,7 @@
         <w:rPr>
           <w:rFonts w:ascii="Arial" w:cs="Arial" w:eastAsia="Arial" w:hAnsi="Arial"/>
         </w:rPr>
-        <w:t xml:space="preserve">Быстрые фильтры: «Только мои», «Избранные».</w:t>
-      </w:r>
-    </w:p>
-    <w:p>
-      <w:pPr>
-        <w:spacing w:after="120"/>
-      </w:pPr>
-      <w:r>
-        <w:rPr>
-          <w:rFonts w:ascii="Arial" w:cs="Arial" w:eastAsia="Arial" w:hAnsi="Arial"/>
-          <w:b/>
-          <w:bCs/>
-        </w:rPr>
-        <w:t xml:space="preserve">В работе.</w:t>
+        <w:t xml:space="preserve">Карточки; «Перейти в карточку ↗»; «Отказ» (причина) и «Участвовать» → В работе.</w:t>
       </w:r>
     </w:p>
     <w:p>
@@ -23089,7 +25350,20 @@
         <w:rPr>
           <w:rFonts w:ascii="Arial" w:cs="Arial" w:eastAsia="Arial" w:hAnsi="Arial"/>
         </w:rPr>
-        <w:t xml:space="preserve">Карточки: статус-бейдж, «Создано», название (ссылка в карточку), заказчик, проверка Checko, Тендерплан ↗, отчёт ИИ, теги, НМЦ, срок подачи.</w:t>
+        <w:t xml:space="preserve">Быстрые фильтры: «Только мои», «Избранные».</w:t>
+      </w:r>
+    </w:p>
+    <w:p>
+      <w:pPr>
+        <w:spacing w:after="120"/>
+      </w:pPr>
+      <w:r>
+        <w:rPr>
+          <w:rFonts w:ascii="Arial" w:cs="Arial" w:eastAsia="Arial" w:hAnsi="Arial"/>
+          <w:b/>
+          <w:bCs/>
+        </w:rPr>
+        <w:t xml:space="preserve">В работе.</w:t>
       </w:r>
     </w:p>
     <w:p>
@@ -23105,7 +25379,7 @@
         <w:rPr>
           <w:rFonts w:ascii="Arial" w:cs="Arial" w:eastAsia="Arial" w:hAnsi="Arial"/>
         </w:rPr>
-        <w:t xml:space="preserve">Действия: «Подробнее» (раскрыть поля в списке), «Перейти в карточку ↗», «Изменить статус».</w:t>
+        <w:t xml:space="preserve">Карточки: статус-бейдж, «Создано», название (ссылка в карточку), заказчик, проверка Checko, Тендерплан ↗, отчёт ИИ, теги, НМЦ, срок подачи.</w:t>
       </w:r>
     </w:p>
     <w:p>
@@ -23121,20 +25395,7 @@
         <w:rPr>
           <w:rFonts w:ascii="Arial" w:cs="Arial" w:eastAsia="Arial" w:hAnsi="Arial"/>
         </w:rPr>
-        <w:t xml:space="preserve">Фильтры: дедлайн до, источник, менеджер, направление, «Только мои», только избранные, поиск.</w:t>
-      </w:r>
-    </w:p>
-    <w:p>
-      <w:pPr>
-        <w:spacing w:after="120"/>
-      </w:pPr>
-      <w:r>
-        <w:rPr>
-          <w:rFonts w:ascii="Arial" w:cs="Arial" w:eastAsia="Arial" w:hAnsi="Arial"/>
-          <w:b/>
-          <w:bCs/>
-        </w:rPr>
-        <w:t xml:space="preserve">Заявки.</w:t>
+        <w:t xml:space="preserve">Действия: «Подробнее» (раскрыть поля в списке), «Перейти в карточку ↗», «Изменить статус».</w:t>
       </w:r>
     </w:p>
     <w:p>
@@ -23150,7 +25411,20 @@
         <w:rPr>
           <w:rFonts w:ascii="Arial" w:cs="Arial" w:eastAsia="Arial" w:hAnsi="Arial"/>
         </w:rPr>
-        <w:t xml:space="preserve">Таблица: избранное, название, дата подачи, менеджер, площадка, дата ожидания ответа, статус ответа, «Изменить статус».</w:t>
+        <w:t xml:space="preserve">Фильтры: дедлайн до, источник, менеджер, направление, «Только мои», только избранные, поиск.</w:t>
+      </w:r>
+    </w:p>
+    <w:p>
+      <w:pPr>
+        <w:spacing w:after="120"/>
+      </w:pPr>
+      <w:r>
+        <w:rPr>
+          <w:rFonts w:ascii="Arial" w:cs="Arial" w:eastAsia="Arial" w:hAnsi="Arial"/>
+          <w:b/>
+          <w:bCs/>
+        </w:rPr>
+        <w:t xml:space="preserve">Заявки.</w:t>
       </w:r>
     </w:p>
     <w:p>
@@ -23166,20 +25440,7 @@
         <w:rPr>
           <w:rFonts w:ascii="Arial" w:cs="Arial" w:eastAsia="Arial" w:hAnsi="Arial"/>
         </w:rPr>
-        <w:t xml:space="preserve">Фильтры: источник, менеджер, направление, статус ответа, только избранные, поиск; переключатель периода и сводные цифры; выгрузка.</w:t>
-      </w:r>
-    </w:p>
-    <w:p>
-      <w:pPr>
-        <w:spacing w:after="120"/>
-      </w:pPr>
-      <w:r>
-        <w:rPr>
-          <w:rFonts w:ascii="Arial" w:cs="Arial" w:eastAsia="Arial" w:hAnsi="Arial"/>
-          <w:b/>
-          <w:bCs/>
-        </w:rPr>
-        <w:t xml:space="preserve">Архив.</w:t>
+        <w:t xml:space="preserve">Таблица: избранное, название, дата подачи, менеджер, площадка, дата ожидания ответа, статус ответа, «Изменить статус».</w:t>
       </w:r>
     </w:p>
     <w:p>
@@ -23195,7 +25456,20 @@
         <w:rPr>
           <w:rFonts w:ascii="Arial" w:cs="Arial" w:eastAsia="Arial" w:hAnsi="Arial"/>
         </w:rPr>
-        <w:t xml:space="preserve">Таблица только для чтения: избранное, ответственный, название, статус (фактический последний), заказчик, НМЦ, публикация, источник, отчёт, окончание сбора, отдел, решение, причина отказа, закрыто, действия.</w:t>
+        <w:t xml:space="preserve">Фильтры: источник, менеджер, направление, статус ответа, только избранные, поиск; переключатель периода и сводные цифры; выгрузка.</w:t>
+      </w:r>
+    </w:p>
+    <w:p>
+      <w:pPr>
+        <w:spacing w:after="120"/>
+      </w:pPr>
+      <w:r>
+        <w:rPr>
+          <w:rFonts w:ascii="Arial" w:cs="Arial" w:eastAsia="Arial" w:hAnsi="Arial"/>
+          <w:b/>
+          <w:bCs/>
+        </w:rPr>
+        <w:t xml:space="preserve">Архив.</w:t>
       </w:r>
     </w:p>
     <w:p>
@@ -23211,7 +25485,7 @@
         <w:rPr>
           <w:rFonts w:ascii="Arial" w:cs="Arial" w:eastAsia="Arial" w:hAnsi="Arial"/>
         </w:rPr>
-        <w:t xml:space="preserve">Сортировка по умолчанию — «Закрыто», сначала недавние; дата закрытия ставится автоматически при переходе в архивный статус и очищается при возврате.</w:t>
+        <w:t xml:space="preserve">Таблица только для чтения: избранное, ответственный, название, статус (фактический последний), заказчик, НМЦ, публикация, источник, отчёт, окончание сбора, отдел, решение, причина отказа, закрыто, действия.</w:t>
       </w:r>
     </w:p>
     <w:p>
@@ -23227,96 +25501,7 @@
         <w:rPr>
           <w:rFonts w:ascii="Arial" w:cs="Arial" w:eastAsia="Arial" w:hAnsi="Arial"/>
         </w:rPr>
-        <w:t xml:space="preserve">«Вернуть в работу» — Админ/Суперадмин (5.5).</w:t>
-      </w:r>
-    </w:p>
-    <w:p>
-      <w:pPr>
-        <w:spacing w:after="120"/>
-      </w:pPr>
-      <w:r>
-        <w:rPr>
-          <w:rFonts w:ascii="Arial" w:cs="Arial" w:eastAsia="Arial" w:hAnsi="Arial"/>
-          <w:b/>
-          <w:bCs/>
-        </w:rPr>
-        <w:t xml:space="preserve">Избранное.</w:t>
-      </w:r>
-      <w:r>
-        <w:rPr>
-          <w:rFonts w:ascii="Arial" w:cs="Arial" w:eastAsia="Arial" w:hAnsi="Arial"/>
-        </w:rPr>
-        <w:t xml:space="preserve"> Карточки как в «В работе» с фактическим этапом в углу; единственное действие — «Перейти в карточку ↗».</w:t>
-      </w:r>
-    </w:p>
-    <w:p>
-      <w:pPr>
-        <w:spacing w:after="120"/>
-      </w:pPr>
-      <w:r>
-        <w:rPr>
-          <w:rFonts w:ascii="Arial" w:cs="Arial" w:eastAsia="Arial" w:hAnsi="Arial"/>
-          <w:b/>
-          <w:bCs/>
-        </w:rPr>
-        <w:t xml:space="preserve">Календарь.</w:t>
-      </w:r>
-      <w:r>
-        <w:rPr>
-          <w:rFonts w:ascii="Arial" w:cs="Arial" w:eastAsia="Arial" w:hAnsi="Arial"/>
-        </w:rPr>
-        <w:t xml:space="preserve"> Сроки подачи, даты ожидания ответа, пункты чек-листа, задачи; режимы День/Неделя/Месяц, боковая панель со списком; пользователь видит свои события, Админ/Суперадмин — все [Решить: видимость для Руководителя отдела].</w:t>
-      </w:r>
-    </w:p>
-    <w:p>
-      <w:pPr>
-        <w:spacing w:after="120"/>
-      </w:pPr>
-      <w:r>
-        <w:rPr>
-          <w:rFonts w:ascii="Arial" w:cs="Arial" w:eastAsia="Arial" w:hAnsi="Arial"/>
-          <w:b/>
-          <w:bCs/>
-        </w:rPr>
-        <w:t xml:space="preserve">Профиль.</w:t>
-      </w:r>
-      <w:r>
-        <w:rPr>
-          <w:rFonts w:ascii="Arial" w:cs="Arial" w:eastAsia="Arial" w:hAnsi="Arial"/>
-        </w:rPr>
-        <w:t xml:space="preserve"> ФИО, логин, роли, направления; смена пароля; личная статистика; список тендеров пользователя; тема оформления.</w:t>
-      </w:r>
-    </w:p>
-    <w:p>
-      <w:pPr>
-        <w:spacing w:after="120"/>
-      </w:pPr>
-      <w:r>
-        <w:rPr>
-          <w:rFonts w:ascii="Arial" w:cs="Arial" w:eastAsia="Arial" w:hAnsi="Arial"/>
-          <w:b/>
-          <w:bCs/>
-        </w:rPr>
-        <w:t xml:space="preserve">Платежи.</w:t>
-      </w:r>
-      <w:r>
-        <w:rPr>
-          <w:rFonts w:ascii="Arial" w:cs="Arial" w:eastAsia="Arial" w:hAnsi="Arial"/>
-        </w:rPr>
-        <w:t xml:space="preserve"> Площадки: название, ссылка, тариф, дата следующего платежа, счёт и сумма обеспечения, комментарий. Смотрят все, редактируют Админ/Суперадмин.</w:t>
-      </w:r>
-    </w:p>
-    <w:p>
-      <w:pPr>
-        <w:spacing w:after="120"/>
-      </w:pPr>
-      <w:r>
-        <w:rPr>
-          <w:rFonts w:ascii="Arial" w:cs="Arial" w:eastAsia="Arial" w:hAnsi="Arial"/>
-          <w:b/>
-          <w:bCs/>
-        </w:rPr>
-        <w:t xml:space="preserve">Настройки.</w:t>
+        <w:t xml:space="preserve">Сортировка по умолчанию — «Закрыто», сначала недавние; дата закрытия ставится автоматически при переходе в архивный статус и очищается при возврате.</w:t>
       </w:r>
     </w:p>
     <w:p>
@@ -23332,7 +25517,96 @@
         <w:rPr>
           <w:rFonts w:ascii="Arial" w:cs="Arial" w:eastAsia="Arial" w:hAnsi="Arial"/>
         </w:rPr>
-        <w:t xml:space="preserve">«Справочники»: направления (с цветом), причины отказа, решения, этапы тендера, статусы с матрицей «статус → раздел», валюты, типы закупки, основания; добавление, переименование (с обновлением значений в тендерах и подтверждением числа затронутых записей), деактивация.</w:t>
+        <w:t xml:space="preserve">«Вернуть в работу» — Админ/Суперадмин (5.5).</w:t>
+      </w:r>
+    </w:p>
+    <w:p>
+      <w:pPr>
+        <w:spacing w:after="120"/>
+      </w:pPr>
+      <w:r>
+        <w:rPr>
+          <w:rFonts w:ascii="Arial" w:cs="Arial" w:eastAsia="Arial" w:hAnsi="Arial"/>
+          <w:b/>
+          <w:bCs/>
+        </w:rPr>
+        <w:t xml:space="preserve">Избранное.</w:t>
+      </w:r>
+      <w:r>
+        <w:rPr>
+          <w:rFonts w:ascii="Arial" w:cs="Arial" w:eastAsia="Arial" w:hAnsi="Arial"/>
+        </w:rPr>
+        <w:t xml:space="preserve"> Карточки как в «В работе» с фактическим этапом в углу; единственное действие — «Перейти в карточку ↗».</w:t>
+      </w:r>
+    </w:p>
+    <w:p>
+      <w:pPr>
+        <w:spacing w:after="120"/>
+      </w:pPr>
+      <w:r>
+        <w:rPr>
+          <w:rFonts w:ascii="Arial" w:cs="Arial" w:eastAsia="Arial" w:hAnsi="Arial"/>
+          <w:b/>
+          <w:bCs/>
+        </w:rPr>
+        <w:t xml:space="preserve">Календарь.</w:t>
+      </w:r>
+      <w:r>
+        <w:rPr>
+          <w:rFonts w:ascii="Arial" w:cs="Arial" w:eastAsia="Arial" w:hAnsi="Arial"/>
+        </w:rPr>
+        <w:t xml:space="preserve"> Сроки подачи, даты ожидания ответа, пункты чек-листа, задачи; режимы День/Неделя/Месяц, боковая панель со списком; пользователь видит свои события, Админ/Суперадмин — все [Решить: видимость для Руководителя отдела].</w:t>
+      </w:r>
+    </w:p>
+    <w:p>
+      <w:pPr>
+        <w:spacing w:after="120"/>
+      </w:pPr>
+      <w:r>
+        <w:rPr>
+          <w:rFonts w:ascii="Arial" w:cs="Arial" w:eastAsia="Arial" w:hAnsi="Arial"/>
+          <w:b/>
+          <w:bCs/>
+        </w:rPr>
+        <w:t xml:space="preserve">Профиль.</w:t>
+      </w:r>
+      <w:r>
+        <w:rPr>
+          <w:rFonts w:ascii="Arial" w:cs="Arial" w:eastAsia="Arial" w:hAnsi="Arial"/>
+        </w:rPr>
+        <w:t xml:space="preserve"> ФИО, логин, роли, направления; смена пароля; личная статистика; список тендеров пользователя; тема оформления.</w:t>
+      </w:r>
+    </w:p>
+    <w:p>
+      <w:pPr>
+        <w:spacing w:after="120"/>
+      </w:pPr>
+      <w:r>
+        <w:rPr>
+          <w:rFonts w:ascii="Arial" w:cs="Arial" w:eastAsia="Arial" w:hAnsi="Arial"/>
+          <w:b/>
+          <w:bCs/>
+        </w:rPr>
+        <w:t xml:space="preserve">Платежи.</w:t>
+      </w:r>
+      <w:r>
+        <w:rPr>
+          <w:rFonts w:ascii="Arial" w:cs="Arial" w:eastAsia="Arial" w:hAnsi="Arial"/>
+        </w:rPr>
+        <w:t xml:space="preserve"> Площадки: название, ссылка, тариф, дата следующего платежа, счёт и сумма обеспечения, комментарий. Смотрят все, редактируют Админ/Суперадмин.</w:t>
+      </w:r>
+    </w:p>
+    <w:p>
+      <w:pPr>
+        <w:spacing w:after="120"/>
+      </w:pPr>
+      <w:r>
+        <w:rPr>
+          <w:rFonts w:ascii="Arial" w:cs="Arial" w:eastAsia="Arial" w:hAnsi="Arial"/>
+          <w:b/>
+          <w:bCs/>
+        </w:rPr>
+        <w:t xml:space="preserve">Настройки.</w:t>
       </w:r>
     </w:p>
     <w:p>
@@ -23348,7 +25622,7 @@
         <w:rPr>
           <w:rFonts w:ascii="Arial" w:cs="Arial" w:eastAsia="Arial" w:hAnsi="Arial"/>
         </w:rPr>
-        <w:t xml:space="preserve">«Пользователи»: список, добавление, деактивация, новый временный пароль, редактирование (Суперадмин).</w:t>
+        <w:t xml:space="preserve">«Справочники»: направления (с цветом), причины отказа, решения, этапы тендера, статусы с матрицей «статус → раздел», валюты, типы закупки, основания; добавление, переименование (с обновлением значений в тендерах и подтверждением числа затронутых записей), деактивация.</w:t>
       </w:r>
     </w:p>
     <w:p>
@@ -23364,7 +25638,7 @@
         <w:rPr>
           <w:rFonts w:ascii="Arial" w:cs="Arial" w:eastAsia="Arial" w:hAnsi="Arial"/>
         </w:rPr>
-        <w:t xml:space="preserve">«Роли и доступы»: матрица прав (Суперадмин).</w:t>
+        <w:t xml:space="preserve">«Пользователи»: список, добавление, деактивация, новый временный пароль, редактирование (Суперадмин).</w:t>
       </w:r>
     </w:p>
     <w:p>
@@ -23380,7 +25654,7 @@
         <w:rPr>
           <w:rFonts w:ascii="Arial" w:cs="Arial" w:eastAsia="Arial" w:hAnsi="Arial"/>
         </w:rPr>
-        <w:t xml:space="preserve">«Общие» (Суперадмин): часовой пояс по умолчанию для показа и ввода времени — по устройству пользователя или по Москве (см. раздел 12).</w:t>
+        <w:t xml:space="preserve">«Роли и доступы»: матрица прав (Суперадмин).</w:t>
       </w:r>
     </w:p>
     <w:p>
@@ -23396,18 +25670,7 @@
         <w:rPr>
           <w:rFonts w:ascii="Arial" w:cs="Arial" w:eastAsia="Arial" w:hAnsi="Arial"/>
         </w:rPr>
-        <w:t xml:space="preserve">«Автоматизация»: доступы к площадкам (логин, пароль, вход по ЭЦП), соответствие ключевых фраз отчёта ИИ пунктам чек-листа.</w:t>
-      </w:r>
-    </w:p>
-    <w:p>
-      <w:pPr>
-        <w:pStyle w:val="Heading2"/>
-      </w:pPr>
-      <w:r>
-        <w:rPr>
-          <w:rFonts w:ascii="Arial" w:cs="Arial" w:eastAsia="Arial" w:hAnsi="Arial"/>
-        </w:rPr>
-        <w:t xml:space="preserve">6.3. Карточка тендера</w:t>
+        <w:t xml:space="preserve">«Общие» (Суперадмин): часовой пояс по умолчанию для показа и ввода времени — по устройству пользователя или по Москве (см. раздел 12).</w:t>
       </w:r>
     </w:p>
     <w:p>
@@ -23422,16 +25685,19 @@
       <w:r>
         <w:rPr>
           <w:rFonts w:ascii="Arial" w:cs="Arial" w:eastAsia="Arial" w:hAnsi="Arial"/>
-          <w:b/>
-          <w:bCs/>
-        </w:rPr>
-        <w:t xml:space="preserve">Шапка:</w:t>
-      </w:r>
-      <w:r>
-        <w:rPr>
-          <w:rFonts w:ascii="Arial" w:cs="Arial" w:eastAsia="Arial" w:hAnsi="Arial"/>
-        </w:rPr>
-        <w:t xml:space="preserve"> название (индикатор риска), заказчик (проверка Checko), НМЦ, теги этапа тендера и этапа процесса, статус с кнопкой «Изменить», срок подачи (редактирование — по правам 3.3, с уведомлением участникам), готовность к подаче %, направления (пастельные теги), технические теги закупки.</w:t>
+        </w:rPr>
+        <w:t xml:space="preserve">«Автоматизация»: доступы к площадкам (логин, пароль, вход по ЭЦП), соответствие ключевых фраз отчёта ИИ пунктам чек-листа.</w:t>
+      </w:r>
+    </w:p>
+    <w:p>
+      <w:pPr>
+        <w:pStyle w:val="Heading2"/>
+      </w:pPr>
+      <w:r>
+        <w:rPr>
+          <w:rFonts w:ascii="Arial" w:cs="Arial" w:eastAsia="Arial" w:hAnsi="Arial"/>
+        </w:rPr>
+        <w:t xml:space="preserve">6.3. Карточка тендера</w:t>
       </w:r>
     </w:p>
     <w:p>
@@ -23449,13 +25715,13 @@
           <w:b/>
           <w:bCs/>
         </w:rPr>
-        <w:t xml:space="preserve">Многолотовый тендер:</w:t>
-      </w:r>
-      <w:r>
-        <w:rPr>
-          <w:rFonts w:ascii="Arial" w:cs="Arial" w:eastAsia="Arial" w:hAnsi="Arial"/>
-        </w:rPr>
-        <w:t xml:space="preserve"> в шапке под НМЦ — отметка «Многолотовый» (меняют Суперадмин, Админ, Менеджер, ответственный; у Наблюдателя — только просмотр). При отметке во вкладке «Обзор» появляется блок «Лоты»: таблица «Лот · Направление · НМЦ лота · Результат · Сумма договора» и итог «выиграно N из M»; редактирование через карандаш — добавить/удалить лот, выбрать направление и результат, сумма договора вводится только у выигранного лота. Сохранение пишет в журнал событие «Лоты обновлены: всего N, выиграно M, сумма договоров …». Строка «Сумма договора» в шапке у такого тендера считается по лотам и вручную не правится.</w:t>
+        <w:t xml:space="preserve">Шапка:</w:t>
+      </w:r>
+      <w:r>
+        <w:rPr>
+          <w:rFonts w:ascii="Arial" w:cs="Arial" w:eastAsia="Arial" w:hAnsi="Arial"/>
+        </w:rPr>
+        <w:t xml:space="preserve"> название (индикатор риска), заказчик (проверка Checko), НМЦ, у выигранного тендера — «Сумма договора» (см. ниже), отметка «Многолотовый», теги этапа тендера и этапа процесса, статус с кнопкой «Изменить», срок подачи (редактирование — по правам 3.3, с уведомлением участникам), готовность к подаче %, направления (пастельные теги), технические теги закупки.</w:t>
       </w:r>
     </w:p>
     <w:p>
@@ -23473,13 +25739,27 @@
           <w:b/>
           <w:bCs/>
         </w:rPr>
-        <w:t xml:space="preserve">Правая панель:</w:t>
-      </w:r>
-      <w:r>
-        <w:rPr>
-          <w:rFonts w:ascii="Arial" w:cs="Arial" w:eastAsia="Arial" w:hAnsi="Arial"/>
-        </w:rPr>
-        <w:t xml:space="preserve"> постоянный список тендеров с фильтрами; не зависит от вкладки.</w:t>
+        <w:t xml:space="preserve">Сумма договора:</w:t>
+      </w:r>
+      <w:r>
+        <w:rPr>
+          <w:rFonts w:ascii="Arial" w:cs="Arial" w:eastAsia="Arial" w:hAnsi="Arial"/>
+        </w:rPr>
+        <w:t xml:space="preserve"> выводится в одной строке с НМЦ через вертикальную черту — «НМЦ: … | Сумма договора: …» — и </w:t>
+      </w:r>
+      <w:r>
+        <w:rPr>
+          <w:rFonts w:ascii="Arial" w:cs="Arial" w:eastAsia="Arial" w:hAnsi="Arial"/>
+          <w:b/>
+          <w:bCs/>
+        </w:rPr>
+        <w:t xml:space="preserve">только у тендера со статусом «Выиграли»</w:t>
+      </w:r>
+      <w:r>
+        <w:rPr>
+          <w:rFonts w:ascii="Arial" w:cs="Arial" w:eastAsia="Arial" w:hAnsi="Arial"/>
+        </w:rPr>
+        <w:t xml:space="preserve">; у остальных строка содержит одну НМЦ. Ввод — карандаш → число → «Сохранить» (права — 3.3; остальным карандаш не показывается). Изменение пишется в журнал. По этой сумме дашборд считает «Выиграно на сумму».</w:t>
       </w:r>
     </w:p>
     <w:p>
@@ -23497,13 +25777,13 @@
           <w:b/>
           <w:bCs/>
         </w:rPr>
-        <w:t xml:space="preserve">Вкладка «Обзор»:</w:t>
-      </w:r>
-      <w:r>
-        <w:rPr>
-          <w:rFonts w:ascii="Arial" w:cs="Arial" w:eastAsia="Arial" w:hAnsi="Arial"/>
-        </w:rPr>
-        <w:t xml:space="preserve"> описание закупки (редактируется), контактные данные, площадка (тип подачи; ссылка на закупку; площадка и обеспечение — если «На площадке»; адрес подачи КП — если «На почту»), отчёт и рекомендация ИИ (несколько версий, открыть последнюю, скачать, сгенерировать заново), комментарий менеджера, ответственные (менеджер и участники; редактирование по правам), прикреплённые документы. Состояние свёрнутых блоков сохраняется по тендеру для пользователя.</w:t>
+        <w:t xml:space="preserve">Многолотовый тендер:</w:t>
+      </w:r>
+      <w:r>
+        <w:rPr>
+          <w:rFonts w:ascii="Arial" w:cs="Arial" w:eastAsia="Arial" w:hAnsi="Arial"/>
+        </w:rPr>
+        <w:t xml:space="preserve"> под строкой НМЦ — отметка «Многолотовый» (меняют Суперадмин, Админ, Менеджер, ответственный; у Наблюдателя — только просмотр). При отметке во вкладке «Обзор» появляется блок «Лоты»: таблица «Лот · Направление · НМЦ лота · Результат · Сумма договора» и итог «выиграно N из M»; редактирование через карандаш — добавить/удалить лот, выбрать направление и результат, сумма договора вводится только у выигранного лота. Сохранение пишет в журнал событие «Лоты обновлены: всего N, выиграно M, сумма договоров …». Строка «Сумма договора» в шапке у такого тендера считается по лотам и вручную не правится. Если отметку снять, блок скрывается, а данные лотов сохраняются и возвращаются при повторной отметке; сумма договора снова берётся из ручного поля. Пока у многолотового тендера нет выигранных лотов с суммой, его сумма договора пустая — ручное значение из шапки не подставляется (решено 18.09.2026).</w:t>
       </w:r>
     </w:p>
     <w:p>
@@ -23521,13 +25801,61 @@
           <w:b/>
           <w:bCs/>
         </w:rPr>
+        <w:t xml:space="preserve">Правая панель:</w:t>
+      </w:r>
+      <w:r>
+        <w:rPr>
+          <w:rFonts w:ascii="Arial" w:cs="Arial" w:eastAsia="Arial" w:hAnsi="Arial"/>
+        </w:rPr>
+        <w:t xml:space="preserve"> постоянный список тендеров с фильтрами; не зависит от вкладки.</w:t>
+      </w:r>
+    </w:p>
+    <w:p>
+      <w:pPr>
+        <w:pStyle w:val="ListParagraph"/>
+        <w:numPr>
+          <w:ilvl w:val="0"/>
+          <w:numId w:val="2"/>
+        </w:numPr>
+        <w:spacing w:after="60"/>
+      </w:pPr>
+      <w:r>
+        <w:rPr>
+          <w:rFonts w:ascii="Arial" w:cs="Arial" w:eastAsia="Arial" w:hAnsi="Arial"/>
+          <w:b/>
+          <w:bCs/>
+        </w:rPr>
+        <w:t xml:space="preserve">Вкладка «Обзор»:</w:t>
+      </w:r>
+      <w:r>
+        <w:rPr>
+          <w:rFonts w:ascii="Arial" w:cs="Arial" w:eastAsia="Arial" w:hAnsi="Arial"/>
+        </w:rPr>
+        <w:t xml:space="preserve"> описание закупки (редактируется), контактные данные, площадка (тип подачи; ссылка на закупку; площадка и обеспечение — если «На площадке»; адрес подачи КП — если «На почту»), отчёт и рекомендация ИИ (несколько версий, открыть последнюю, скачать, сгенерировать заново), комментарий менеджера, ответственные (менеджер и участники; редактирование по правам), прикреплённые документы. Состояние свёрнутых блоков сохраняется по тендеру для пользователя.</w:t>
+      </w:r>
+    </w:p>
+    <w:p>
+      <w:pPr>
+        <w:pStyle w:val="ListParagraph"/>
+        <w:numPr>
+          <w:ilvl w:val="0"/>
+          <w:numId w:val="2"/>
+        </w:numPr>
+        <w:spacing w:after="60"/>
+      </w:pPr>
+      <w:r>
+        <w:rPr>
+          <w:rFonts w:ascii="Arial" w:cs="Arial" w:eastAsia="Arial" w:hAnsi="Arial"/>
+          <w:b/>
+          <w:bCs/>
+        </w:rPr>
         <w:t xml:space="preserve">Вкладка «Этапы и заявки»:</w:t>
       </w:r>
       <w:r>
         <w:rPr>
           <w:rFonts w:ascii="Arial" w:cs="Arial" w:eastAsia="Arial" w:hAnsi="Arial"/>
         </w:rPr>
-        <w:t xml:space="preserve"> признак «Многоэтапный»; этапы в хронологии; по каждому этапу — название, срок подачи, дата фактической подачи, сумма (без НДС, ставка, с НДС), заявки (срок, готовность), документы этапа, формы для заполнения, документы на подачу (выбор из Копилки, ZIP-скачивание), чек-лист документов («Сформировать лист», быстрое добавление); «Добавить этап» — после «Допущены»; завершённые этапы — только просмотр.</w:t>
+        <w:t xml:space="preserve"> признак «Многоэтапный»; этапы в хронологии; по каждому этапу — название, срок подачи, дата фактической подачи, сумма (без НДС, ставка, с НДС), заявки (срок, готовность), документы этапа, формы для заполнения, документы на подачу (выбор из Копилки, ZIP-скачивание), чек-лист документов («Сформировать лист», быстрое добавление); «Добавить этап» — после «Допущены»; завершённые этапы — только просмотр, кроме «Исправить» у Суперадмина (4.4).</w:t>
       </w:r>
     </w:p>
     <w:p>
@@ -24324,6 +26652,29 @@
         <w:t xml:space="preserve">7.3. Виджеты</w:t>
       </w:r>
     </w:p>
+    <w:p>
+      <w:pPr>
+        <w:spacing w:after="120"/>
+      </w:pPr>
+      <w:r>
+        <w:rPr>
+          <w:rFonts w:ascii="Arial" w:cs="Arial" w:eastAsia="Arial" w:hAnsi="Arial"/>
+        </w:rPr>
+        <w:t xml:space="preserve">Раскладка (макет </w:t>
+      </w:r>
+      <w:r>
+        <w:rPr>
+          <w:rFonts w:ascii="Consolas" w:cs="Consolas" w:eastAsia="Consolas" w:hAnsi="Consolas"/>
+        </w:rPr>
+        <w:t xml:space="preserve">dashboard.html</w:t>
+      </w:r>
+      <w:r>
+        <w:rPr>
+          <w:rFonts w:ascii="Arial" w:cs="Arial" w:eastAsia="Arial" w:hAnsi="Arial"/>
+        </w:rPr>
+        <w:t xml:space="preserve">): первый ряд — четыре плашки «Итоги периода» и «По направлениям»; второй — «Статистика по этапам» и «Итоги по этапам»; третий — «Причины отказов» и «Активные пользователи».</w:t>
+      </w:r>
+    </w:p>
     <w:tbl>
       <w:tblPr>
         <w:tblW w:type="dxa" w:w="9638"/>
@@ -24337,8 +26688,8 @@
         </w:tblBorders>
       </w:tblPr>
       <w:tblGrid>
-        <w:gridCol w:w="2670"/>
-        <w:gridCol w:w="6968"/>
+        <w:gridCol w:w="3737"/>
+        <w:gridCol w:w="5901"/>
       </w:tblGrid>
       <w:tr>
         <w:trPr>
@@ -24346,7 +26697,7 @@
         </w:trPr>
         <w:tc>
           <w:tcPr>
-            <w:tcW w:type="dxa" w:w="2670"/>
+            <w:tcW w:type="dxa" w:w="3737"/>
             <w:tcBorders>
               <w:top w:val="single" w:color="BFBFBF" w:sz="4"/>
               <w:left w:val="single" w:color="BFBFBF" w:sz="4"/>
@@ -24379,7 +26730,7 @@
         </w:tc>
         <w:tc>
           <w:tcPr>
-            <w:tcW w:type="dxa" w:w="6968"/>
+            <w:tcW w:type="dxa" w:w="5901"/>
             <w:tcBorders>
               <w:top w:val="single" w:color="BFBFBF" w:sz="4"/>
               <w:left w:val="single" w:color="BFBFBF" w:sz="4"/>
@@ -24417,61 +26768,61 @@
         </w:trPr>
         <w:tc>
           <w:tcPr>
-            <w:tcW w:type="dxa" w:w="2670"/>
-            <w:tcBorders>
-              <w:top w:val="single" w:color="BFBFBF" w:sz="4"/>
-              <w:left w:val="single" w:color="BFBFBF" w:sz="4"/>
-              <w:bottom w:val="single" w:color="BFBFBF" w:sz="4"/>
-              <w:right w:val="single" w:color="BFBFBF" w:sz="4"/>
-            </w:tcBorders>
-            <w:tcMar>
-              <w:top w:type="dxa" w:w="60"/>
-              <w:left w:type="dxa" w:w="100"/>
-              <w:bottom w:type="dxa" w:w="60"/>
-              <w:right w:type="dxa" w:w="100"/>
-            </w:tcMar>
-          </w:tcPr>
-          <w:p>
-            <w:pPr>
-              <w:spacing w:after="0"/>
-            </w:pPr>
-            <w:r>
-              <w:rPr>
-                <w:rFonts w:ascii="Arial" w:cs="Arial" w:eastAsia="Arial" w:hAnsi="Arial"/>
-                <w:sz w:val="18"/>
-                <w:szCs w:val="18"/>
-              </w:rPr>
-              <w:t xml:space="preserve">Итоги периода</w:t>
-            </w:r>
-          </w:p>
-        </w:tc>
-        <w:tc>
-          <w:tcPr>
-            <w:tcW w:type="dxa" w:w="6968"/>
-            <w:tcBorders>
-              <w:top w:val="single" w:color="BFBFBF" w:sz="4"/>
-              <w:left w:val="single" w:color="BFBFBF" w:sz="4"/>
-              <w:bottom w:val="single" w:color="BFBFBF" w:sz="4"/>
-              <w:right w:val="single" w:color="BFBFBF" w:sz="4"/>
-            </w:tcBorders>
-            <w:tcMar>
-              <w:top w:type="dxa" w:w="60"/>
-              <w:left w:type="dxa" w:w="100"/>
-              <w:bottom w:type="dxa" w:w="60"/>
-              <w:right w:type="dxa" w:w="100"/>
-            </w:tcMar>
-          </w:tcPr>
-          <w:p>
-            <w:pPr>
-              <w:spacing w:after="0"/>
-            </w:pPr>
-            <w:r>
-              <w:rPr>
-                <w:rFonts w:ascii="Arial" w:cs="Arial" w:eastAsia="Arial" w:hAnsi="Arial"/>
-                <w:sz w:val="18"/>
-                <w:szCs w:val="18"/>
-              </w:rPr>
-              <w:t xml:space="preserve">Новых получено (по дате создания), В работе сейчас (текущее), Подано всего с разбивкой «первично · переторжки», Выиграно по дате итога (кол-во и сумма договоров)</w:t>
+            <w:tcW w:type="dxa" w:w="3737"/>
+            <w:tcBorders>
+              <w:top w:val="single" w:color="BFBFBF" w:sz="4"/>
+              <w:left w:val="single" w:color="BFBFBF" w:sz="4"/>
+              <w:bottom w:val="single" w:color="BFBFBF" w:sz="4"/>
+              <w:right w:val="single" w:color="BFBFBF" w:sz="4"/>
+            </w:tcBorders>
+            <w:tcMar>
+              <w:top w:type="dxa" w:w="60"/>
+              <w:left w:type="dxa" w:w="100"/>
+              <w:bottom w:type="dxa" w:w="60"/>
+              <w:right w:type="dxa" w:w="100"/>
+            </w:tcMar>
+          </w:tcPr>
+          <w:p>
+            <w:pPr>
+              <w:spacing w:after="0"/>
+            </w:pPr>
+            <w:r>
+              <w:rPr>
+                <w:rFonts w:ascii="Arial" w:cs="Arial" w:eastAsia="Arial" w:hAnsi="Arial"/>
+                <w:sz w:val="18"/>
+                <w:szCs w:val="18"/>
+              </w:rPr>
+              <w:t xml:space="preserve">Получено новых</w:t>
+            </w:r>
+          </w:p>
+        </w:tc>
+        <w:tc>
+          <w:tcPr>
+            <w:tcW w:type="dxa" w:w="5901"/>
+            <w:tcBorders>
+              <w:top w:val="single" w:color="BFBFBF" w:sz="4"/>
+              <w:left w:val="single" w:color="BFBFBF" w:sz="4"/>
+              <w:bottom w:val="single" w:color="BFBFBF" w:sz="4"/>
+              <w:right w:val="single" w:color="BFBFBF" w:sz="4"/>
+            </w:tcBorders>
+            <w:tcMar>
+              <w:top w:type="dxa" w:w="60"/>
+              <w:left w:type="dxa" w:w="100"/>
+              <w:bottom w:type="dxa" w:w="60"/>
+              <w:right w:type="dxa" w:w="100"/>
+            </w:tcMar>
+          </w:tcPr>
+          <w:p>
+            <w:pPr>
+              <w:spacing w:after="0"/>
+            </w:pPr>
+            <w:r>
+              <w:rPr>
+                <w:rFonts w:ascii="Arial" w:cs="Arial" w:eastAsia="Arial" w:hAnsi="Arial"/>
+                <w:sz w:val="18"/>
+                <w:szCs w:val="18"/>
+              </w:rPr>
+              <w:t xml:space="preserve">тендеры, созданные в периоде; строка «в т.ч. взяли на изучение» — новые тендеры периода, прошедшие первое решение (на рассмотрении, участвуем или отказ после начала работы); динамика</w:t>
             </w:r>
           </w:p>
         </w:tc>
@@ -24482,61 +26833,61 @@
         </w:trPr>
         <w:tc>
           <w:tcPr>
-            <w:tcW w:type="dxa" w:w="2670"/>
-            <w:tcBorders>
-              <w:top w:val="single" w:color="BFBFBF" w:sz="4"/>
-              <w:left w:val="single" w:color="BFBFBF" w:sz="4"/>
-              <w:bottom w:val="single" w:color="BFBFBF" w:sz="4"/>
-              <w:right w:val="single" w:color="BFBFBF" w:sz="4"/>
-            </w:tcBorders>
-            <w:tcMar>
-              <w:top w:type="dxa" w:w="60"/>
-              <w:left w:type="dxa" w:w="100"/>
-              <w:bottom w:type="dxa" w:w="60"/>
-              <w:right w:type="dxa" w:w="100"/>
-            </w:tcMar>
-          </w:tcPr>
-          <w:p>
-            <w:pPr>
-              <w:spacing w:after="0"/>
-            </w:pPr>
-            <w:r>
-              <w:rPr>
-                <w:rFonts w:ascii="Arial" w:cs="Arial" w:eastAsia="Arial" w:hAnsi="Arial"/>
-                <w:sz w:val="18"/>
-                <w:szCs w:val="18"/>
-              </w:rPr>
-              <w:t xml:space="preserve">По направлениям</w:t>
-            </w:r>
-          </w:p>
-        </w:tc>
-        <w:tc>
-          <w:tcPr>
-            <w:tcW w:type="dxa" w:w="6968"/>
-            <w:tcBorders>
-              <w:top w:val="single" w:color="BFBFBF" w:sz="4"/>
-              <w:left w:val="single" w:color="BFBFBF" w:sz="4"/>
-              <w:bottom w:val="single" w:color="BFBFBF" w:sz="4"/>
-              <w:right w:val="single" w:color="BFBFBF" w:sz="4"/>
-            </w:tcBorders>
-            <w:tcMar>
-              <w:top w:type="dxa" w:w="60"/>
-              <w:left w:type="dxa" w:w="100"/>
-              <w:bottom w:type="dxa" w:w="60"/>
-              <w:right w:type="dxa" w:w="100"/>
-            </w:tcMar>
-          </w:tcPr>
-          <w:p>
-            <w:pPr>
-              <w:spacing w:after="0"/>
-            </w:pPr>
-            <w:r>
-              <w:rPr>
-                <w:rFonts w:ascii="Arial" w:cs="Arial" w:eastAsia="Arial" w:hAnsi="Arial"/>
-                <w:sz w:val="18"/>
-                <w:szCs w:val="18"/>
-              </w:rPr>
-              <w:t xml:space="preserve">переключатель Изучили / Подали / Выиграли; «Подали» — тендеры с первичной подачей в периоде; кольцевая диаграмма по направлениям (тендер с несколькими направлениями учитывается в каждом)</w:t>
+            <w:tcW w:type="dxa" w:w="3737"/>
+            <w:tcBorders>
+              <w:top w:val="single" w:color="BFBFBF" w:sz="4"/>
+              <w:left w:val="single" w:color="BFBFBF" w:sz="4"/>
+              <w:bottom w:val="single" w:color="BFBFBF" w:sz="4"/>
+              <w:right w:val="single" w:color="BFBFBF" w:sz="4"/>
+            </w:tcBorders>
+            <w:tcMar>
+              <w:top w:type="dxa" w:w="60"/>
+              <w:left w:type="dxa" w:w="100"/>
+              <w:bottom w:type="dxa" w:w="60"/>
+              <w:right w:type="dxa" w:w="100"/>
+            </w:tcMar>
+          </w:tcPr>
+          <w:p>
+            <w:pPr>
+              <w:spacing w:after="0"/>
+            </w:pPr>
+            <w:r>
+              <w:rPr>
+                <w:rFonts w:ascii="Arial" w:cs="Arial" w:eastAsia="Arial" w:hAnsi="Arial"/>
+                <w:sz w:val="18"/>
+                <w:szCs w:val="18"/>
+              </w:rPr>
+              <w:t xml:space="preserve">В работе</w:t>
+            </w:r>
+          </w:p>
+        </w:tc>
+        <w:tc>
+          <w:tcPr>
+            <w:tcW w:type="dxa" w:w="5901"/>
+            <w:tcBorders>
+              <w:top w:val="single" w:color="BFBFBF" w:sz="4"/>
+              <w:left w:val="single" w:color="BFBFBF" w:sz="4"/>
+              <w:bottom w:val="single" w:color="BFBFBF" w:sz="4"/>
+              <w:right w:val="single" w:color="BFBFBF" w:sz="4"/>
+            </w:tcBorders>
+            <w:tcMar>
+              <w:top w:type="dxa" w:w="60"/>
+              <w:left w:type="dxa" w:w="100"/>
+              <w:bottom w:type="dxa" w:w="60"/>
+              <w:right w:type="dxa" w:w="100"/>
+            </w:tcMar>
+          </w:tcPr>
+          <w:p>
+            <w:pPr>
+              <w:spacing w:after="0"/>
+            </w:pPr>
+            <w:r>
+              <w:rPr>
+                <w:rFonts w:ascii="Arial" w:cs="Arial" w:eastAsia="Arial" w:hAnsi="Arial"/>
+                <w:sz w:val="18"/>
+                <w:szCs w:val="18"/>
+              </w:rPr>
+              <w:t xml:space="preserve">текущее состояние раздела «В работе» (не зависит от периода, без динамики); сумма НМЦ; строка «в т.ч. ПКО/НДА»</w:t>
             </w:r>
           </w:p>
         </w:tc>
@@ -24547,61 +26898,61 @@
         </w:trPr>
         <w:tc>
           <w:tcPr>
-            <w:tcW w:type="dxa" w:w="2670"/>
-            <w:tcBorders>
-              <w:top w:val="single" w:color="BFBFBF" w:sz="4"/>
-              <w:left w:val="single" w:color="BFBFBF" w:sz="4"/>
-              <w:bottom w:val="single" w:color="BFBFBF" w:sz="4"/>
-              <w:right w:val="single" w:color="BFBFBF" w:sz="4"/>
-            </w:tcBorders>
-            <w:tcMar>
-              <w:top w:type="dxa" w:w="60"/>
-              <w:left w:type="dxa" w:w="100"/>
-              <w:bottom w:type="dxa" w:w="60"/>
-              <w:right w:type="dxa" w:w="100"/>
-            </w:tcMar>
-          </w:tcPr>
-          <w:p>
-            <w:pPr>
-              <w:spacing w:after="0"/>
-            </w:pPr>
-            <w:r>
-              <w:rPr>
-                <w:rFonts w:ascii="Arial" w:cs="Arial" w:eastAsia="Arial" w:hAnsi="Arial"/>
-                <w:sz w:val="18"/>
-                <w:szCs w:val="18"/>
-              </w:rPr>
-              <w:t xml:space="preserve">Причины отказов</w:t>
-            </w:r>
-          </w:p>
-        </w:tc>
-        <w:tc>
-          <w:tcPr>
-            <w:tcW w:type="dxa" w:w="6968"/>
-            <w:tcBorders>
-              <w:top w:val="single" w:color="BFBFBF" w:sz="4"/>
-              <w:left w:val="single" w:color="BFBFBF" w:sz="4"/>
-              <w:bottom w:val="single" w:color="BFBFBF" w:sz="4"/>
-              <w:right w:val="single" w:color="BFBFBF" w:sz="4"/>
-            </w:tcBorders>
-            <w:tcMar>
-              <w:top w:type="dxa" w:w="60"/>
-              <w:left w:type="dxa" w:w="100"/>
-              <w:bottom w:type="dxa" w:w="60"/>
-              <w:right w:type="dxa" w:w="100"/>
-            </w:tcMar>
-          </w:tcPr>
-          <w:p>
-            <w:pPr>
-              <w:spacing w:after="0"/>
-            </w:pPr>
-            <w:r>
-              <w:rPr>
-                <w:rFonts w:ascii="Arial" w:cs="Arial" w:eastAsia="Arial" w:hAnsi="Arial"/>
-                <w:sz w:val="18"/>
-                <w:szCs w:val="18"/>
-              </w:rPr>
-              <w:t xml:space="preserve">тендеры с решением «отказ» по причинам + отдельный столбец «Отказались после ПКО/НДА» (все тендеры со статусом «Отказались сами»)</w:t>
+            <w:tcW w:type="dxa" w:w="3737"/>
+            <w:tcBorders>
+              <w:top w:val="single" w:color="BFBFBF" w:sz="4"/>
+              <w:left w:val="single" w:color="BFBFBF" w:sz="4"/>
+              <w:bottom w:val="single" w:color="BFBFBF" w:sz="4"/>
+              <w:right w:val="single" w:color="BFBFBF" w:sz="4"/>
+            </w:tcBorders>
+            <w:tcMar>
+              <w:top w:type="dxa" w:w="60"/>
+              <w:left w:type="dxa" w:w="100"/>
+              <w:bottom w:type="dxa" w:w="60"/>
+              <w:right w:type="dxa" w:w="100"/>
+            </w:tcMar>
+          </w:tcPr>
+          <w:p>
+            <w:pPr>
+              <w:spacing w:after="0"/>
+            </w:pPr>
+            <w:r>
+              <w:rPr>
+                <w:rFonts w:ascii="Arial" w:cs="Arial" w:eastAsia="Arial" w:hAnsi="Arial"/>
+                <w:sz w:val="18"/>
+                <w:szCs w:val="18"/>
+              </w:rPr>
+              <w:t xml:space="preserve">Подано</w:t>
+            </w:r>
+          </w:p>
+        </w:tc>
+        <w:tc>
+          <w:tcPr>
+            <w:tcW w:type="dxa" w:w="5901"/>
+            <w:tcBorders>
+              <w:top w:val="single" w:color="BFBFBF" w:sz="4"/>
+              <w:left w:val="single" w:color="BFBFBF" w:sz="4"/>
+              <w:bottom w:val="single" w:color="BFBFBF" w:sz="4"/>
+              <w:right w:val="single" w:color="BFBFBF" w:sz="4"/>
+            </w:tcBorders>
+            <w:tcMar>
+              <w:top w:type="dxa" w:w="60"/>
+              <w:left w:type="dxa" w:w="100"/>
+              <w:bottom w:type="dxa" w:w="60"/>
+              <w:right w:type="dxa" w:w="100"/>
+            </w:tcMar>
+          </w:tcPr>
+          <w:p>
+            <w:pPr>
+              <w:spacing w:after="0"/>
+            </w:pPr>
+            <w:r>
+              <w:rPr>
+                <w:rFonts w:ascii="Arial" w:cs="Arial" w:eastAsia="Arial" w:hAnsi="Arial"/>
+                <w:sz w:val="18"/>
+                <w:szCs w:val="18"/>
+              </w:rPr>
+              <w:t xml:space="preserve">«Подано всего» (первично + переторжки) по датам фактической подачи; сумма НМЦ поданных тендеров; строки «в т.ч. первично», «переторжки», «ожидают ответа» (сейчас в статусе «Подано», кроме этапа ПКО/НДА)</w:t>
             </w:r>
           </w:p>
         </w:tc>
@@ -24612,61 +26963,61 @@
         </w:trPr>
         <w:tc>
           <w:tcPr>
-            <w:tcW w:type="dxa" w:w="2670"/>
-            <w:tcBorders>
-              <w:top w:val="single" w:color="BFBFBF" w:sz="4"/>
-              <w:left w:val="single" w:color="BFBFBF" w:sz="4"/>
-              <w:bottom w:val="single" w:color="BFBFBF" w:sz="4"/>
-              <w:right w:val="single" w:color="BFBFBF" w:sz="4"/>
-            </w:tcBorders>
-            <w:tcMar>
-              <w:top w:type="dxa" w:w="60"/>
-              <w:left w:type="dxa" w:w="100"/>
-              <w:bottom w:type="dxa" w:w="60"/>
-              <w:right w:type="dxa" w:w="100"/>
-            </w:tcMar>
-          </w:tcPr>
-          <w:p>
-            <w:pPr>
-              <w:spacing w:after="0"/>
-            </w:pPr>
-            <w:r>
-              <w:rPr>
-                <w:rFonts w:ascii="Arial" w:cs="Arial" w:eastAsia="Arial" w:hAnsi="Arial"/>
-                <w:sz w:val="18"/>
-                <w:szCs w:val="18"/>
-              </w:rPr>
-              <w:t xml:space="preserve">Воронка</w:t>
-            </w:r>
-          </w:p>
-        </w:tc>
-        <w:tc>
-          <w:tcPr>
-            <w:tcW w:type="dxa" w:w="6968"/>
-            <w:tcBorders>
-              <w:top w:val="single" w:color="BFBFBF" w:sz="4"/>
-              <w:left w:val="single" w:color="BFBFBF" w:sz="4"/>
-              <w:bottom w:val="single" w:color="BFBFBF" w:sz="4"/>
-              <w:right w:val="single" w:color="BFBFBF" w:sz="4"/>
-            </w:tcBorders>
-            <w:tcMar>
-              <w:top w:type="dxa" w:w="60"/>
-              <w:left w:type="dxa" w:w="100"/>
-              <w:bottom w:type="dxa" w:w="60"/>
-              <w:right w:type="dxa" w:w="100"/>
-            </w:tcMar>
-          </w:tcPr>
-          <w:p>
-            <w:pPr>
-              <w:spacing w:after="0"/>
-            </w:pPr>
-            <w:r>
-              <w:rPr>
-                <w:rFonts w:ascii="Arial" w:cs="Arial" w:eastAsia="Arial" w:hAnsi="Arial"/>
-                <w:sz w:val="18"/>
-                <w:szCs w:val="18"/>
-              </w:rPr>
-              <w:t xml:space="preserve">график по месяцам/дням: Новых получено, Взято в работу, Подано первично, Переторжки, Выиграно; режимы Количество / Сумма / Конверсия; видимость линий настраивается</w:t>
+            <w:tcW w:type="dxa" w:w="3737"/>
+            <w:tcBorders>
+              <w:top w:val="single" w:color="BFBFBF" w:sz="4"/>
+              <w:left w:val="single" w:color="BFBFBF" w:sz="4"/>
+              <w:bottom w:val="single" w:color="BFBFBF" w:sz="4"/>
+              <w:right w:val="single" w:color="BFBFBF" w:sz="4"/>
+            </w:tcBorders>
+            <w:tcMar>
+              <w:top w:type="dxa" w:w="60"/>
+              <w:left w:type="dxa" w:w="100"/>
+              <w:bottom w:type="dxa" w:w="60"/>
+              <w:right w:type="dxa" w:w="100"/>
+            </w:tcMar>
+          </w:tcPr>
+          <w:p>
+            <w:pPr>
+              <w:spacing w:after="0"/>
+            </w:pPr>
+            <w:r>
+              <w:rPr>
+                <w:rFonts w:ascii="Arial" w:cs="Arial" w:eastAsia="Arial" w:hAnsi="Arial"/>
+                <w:sz w:val="18"/>
+                <w:szCs w:val="18"/>
+              </w:rPr>
+              <w:t xml:space="preserve">Выиграно</w:t>
+            </w:r>
+          </w:p>
+        </w:tc>
+        <w:tc>
+          <w:tcPr>
+            <w:tcW w:type="dxa" w:w="5901"/>
+            <w:tcBorders>
+              <w:top w:val="single" w:color="BFBFBF" w:sz="4"/>
+              <w:left w:val="single" w:color="BFBFBF" w:sz="4"/>
+              <w:bottom w:val="single" w:color="BFBFBF" w:sz="4"/>
+              <w:right w:val="single" w:color="BFBFBF" w:sz="4"/>
+            </w:tcBorders>
+            <w:tcMar>
+              <w:top w:type="dxa" w:w="60"/>
+              <w:left w:type="dxa" w:w="100"/>
+              <w:bottom w:type="dxa" w:w="60"/>
+              <w:right w:type="dxa" w:w="100"/>
+            </w:tcMar>
+          </w:tcPr>
+          <w:p>
+            <w:pPr>
+              <w:spacing w:after="0"/>
+            </w:pPr>
+            <w:r>
+              <w:rPr>
+                <w:rFonts w:ascii="Arial" w:cs="Arial" w:eastAsia="Arial" w:hAnsi="Arial"/>
+                <w:sz w:val="18"/>
+                <w:szCs w:val="18"/>
+              </w:rPr>
+              <w:t xml:space="preserve">выигрыши по дате итога; сумма договоров; если выигрыши есть, а сумм нет — надпись «сумма договоров не указана» (подсказка: сколько тендеров без суммы); список выигранных тендеров периода — название-ссылка на карточку, направление, сумма договора; динамика</w:t>
             </w:r>
           </w:p>
         </w:tc>
@@ -24677,7 +27028,137 @@
         </w:trPr>
         <w:tc>
           <w:tcPr>
-            <w:tcW w:type="dxa" w:w="2670"/>
+            <w:tcW w:type="dxa" w:w="3737"/>
+            <w:tcBorders>
+              <w:top w:val="single" w:color="BFBFBF" w:sz="4"/>
+              <w:left w:val="single" w:color="BFBFBF" w:sz="4"/>
+              <w:bottom w:val="single" w:color="BFBFBF" w:sz="4"/>
+              <w:right w:val="single" w:color="BFBFBF" w:sz="4"/>
+            </w:tcBorders>
+            <w:tcMar>
+              <w:top w:type="dxa" w:w="60"/>
+              <w:left w:type="dxa" w:w="100"/>
+              <w:bottom w:type="dxa" w:w="60"/>
+              <w:right w:type="dxa" w:w="100"/>
+            </w:tcMar>
+          </w:tcPr>
+          <w:p>
+            <w:pPr>
+              <w:spacing w:after="0"/>
+            </w:pPr>
+            <w:r>
+              <w:rPr>
+                <w:rFonts w:ascii="Arial" w:cs="Arial" w:eastAsia="Arial" w:hAnsi="Arial"/>
+                <w:sz w:val="18"/>
+                <w:szCs w:val="18"/>
+              </w:rPr>
+              <w:t xml:space="preserve">По направлениям</w:t>
+            </w:r>
+          </w:p>
+        </w:tc>
+        <w:tc>
+          <w:tcPr>
+            <w:tcW w:type="dxa" w:w="5901"/>
+            <w:tcBorders>
+              <w:top w:val="single" w:color="BFBFBF" w:sz="4"/>
+              <w:left w:val="single" w:color="BFBFBF" w:sz="4"/>
+              <w:bottom w:val="single" w:color="BFBFBF" w:sz="4"/>
+              <w:right w:val="single" w:color="BFBFBF" w:sz="4"/>
+            </w:tcBorders>
+            <w:tcMar>
+              <w:top w:type="dxa" w:w="60"/>
+              <w:left w:type="dxa" w:w="100"/>
+              <w:bottom w:type="dxa" w:w="60"/>
+              <w:right w:type="dxa" w:w="100"/>
+            </w:tcMar>
+          </w:tcPr>
+          <w:p>
+            <w:pPr>
+              <w:spacing w:after="0"/>
+            </w:pPr>
+            <w:r>
+              <w:rPr>
+                <w:rFonts w:ascii="Arial" w:cs="Arial" w:eastAsia="Arial" w:hAnsi="Arial"/>
+                <w:sz w:val="18"/>
+                <w:szCs w:val="18"/>
+              </w:rPr>
+              <w:t xml:space="preserve">переключатель Изучили / Подали / Выиграли; «Подали» — тендеры с первичной подачей в периоде; кольцевая диаграмма и легенда (кол-во, %, у «Выиграли» — сумма); тендер с несколькими направлениями учитывается в каждом</w:t>
+            </w:r>
+          </w:p>
+        </w:tc>
+      </w:tr>
+      <w:tr>
+        <w:trPr>
+          <w:tblHeader w:val="false"/>
+        </w:trPr>
+        <w:tc>
+          <w:tcPr>
+            <w:tcW w:type="dxa" w:w="3737"/>
+            <w:tcBorders>
+              <w:top w:val="single" w:color="BFBFBF" w:sz="4"/>
+              <w:left w:val="single" w:color="BFBFBF" w:sz="4"/>
+              <w:bottom w:val="single" w:color="BFBFBF" w:sz="4"/>
+              <w:right w:val="single" w:color="BFBFBF" w:sz="4"/>
+            </w:tcBorders>
+            <w:tcMar>
+              <w:top w:type="dxa" w:w="60"/>
+              <w:left w:type="dxa" w:w="100"/>
+              <w:bottom w:type="dxa" w:w="60"/>
+              <w:right w:type="dxa" w:w="100"/>
+            </w:tcMar>
+          </w:tcPr>
+          <w:p>
+            <w:pPr>
+              <w:spacing w:after="0"/>
+            </w:pPr>
+            <w:r>
+              <w:rPr>
+                <w:rFonts w:ascii="Arial" w:cs="Arial" w:eastAsia="Arial" w:hAnsi="Arial"/>
+                <w:sz w:val="18"/>
+                <w:szCs w:val="18"/>
+              </w:rPr>
+              <w:t xml:space="preserve">Статистика по этапам (бывш. «Воронка»)</w:t>
+            </w:r>
+          </w:p>
+        </w:tc>
+        <w:tc>
+          <w:tcPr>
+            <w:tcW w:type="dxa" w:w="5901"/>
+            <w:tcBorders>
+              <w:top w:val="single" w:color="BFBFBF" w:sz="4"/>
+              <w:left w:val="single" w:color="BFBFBF" w:sz="4"/>
+              <w:bottom w:val="single" w:color="BFBFBF" w:sz="4"/>
+              <w:right w:val="single" w:color="BFBFBF" w:sz="4"/>
+            </w:tcBorders>
+            <w:tcMar>
+              <w:top w:type="dxa" w:w="60"/>
+              <w:left w:type="dxa" w:w="100"/>
+              <w:bottom w:type="dxa" w:w="60"/>
+              <w:right w:type="dxa" w:w="100"/>
+            </w:tcMar>
+          </w:tcPr>
+          <w:p>
+            <w:pPr>
+              <w:spacing w:after="0"/>
+            </w:pPr>
+            <w:r>
+              <w:rPr>
+                <w:rFonts w:ascii="Arial" w:cs="Arial" w:eastAsia="Arial" w:hAnsi="Arial"/>
+                <w:sz w:val="18"/>
+                <w:szCs w:val="18"/>
+              </w:rPr>
+              <w:t xml:space="preserve">сглаженный график с заливкой по месяцам/дням: Новых получено, Взято в работу, Подано первично, Переторжки, Выиграно; режимы Количество / Сумма / Конверсия; при наведении — вертикальная линия и подсказка с периодом и всеми показателями; видимость линий настраивается (карандаш)</w:t>
+            </w:r>
+          </w:p>
+        </w:tc>
+      </w:tr>
+      <w:tr>
+        <w:trPr>
+          <w:tblHeader w:val="false"/>
+        </w:trPr>
+        <w:tc>
+          <w:tcPr>
+            <w:tcW w:type="dxa" w:w="3737"/>
             <w:tcBorders>
               <w:top w:val="single" w:color="BFBFBF" w:sz="4"/>
               <w:left w:val="single" w:color="BFBFBF" w:sz="4"/>
@@ -24707,7 +27188,7 @@
         </w:tc>
         <w:tc>
           <w:tcPr>
-            <w:tcW w:type="dxa" w:w="6968"/>
+            <w:tcW w:type="dxa" w:w="5901"/>
             <w:tcBorders>
               <w:top w:val="single" w:color="BFBFBF" w:sz="4"/>
               <w:left w:val="single" w:color="BFBFBF" w:sz="4"/>
@@ -24732,6 +27213,136 @@
                 <w:szCs w:val="18"/>
               </w:rPr>
               <w:t xml:space="preserve">таблица тех же показателей: кол-во, сумма, конверсия</w:t>
+            </w:r>
+          </w:p>
+        </w:tc>
+      </w:tr>
+      <w:tr>
+        <w:trPr>
+          <w:tblHeader w:val="false"/>
+        </w:trPr>
+        <w:tc>
+          <w:tcPr>
+            <w:tcW w:type="dxa" w:w="3737"/>
+            <w:tcBorders>
+              <w:top w:val="single" w:color="BFBFBF" w:sz="4"/>
+              <w:left w:val="single" w:color="BFBFBF" w:sz="4"/>
+              <w:bottom w:val="single" w:color="BFBFBF" w:sz="4"/>
+              <w:right w:val="single" w:color="BFBFBF" w:sz="4"/>
+            </w:tcBorders>
+            <w:tcMar>
+              <w:top w:type="dxa" w:w="60"/>
+              <w:left w:type="dxa" w:w="100"/>
+              <w:bottom w:type="dxa" w:w="60"/>
+              <w:right w:type="dxa" w:w="100"/>
+            </w:tcMar>
+          </w:tcPr>
+          <w:p>
+            <w:pPr>
+              <w:spacing w:after="0"/>
+            </w:pPr>
+            <w:r>
+              <w:rPr>
+                <w:rFonts w:ascii="Arial" w:cs="Arial" w:eastAsia="Arial" w:hAnsi="Arial"/>
+                <w:sz w:val="18"/>
+                <w:szCs w:val="18"/>
+              </w:rPr>
+              <w:t xml:space="preserve">Причины отказов</w:t>
+            </w:r>
+          </w:p>
+        </w:tc>
+        <w:tc>
+          <w:tcPr>
+            <w:tcW w:type="dxa" w:w="5901"/>
+            <w:tcBorders>
+              <w:top w:val="single" w:color="BFBFBF" w:sz="4"/>
+              <w:left w:val="single" w:color="BFBFBF" w:sz="4"/>
+              <w:bottom w:val="single" w:color="BFBFBF" w:sz="4"/>
+              <w:right w:val="single" w:color="BFBFBF" w:sz="4"/>
+            </w:tcBorders>
+            <w:tcMar>
+              <w:top w:type="dxa" w:w="60"/>
+              <w:left w:type="dxa" w:w="100"/>
+              <w:bottom w:type="dxa" w:w="60"/>
+              <w:right w:type="dxa" w:w="100"/>
+            </w:tcMar>
+          </w:tcPr>
+          <w:p>
+            <w:pPr>
+              <w:spacing w:after="0"/>
+            </w:pPr>
+            <w:r>
+              <w:rPr>
+                <w:rFonts w:ascii="Arial" w:cs="Arial" w:eastAsia="Arial" w:hAnsi="Arial"/>
+                <w:sz w:val="18"/>
+                <w:szCs w:val="18"/>
+              </w:rPr>
+              <w:t xml:space="preserve">«Всего» с динамикой; горизонтальные полосы по причинам (решение «отказ») + отдельная полоса «Отказались после ПКО/НДА» (все тендеры со статусом «Отказались сами»)</w:t>
+            </w:r>
+          </w:p>
+        </w:tc>
+      </w:tr>
+      <w:tr>
+        <w:trPr>
+          <w:tblHeader w:val="false"/>
+        </w:trPr>
+        <w:tc>
+          <w:tcPr>
+            <w:tcW w:type="dxa" w:w="3737"/>
+            <w:tcBorders>
+              <w:top w:val="single" w:color="BFBFBF" w:sz="4"/>
+              <w:left w:val="single" w:color="BFBFBF" w:sz="4"/>
+              <w:bottom w:val="single" w:color="BFBFBF" w:sz="4"/>
+              <w:right w:val="single" w:color="BFBFBF" w:sz="4"/>
+            </w:tcBorders>
+            <w:tcMar>
+              <w:top w:type="dxa" w:w="60"/>
+              <w:left w:type="dxa" w:w="100"/>
+              <w:bottom w:type="dxa" w:w="60"/>
+              <w:right w:type="dxa" w:w="100"/>
+            </w:tcMar>
+          </w:tcPr>
+          <w:p>
+            <w:pPr>
+              <w:spacing w:after="0"/>
+            </w:pPr>
+            <w:r>
+              <w:rPr>
+                <w:rFonts w:ascii="Arial" w:cs="Arial" w:eastAsia="Arial" w:hAnsi="Arial"/>
+                <w:sz w:val="18"/>
+                <w:szCs w:val="18"/>
+              </w:rPr>
+              <w:t xml:space="preserve">Активные пользователи</w:t>
+            </w:r>
+          </w:p>
+        </w:tc>
+        <w:tc>
+          <w:tcPr>
+            <w:tcW w:type="dxa" w:w="5901"/>
+            <w:tcBorders>
+              <w:top w:val="single" w:color="BFBFBF" w:sz="4"/>
+              <w:left w:val="single" w:color="BFBFBF" w:sz="4"/>
+              <w:bottom w:val="single" w:color="BFBFBF" w:sz="4"/>
+              <w:right w:val="single" w:color="BFBFBF" w:sz="4"/>
+            </w:tcBorders>
+            <w:tcMar>
+              <w:top w:type="dxa" w:w="60"/>
+              <w:left w:type="dxa" w:w="100"/>
+              <w:bottom w:type="dxa" w:w="60"/>
+              <w:right w:type="dxa" w:w="100"/>
+            </w:tcMar>
+          </w:tcPr>
+          <w:p>
+            <w:pPr>
+              <w:spacing w:after="0"/>
+            </w:pPr>
+            <w:r>
+              <w:rPr>
+                <w:rFonts w:ascii="Arial" w:cs="Arial" w:eastAsia="Arial" w:hAnsi="Arial"/>
+                <w:sz w:val="18"/>
+                <w:szCs w:val="18"/>
+              </w:rPr>
+              <w:t xml:space="preserve">до 10 строк с прокруткой: сотрудник, число тендеров периода, где он ответственный или участник, сумма НМЦ; чекбокс «По ответственным» — считать только тендеры, где сотрудник ответственный</w:t>
             </w:r>
           </w:p>
         </w:tc>
@@ -24741,6 +27352,25 @@
       <w:pPr>
         <w:spacing w:after="120"/>
       </w:pPr>
+    </w:p>
+    <w:p>
+      <w:pPr>
+        <w:spacing w:after="120"/>
+      </w:pPr>
+      <w:r>
+        <w:rPr>
+          <w:rFonts w:ascii="Arial" w:cs="Arial" w:eastAsia="Arial" w:hAnsi="Arial"/>
+          <w:b/>
+          <w:bCs/>
+        </w:rPr>
+        <w:t xml:space="preserve">Динамика</w:t>
+      </w:r>
+      <w:r>
+        <w:rPr>
+          <w:rFonts w:ascii="Arial" w:cs="Arial" w:eastAsia="Arial" w:hAnsi="Arial"/>
+        </w:rPr>
+        <w:t xml:space="preserve"> — стрелка и процент изменения к периоду сравнения («к прошлому месяцу», «к предыдущему периоду» или «к прошлому году»); если в периоде сравнения значение было 0 — «новое». Не показывается, если в периоде сравнения ещё не было данных. База сравнения выбирается в «Настроить»: «С равным периодом перед текущим» (по умолчанию) или «С тем же периодом прошлого года»; настройка у каждого пользователя своя.</w:t>
+      </w:r>
     </w:p>
     <w:p>
       <w:pPr>
@@ -24793,7 +27423,7 @@
         <w:rPr>
           <w:rFonts w:ascii="Arial" w:cs="Arial" w:eastAsia="Arial" w:hAnsi="Arial"/>
         </w:rPr>
-        <w:t xml:space="preserve">Виджеты можно скрывать/показывать; настройка — у каждого пользователя своя.</w:t>
+        <w:t xml:space="preserve">Виджеты можно скрывать/показывать («Настроить»); настройка — у каждого пользователя своя.</w:t>
       </w:r>
     </w:p>
     <w:p>
@@ -24809,7 +27439,7 @@
         <w:rPr>
           <w:rFonts w:ascii="Arial" w:cs="Arial" w:eastAsia="Arial" w:hAnsi="Arial"/>
         </w:rPr>
-        <w:t xml:space="preserve">Выгрузка отчёта по дашборду (Word) с текущим периодом.</w:t>
+        <w:t xml:space="preserve">Суммы выводятся с узкими пробелами между разрядами; тёмная тема поддерживается всеми виджетами, включая диаграммы.</w:t>
       </w:r>
     </w:p>
     <w:p>
@@ -24825,7 +27455,7 @@
         <w:rPr>
           <w:rFonts w:ascii="Arial" w:cs="Arial" w:eastAsia="Arial" w:hAnsi="Arial"/>
         </w:rPr>
-        <w:t xml:space="preserve">Конверсия в «Итогах по этапам» считается от предыдущей строки, для «Переторжек» и «Выиграно» — от «Подано первично» (решено).</w:t>
+        <w:t xml:space="preserve">Выгрузка отчёта по дашборду (Word) с текущим периодом.</w:t>
       </w:r>
     </w:p>
     <w:p>
@@ -24841,7 +27471,23 @@
         <w:rPr>
           <w:rFonts w:ascii="Arial" w:cs="Arial" w:eastAsia="Arial" w:hAnsi="Arial"/>
         </w:rPr>
-        <w:t xml:space="preserve">На графике «Воронка» линия «Новых получено» по умолчанию скрыта (решено): иначе сотни тендеров в месяц прижимают линии подач к нулю. Включается через настройку графика (карандаш). В таблице «Итоги по этапам» строка остаётся.</w:t>
+        <w:t xml:space="preserve">Конверсия в «Итогах по этапам» считается от предыдущей строки, для «Переторжек» и «Выиграно» — от «Подано первично» (решено).</w:t>
+      </w:r>
+    </w:p>
+    <w:p>
+      <w:pPr>
+        <w:pStyle w:val="ListParagraph"/>
+        <w:numPr>
+          <w:ilvl w:val="0"/>
+          <w:numId w:val="2"/>
+        </w:numPr>
+        <w:spacing w:after="60"/>
+      </w:pPr>
+      <w:r>
+        <w:rPr>
+          <w:rFonts w:ascii="Arial" w:cs="Arial" w:eastAsia="Arial" w:hAnsi="Arial"/>
+        </w:rPr>
+        <w:t xml:space="preserve">На графике «Статистика по этапам» линия «Новых получено» по умолчанию скрыта (решено): иначе сотни тендеров в месяц прижимают линии подач к нулю. Включается через настройку графика (карандаш). В таблице «Итоги по этапам» строка остаётся.</w:t>
       </w:r>
     </w:p>
     <w:p>
@@ -24879,8 +27525,8 @@
         </w:tblBorders>
       </w:tblPr>
       <w:tblGrid>
-        <w:gridCol w:w="6684"/>
-        <w:gridCol w:w="2954"/>
+        <w:gridCol w:w="6960"/>
+        <w:gridCol w:w="2678"/>
       </w:tblGrid>
       <w:tr>
         <w:trPr>
@@ -24888,7 +27534,7 @@
         </w:trPr>
         <w:tc>
           <w:tcPr>
-            <w:tcW w:type="dxa" w:w="6684"/>
+            <w:tcW w:type="dxa" w:w="6960"/>
             <w:tcBorders>
               <w:top w:val="single" w:color="BFBFBF" w:sz="4"/>
               <w:left w:val="single" w:color="BFBFBF" w:sz="4"/>
@@ -24921,7 +27567,7 @@
         </w:tc>
         <w:tc>
           <w:tcPr>
-            <w:tcW w:type="dxa" w:w="2954"/>
+            <w:tcW w:type="dxa" w:w="2678"/>
             <w:tcBorders>
               <w:top w:val="single" w:color="BFBFBF" w:sz="4"/>
               <w:left w:val="single" w:color="BFBFBF" w:sz="4"/>
@@ -24959,37 +27605,37 @@
         </w:trPr>
         <w:tc>
           <w:tcPr>
-            <w:tcW w:type="dxa" w:w="6684"/>
-            <w:tcBorders>
-              <w:top w:val="single" w:color="BFBFBF" w:sz="4"/>
-              <w:left w:val="single" w:color="BFBFBF" w:sz="4"/>
-              <w:bottom w:val="single" w:color="BFBFBF" w:sz="4"/>
-              <w:right w:val="single" w:color="BFBFBF" w:sz="4"/>
-            </w:tcBorders>
-            <w:tcMar>
-              <w:top w:type="dxa" w:w="60"/>
-              <w:left w:type="dxa" w:w="100"/>
-              <w:bottom w:type="dxa" w:w="60"/>
-              <w:right w:type="dxa" w:w="100"/>
-            </w:tcMar>
-          </w:tcPr>
-          <w:p>
-            <w:pPr>
-              <w:spacing w:after="0"/>
-            </w:pPr>
-            <w:r>
-              <w:rPr>
-                <w:rFonts w:ascii="Arial" w:cs="Arial" w:eastAsia="Arial" w:hAnsi="Arial"/>
-                <w:sz w:val="18"/>
-                <w:szCs w:val="18"/>
-              </w:rPr>
-              <w:t xml:space="preserve">Тендеров всего (без дублей)</w:t>
-            </w:r>
-          </w:p>
-        </w:tc>
-        <w:tc>
-          <w:tcPr>
-            <w:tcW w:type="dxa" w:w="2954"/>
+            <w:tcW w:type="dxa" w:w="6960"/>
+            <w:tcBorders>
+              <w:top w:val="single" w:color="BFBFBF" w:sz="4"/>
+              <w:left w:val="single" w:color="BFBFBF" w:sz="4"/>
+              <w:bottom w:val="single" w:color="BFBFBF" w:sz="4"/>
+              <w:right w:val="single" w:color="BFBFBF" w:sz="4"/>
+            </w:tcBorders>
+            <w:tcMar>
+              <w:top w:type="dxa" w:w="60"/>
+              <w:left w:type="dxa" w:w="100"/>
+              <w:bottom w:type="dxa" w:w="60"/>
+              <w:right w:type="dxa" w:w="100"/>
+            </w:tcMar>
+          </w:tcPr>
+          <w:p>
+            <w:pPr>
+              <w:spacing w:after="0"/>
+            </w:pPr>
+            <w:r>
+              <w:rPr>
+                <w:rFonts w:ascii="Arial" w:cs="Arial" w:eastAsia="Arial" w:hAnsi="Arial"/>
+                <w:sz w:val="18"/>
+                <w:szCs w:val="18"/>
+              </w:rPr>
+              <w:t xml:space="preserve">Тендеров всего (без дублей) = Получено новых</w:t>
+            </w:r>
+          </w:p>
+        </w:tc>
+        <w:tc>
+          <w:tcPr>
+            <w:tcW w:type="dxa" w:w="2678"/>
             <w:tcBorders>
               <w:top w:val="single" w:color="BFBFBF" w:sz="4"/>
               <w:left w:val="single" w:color="BFBFBF" w:sz="4"/>
@@ -25024,61 +27670,61 @@
         </w:trPr>
         <w:tc>
           <w:tcPr>
-            <w:tcW w:type="dxa" w:w="6684"/>
-            <w:tcBorders>
-              <w:top w:val="single" w:color="BFBFBF" w:sz="4"/>
-              <w:left w:val="single" w:color="BFBFBF" w:sz="4"/>
-              <w:bottom w:val="single" w:color="BFBFBF" w:sz="4"/>
-              <w:right w:val="single" w:color="BFBFBF" w:sz="4"/>
-            </w:tcBorders>
-            <w:tcMar>
-              <w:top w:type="dxa" w:w="60"/>
-              <w:left w:type="dxa" w:w="100"/>
-              <w:bottom w:type="dxa" w:w="60"/>
-              <w:right w:type="dxa" w:w="100"/>
-            </w:tcMar>
-          </w:tcPr>
-          <w:p>
-            <w:pPr>
-              <w:spacing w:after="0"/>
-            </w:pPr>
-            <w:r>
-              <w:rPr>
-                <w:rFonts w:ascii="Arial" w:cs="Arial" w:eastAsia="Arial" w:hAnsi="Arial"/>
-                <w:sz w:val="18"/>
-                <w:szCs w:val="18"/>
-              </w:rPr>
-              <w:t xml:space="preserve">Ожидают решения / В работе / Заявки / Архив</w:t>
-            </w:r>
-          </w:p>
-        </w:tc>
-        <w:tc>
-          <w:tcPr>
-            <w:tcW w:type="dxa" w:w="2954"/>
-            <w:tcBorders>
-              <w:top w:val="single" w:color="BFBFBF" w:sz="4"/>
-              <w:left w:val="single" w:color="BFBFBF" w:sz="4"/>
-              <w:bottom w:val="single" w:color="BFBFBF" w:sz="4"/>
-              <w:right w:val="single" w:color="BFBFBF" w:sz="4"/>
-            </w:tcBorders>
-            <w:tcMar>
-              <w:top w:type="dxa" w:w="60"/>
-              <w:left w:type="dxa" w:w="100"/>
-              <w:bottom w:type="dxa" w:w="60"/>
-              <w:right w:type="dxa" w:w="100"/>
-            </w:tcMar>
-          </w:tcPr>
-          <w:p>
-            <w:pPr>
-              <w:spacing w:after="0"/>
-            </w:pPr>
-            <w:r>
-              <w:rPr>
-                <w:rFonts w:ascii="Arial" w:cs="Arial" w:eastAsia="Arial" w:hAnsi="Arial"/>
-                <w:sz w:val="18"/>
-                <w:szCs w:val="18"/>
-              </w:rPr>
-              <w:t xml:space="preserve">20 / 5 / 42 / 2 305</w:t>
+            <w:tcW w:type="dxa" w:w="6960"/>
+            <w:tcBorders>
+              <w:top w:val="single" w:color="BFBFBF" w:sz="4"/>
+              <w:left w:val="single" w:color="BFBFBF" w:sz="4"/>
+              <w:bottom w:val="single" w:color="BFBFBF" w:sz="4"/>
+              <w:right w:val="single" w:color="BFBFBF" w:sz="4"/>
+            </w:tcBorders>
+            <w:tcMar>
+              <w:top w:type="dxa" w:w="60"/>
+              <w:left w:type="dxa" w:w="100"/>
+              <w:bottom w:type="dxa" w:w="60"/>
+              <w:right w:type="dxa" w:w="100"/>
+            </w:tcMar>
+          </w:tcPr>
+          <w:p>
+            <w:pPr>
+              <w:spacing w:after="0"/>
+            </w:pPr>
+            <w:r>
+              <w:rPr>
+                <w:rFonts w:ascii="Arial" w:cs="Arial" w:eastAsia="Arial" w:hAnsi="Arial"/>
+                <w:sz w:val="18"/>
+                <w:szCs w:val="18"/>
+              </w:rPr>
+              <w:t xml:space="preserve">в т.ч. взяли на изучение</w:t>
+            </w:r>
+          </w:p>
+        </w:tc>
+        <w:tc>
+          <w:tcPr>
+            <w:tcW w:type="dxa" w:w="2678"/>
+            <w:tcBorders>
+              <w:top w:val="single" w:color="BFBFBF" w:sz="4"/>
+              <w:left w:val="single" w:color="BFBFBF" w:sz="4"/>
+              <w:bottom w:val="single" w:color="BFBFBF" w:sz="4"/>
+              <w:right w:val="single" w:color="BFBFBF" w:sz="4"/>
+            </w:tcBorders>
+            <w:tcMar>
+              <w:top w:type="dxa" w:w="60"/>
+              <w:left w:type="dxa" w:w="100"/>
+              <w:bottom w:type="dxa" w:w="60"/>
+              <w:right w:type="dxa" w:w="100"/>
+            </w:tcMar>
+          </w:tcPr>
+          <w:p>
+            <w:pPr>
+              <w:spacing w:after="0"/>
+            </w:pPr>
+            <w:r>
+              <w:rPr>
+                <w:rFonts w:ascii="Arial" w:cs="Arial" w:eastAsia="Arial" w:hAnsi="Arial"/>
+                <w:sz w:val="18"/>
+                <w:szCs w:val="18"/>
+              </w:rPr>
+              <w:t xml:space="preserve">163</w:t>
             </w:r>
           </w:p>
         </w:tc>
@@ -25089,61 +27735,61 @@
         </w:trPr>
         <w:tc>
           <w:tcPr>
-            <w:tcW w:type="dxa" w:w="6684"/>
-            <w:tcBorders>
-              <w:top w:val="single" w:color="BFBFBF" w:sz="4"/>
-              <w:left w:val="single" w:color="BFBFBF" w:sz="4"/>
-              <w:bottom w:val="single" w:color="BFBFBF" w:sz="4"/>
-              <w:right w:val="single" w:color="BFBFBF" w:sz="4"/>
-            </w:tcBorders>
-            <w:tcMar>
-              <w:top w:type="dxa" w:w="60"/>
-              <w:left w:type="dxa" w:w="100"/>
-              <w:bottom w:type="dxa" w:w="60"/>
-              <w:right w:type="dxa" w:w="100"/>
-            </w:tcMar>
-          </w:tcPr>
-          <w:p>
-            <w:pPr>
-              <w:spacing w:after="0"/>
-            </w:pPr>
-            <w:r>
-              <w:rPr>
-                <w:rFonts w:ascii="Arial" w:cs="Arial" w:eastAsia="Arial" w:hAnsi="Arial"/>
-                <w:sz w:val="18"/>
-                <w:szCs w:val="18"/>
-              </w:rPr>
-              <w:t xml:space="preserve">Подано первично (без ПКО)</w:t>
-            </w:r>
-          </w:p>
-        </w:tc>
-        <w:tc>
-          <w:tcPr>
-            <w:tcW w:type="dxa" w:w="2954"/>
-            <w:tcBorders>
-              <w:top w:val="single" w:color="BFBFBF" w:sz="4"/>
-              <w:left w:val="single" w:color="BFBFBF" w:sz="4"/>
-              <w:bottom w:val="single" w:color="BFBFBF" w:sz="4"/>
-              <w:right w:val="single" w:color="BFBFBF" w:sz="4"/>
-            </w:tcBorders>
-            <w:tcMar>
-              <w:top w:type="dxa" w:w="60"/>
-              <w:left w:type="dxa" w:w="100"/>
-              <w:bottom w:type="dxa" w:w="60"/>
-              <w:right w:type="dxa" w:w="100"/>
-            </w:tcMar>
-          </w:tcPr>
-          <w:p>
-            <w:pPr>
-              <w:spacing w:after="0"/>
-            </w:pPr>
-            <w:r>
-              <w:rPr>
-                <w:rFonts w:ascii="Arial" w:cs="Arial" w:eastAsia="Arial" w:hAnsi="Arial"/>
-                <w:sz w:val="18"/>
-                <w:szCs w:val="18"/>
-              </w:rPr>
-              <w:t xml:space="preserve">116</w:t>
+            <w:tcW w:type="dxa" w:w="6960"/>
+            <w:tcBorders>
+              <w:top w:val="single" w:color="BFBFBF" w:sz="4"/>
+              <w:left w:val="single" w:color="BFBFBF" w:sz="4"/>
+              <w:bottom w:val="single" w:color="BFBFBF" w:sz="4"/>
+              <w:right w:val="single" w:color="BFBFBF" w:sz="4"/>
+            </w:tcBorders>
+            <w:tcMar>
+              <w:top w:type="dxa" w:w="60"/>
+              <w:left w:type="dxa" w:w="100"/>
+              <w:bottom w:type="dxa" w:w="60"/>
+              <w:right w:type="dxa" w:w="100"/>
+            </w:tcMar>
+          </w:tcPr>
+          <w:p>
+            <w:pPr>
+              <w:spacing w:after="0"/>
+            </w:pPr>
+            <w:r>
+              <w:rPr>
+                <w:rFonts w:ascii="Arial" w:cs="Arial" w:eastAsia="Arial" w:hAnsi="Arial"/>
+                <w:sz w:val="18"/>
+                <w:szCs w:val="18"/>
+              </w:rPr>
+              <w:t xml:space="preserve">Ожидают решения / В работе / Заявки / Архив</w:t>
+            </w:r>
+          </w:p>
+        </w:tc>
+        <w:tc>
+          <w:tcPr>
+            <w:tcW w:type="dxa" w:w="2678"/>
+            <w:tcBorders>
+              <w:top w:val="single" w:color="BFBFBF" w:sz="4"/>
+              <w:left w:val="single" w:color="BFBFBF" w:sz="4"/>
+              <w:bottom w:val="single" w:color="BFBFBF" w:sz="4"/>
+              <w:right w:val="single" w:color="BFBFBF" w:sz="4"/>
+            </w:tcBorders>
+            <w:tcMar>
+              <w:top w:type="dxa" w:w="60"/>
+              <w:left w:type="dxa" w:w="100"/>
+              <w:bottom w:type="dxa" w:w="60"/>
+              <w:right w:type="dxa" w:w="100"/>
+            </w:tcMar>
+          </w:tcPr>
+          <w:p>
+            <w:pPr>
+              <w:spacing w:after="0"/>
+            </w:pPr>
+            <w:r>
+              <w:rPr>
+                <w:rFonts w:ascii="Arial" w:cs="Arial" w:eastAsia="Arial" w:hAnsi="Arial"/>
+                <w:sz w:val="18"/>
+                <w:szCs w:val="18"/>
+              </w:rPr>
+              <w:t xml:space="preserve">19 / 11 / 40 / 2 302</w:t>
             </w:r>
           </w:p>
         </w:tc>
@@ -25154,61 +27800,61 @@
         </w:trPr>
         <w:tc>
           <w:tcPr>
-            <w:tcW w:type="dxa" w:w="6684"/>
-            <w:tcBorders>
-              <w:top w:val="single" w:color="BFBFBF" w:sz="4"/>
-              <w:left w:val="single" w:color="BFBFBF" w:sz="4"/>
-              <w:bottom w:val="single" w:color="BFBFBF" w:sz="4"/>
-              <w:right w:val="single" w:color="BFBFBF" w:sz="4"/>
-            </w:tcBorders>
-            <w:tcMar>
-              <w:top w:type="dxa" w:w="60"/>
-              <w:left w:type="dxa" w:w="100"/>
-              <w:bottom w:type="dxa" w:w="60"/>
-              <w:right w:type="dxa" w:w="100"/>
-            </w:tcMar>
-          </w:tcPr>
-          <w:p>
-            <w:pPr>
-              <w:spacing w:after="0"/>
-            </w:pPr>
-            <w:r>
-              <w:rPr>
-                <w:rFonts w:ascii="Arial" w:cs="Arial" w:eastAsia="Arial" w:hAnsi="Arial"/>
-                <w:sz w:val="18"/>
-                <w:szCs w:val="18"/>
-              </w:rPr>
-              <w:t xml:space="preserve">Переторжки</w:t>
-            </w:r>
-          </w:p>
-        </w:tc>
-        <w:tc>
-          <w:tcPr>
-            <w:tcW w:type="dxa" w:w="2954"/>
-            <w:tcBorders>
-              <w:top w:val="single" w:color="BFBFBF" w:sz="4"/>
-              <w:left w:val="single" w:color="BFBFBF" w:sz="4"/>
-              <w:bottom w:val="single" w:color="BFBFBF" w:sz="4"/>
-              <w:right w:val="single" w:color="BFBFBF" w:sz="4"/>
-            </w:tcBorders>
-            <w:tcMar>
-              <w:top w:type="dxa" w:w="60"/>
-              <w:left w:type="dxa" w:w="100"/>
-              <w:bottom w:type="dxa" w:w="60"/>
-              <w:right w:type="dxa" w:w="100"/>
-            </w:tcMar>
-          </w:tcPr>
-          <w:p>
-            <w:pPr>
-              <w:spacing w:after="0"/>
-            </w:pPr>
-            <w:r>
-              <w:rPr>
-                <w:rFonts w:ascii="Arial" w:cs="Arial" w:eastAsia="Arial" w:hAnsi="Arial"/>
-                <w:sz w:val="18"/>
-                <w:szCs w:val="18"/>
-              </w:rPr>
-              <w:t xml:space="preserve">17</w:t>
+            <w:tcW w:type="dxa" w:w="6960"/>
+            <w:tcBorders>
+              <w:top w:val="single" w:color="BFBFBF" w:sz="4"/>
+              <w:left w:val="single" w:color="BFBFBF" w:sz="4"/>
+              <w:bottom w:val="single" w:color="BFBFBF" w:sz="4"/>
+              <w:right w:val="single" w:color="BFBFBF" w:sz="4"/>
+            </w:tcBorders>
+            <w:tcMar>
+              <w:top w:type="dxa" w:w="60"/>
+              <w:left w:type="dxa" w:w="100"/>
+              <w:bottom w:type="dxa" w:w="60"/>
+              <w:right w:type="dxa" w:w="100"/>
+            </w:tcMar>
+          </w:tcPr>
+          <w:p>
+            <w:pPr>
+              <w:spacing w:after="0"/>
+            </w:pPr>
+            <w:r>
+              <w:rPr>
+                <w:rFonts w:ascii="Arial" w:cs="Arial" w:eastAsia="Arial" w:hAnsi="Arial"/>
+                <w:sz w:val="18"/>
+                <w:szCs w:val="18"/>
+              </w:rPr>
+              <w:t xml:space="preserve">В работе, в т.ч. ПКО/НДА</w:t>
+            </w:r>
+          </w:p>
+        </w:tc>
+        <w:tc>
+          <w:tcPr>
+            <w:tcW w:type="dxa" w:w="2678"/>
+            <w:tcBorders>
+              <w:top w:val="single" w:color="BFBFBF" w:sz="4"/>
+              <w:left w:val="single" w:color="BFBFBF" w:sz="4"/>
+              <w:bottom w:val="single" w:color="BFBFBF" w:sz="4"/>
+              <w:right w:val="single" w:color="BFBFBF" w:sz="4"/>
+            </w:tcBorders>
+            <w:tcMar>
+              <w:top w:type="dxa" w:w="60"/>
+              <w:left w:type="dxa" w:w="100"/>
+              <w:bottom w:type="dxa" w:w="60"/>
+              <w:right w:type="dxa" w:w="100"/>
+            </w:tcMar>
+          </w:tcPr>
+          <w:p>
+            <w:pPr>
+              <w:spacing w:after="0"/>
+            </w:pPr>
+            <w:r>
+              <w:rPr>
+                <w:rFonts w:ascii="Arial" w:cs="Arial" w:eastAsia="Arial" w:hAnsi="Arial"/>
+                <w:sz w:val="18"/>
+                <w:szCs w:val="18"/>
+              </w:rPr>
+              <w:t xml:space="preserve">6</w:t>
             </w:r>
           </w:p>
         </w:tc>
@@ -25219,61 +27865,61 @@
         </w:trPr>
         <w:tc>
           <w:tcPr>
-            <w:tcW w:type="dxa" w:w="6684"/>
-            <w:tcBorders>
-              <w:top w:val="single" w:color="BFBFBF" w:sz="4"/>
-              <w:left w:val="single" w:color="BFBFBF" w:sz="4"/>
-              <w:bottom w:val="single" w:color="BFBFBF" w:sz="4"/>
-              <w:right w:val="single" w:color="BFBFBF" w:sz="4"/>
-            </w:tcBorders>
-            <w:tcMar>
-              <w:top w:type="dxa" w:w="60"/>
-              <w:left w:type="dxa" w:w="100"/>
-              <w:bottom w:type="dxa" w:w="60"/>
-              <w:right w:type="dxa" w:w="100"/>
-            </w:tcMar>
-          </w:tcPr>
-          <w:p>
-            <w:pPr>
-              <w:spacing w:after="0"/>
-            </w:pPr>
-            <w:r>
-              <w:rPr>
-                <w:rFonts w:ascii="Arial" w:cs="Arial" w:eastAsia="Arial" w:hAnsi="Arial"/>
-                <w:sz w:val="18"/>
-                <w:szCs w:val="18"/>
-              </w:rPr>
-              <w:t xml:space="preserve">Выиграно</w:t>
-            </w:r>
-          </w:p>
-        </w:tc>
-        <w:tc>
-          <w:tcPr>
-            <w:tcW w:type="dxa" w:w="2954"/>
-            <w:tcBorders>
-              <w:top w:val="single" w:color="BFBFBF" w:sz="4"/>
-              <w:left w:val="single" w:color="BFBFBF" w:sz="4"/>
-              <w:bottom w:val="single" w:color="BFBFBF" w:sz="4"/>
-              <w:right w:val="single" w:color="BFBFBF" w:sz="4"/>
-            </w:tcBorders>
-            <w:tcMar>
-              <w:top w:type="dxa" w:w="60"/>
-              <w:left w:type="dxa" w:w="100"/>
-              <w:bottom w:type="dxa" w:w="60"/>
-              <w:right w:type="dxa" w:w="100"/>
-            </w:tcMar>
-          </w:tcPr>
-          <w:p>
-            <w:pPr>
-              <w:spacing w:after="0"/>
-            </w:pPr>
-            <w:r>
-              <w:rPr>
-                <w:rFonts w:ascii="Arial" w:cs="Arial" w:eastAsia="Arial" w:hAnsi="Arial"/>
-                <w:sz w:val="18"/>
-                <w:szCs w:val="18"/>
-              </w:rPr>
-              <w:t xml:space="preserve">4</w:t>
+            <w:tcW w:type="dxa" w:w="6960"/>
+            <w:tcBorders>
+              <w:top w:val="single" w:color="BFBFBF" w:sz="4"/>
+              <w:left w:val="single" w:color="BFBFBF" w:sz="4"/>
+              <w:bottom w:val="single" w:color="BFBFBF" w:sz="4"/>
+              <w:right w:val="single" w:color="BFBFBF" w:sz="4"/>
+            </w:tcBorders>
+            <w:tcMar>
+              <w:top w:type="dxa" w:w="60"/>
+              <w:left w:type="dxa" w:w="100"/>
+              <w:bottom w:type="dxa" w:w="60"/>
+              <w:right w:type="dxa" w:w="100"/>
+            </w:tcMar>
+          </w:tcPr>
+          <w:p>
+            <w:pPr>
+              <w:spacing w:after="0"/>
+            </w:pPr>
+            <w:r>
+              <w:rPr>
+                <w:rFonts w:ascii="Arial" w:cs="Arial" w:eastAsia="Arial" w:hAnsi="Arial"/>
+                <w:sz w:val="18"/>
+                <w:szCs w:val="18"/>
+              </w:rPr>
+              <w:t xml:space="preserve">Подано всего</w:t>
+            </w:r>
+          </w:p>
+        </w:tc>
+        <w:tc>
+          <w:tcPr>
+            <w:tcW w:type="dxa" w:w="2678"/>
+            <w:tcBorders>
+              <w:top w:val="single" w:color="BFBFBF" w:sz="4"/>
+              <w:left w:val="single" w:color="BFBFBF" w:sz="4"/>
+              <w:bottom w:val="single" w:color="BFBFBF" w:sz="4"/>
+              <w:right w:val="single" w:color="BFBFBF" w:sz="4"/>
+            </w:tcBorders>
+            <w:tcMar>
+              <w:top w:type="dxa" w:w="60"/>
+              <w:left w:type="dxa" w:w="100"/>
+              <w:bottom w:type="dxa" w:w="60"/>
+              <w:right w:type="dxa" w:w="100"/>
+            </w:tcMar>
+          </w:tcPr>
+          <w:p>
+            <w:pPr>
+              <w:spacing w:after="0"/>
+            </w:pPr>
+            <w:r>
+              <w:rPr>
+                <w:rFonts w:ascii="Arial" w:cs="Arial" w:eastAsia="Arial" w:hAnsi="Arial"/>
+                <w:sz w:val="18"/>
+                <w:szCs w:val="18"/>
+              </w:rPr>
+              <w:t xml:space="preserve">134</w:t>
             </w:r>
           </w:p>
         </w:tc>
@@ -25284,7 +27930,332 @@
         </w:trPr>
         <w:tc>
           <w:tcPr>
-            <w:tcW w:type="dxa" w:w="6684"/>
+            <w:tcW w:type="dxa" w:w="6960"/>
+            <w:tcBorders>
+              <w:top w:val="single" w:color="BFBFBF" w:sz="4"/>
+              <w:left w:val="single" w:color="BFBFBF" w:sz="4"/>
+              <w:bottom w:val="single" w:color="BFBFBF" w:sz="4"/>
+              <w:right w:val="single" w:color="BFBFBF" w:sz="4"/>
+            </w:tcBorders>
+            <w:tcMar>
+              <w:top w:type="dxa" w:w="60"/>
+              <w:left w:type="dxa" w:w="100"/>
+              <w:bottom w:type="dxa" w:w="60"/>
+              <w:right w:type="dxa" w:w="100"/>
+            </w:tcMar>
+          </w:tcPr>
+          <w:p>
+            <w:pPr>
+              <w:spacing w:after="0"/>
+            </w:pPr>
+            <w:r>
+              <w:rPr>
+                <w:rFonts w:ascii="Arial" w:cs="Arial" w:eastAsia="Arial" w:hAnsi="Arial"/>
+                <w:sz w:val="18"/>
+                <w:szCs w:val="18"/>
+              </w:rPr>
+              <w:t xml:space="preserve">Подано первично (без ПКО)</w:t>
+            </w:r>
+          </w:p>
+        </w:tc>
+        <w:tc>
+          <w:tcPr>
+            <w:tcW w:type="dxa" w:w="2678"/>
+            <w:tcBorders>
+              <w:top w:val="single" w:color="BFBFBF" w:sz="4"/>
+              <w:left w:val="single" w:color="BFBFBF" w:sz="4"/>
+              <w:bottom w:val="single" w:color="BFBFBF" w:sz="4"/>
+              <w:right w:val="single" w:color="BFBFBF" w:sz="4"/>
+            </w:tcBorders>
+            <w:tcMar>
+              <w:top w:type="dxa" w:w="60"/>
+              <w:left w:type="dxa" w:w="100"/>
+              <w:bottom w:type="dxa" w:w="60"/>
+              <w:right w:type="dxa" w:w="100"/>
+            </w:tcMar>
+          </w:tcPr>
+          <w:p>
+            <w:pPr>
+              <w:spacing w:after="0"/>
+            </w:pPr>
+            <w:r>
+              <w:rPr>
+                <w:rFonts w:ascii="Arial" w:cs="Arial" w:eastAsia="Arial" w:hAnsi="Arial"/>
+                <w:sz w:val="18"/>
+                <w:szCs w:val="18"/>
+              </w:rPr>
+              <w:t xml:space="preserve">117</w:t>
+            </w:r>
+          </w:p>
+        </w:tc>
+      </w:tr>
+      <w:tr>
+        <w:trPr>
+          <w:tblHeader w:val="false"/>
+        </w:trPr>
+        <w:tc>
+          <w:tcPr>
+            <w:tcW w:type="dxa" w:w="6960"/>
+            <w:tcBorders>
+              <w:top w:val="single" w:color="BFBFBF" w:sz="4"/>
+              <w:left w:val="single" w:color="BFBFBF" w:sz="4"/>
+              <w:bottom w:val="single" w:color="BFBFBF" w:sz="4"/>
+              <w:right w:val="single" w:color="BFBFBF" w:sz="4"/>
+            </w:tcBorders>
+            <w:tcMar>
+              <w:top w:type="dxa" w:w="60"/>
+              <w:left w:type="dxa" w:w="100"/>
+              <w:bottom w:type="dxa" w:w="60"/>
+              <w:right w:type="dxa" w:w="100"/>
+            </w:tcMar>
+          </w:tcPr>
+          <w:p>
+            <w:pPr>
+              <w:spacing w:after="0"/>
+            </w:pPr>
+            <w:r>
+              <w:rPr>
+                <w:rFonts w:ascii="Arial" w:cs="Arial" w:eastAsia="Arial" w:hAnsi="Arial"/>
+                <w:sz w:val="18"/>
+                <w:szCs w:val="18"/>
+              </w:rPr>
+              <w:t xml:space="preserve">Переторжки</w:t>
+            </w:r>
+          </w:p>
+        </w:tc>
+        <w:tc>
+          <w:tcPr>
+            <w:tcW w:type="dxa" w:w="2678"/>
+            <w:tcBorders>
+              <w:top w:val="single" w:color="BFBFBF" w:sz="4"/>
+              <w:left w:val="single" w:color="BFBFBF" w:sz="4"/>
+              <w:bottom w:val="single" w:color="BFBFBF" w:sz="4"/>
+              <w:right w:val="single" w:color="BFBFBF" w:sz="4"/>
+            </w:tcBorders>
+            <w:tcMar>
+              <w:top w:type="dxa" w:w="60"/>
+              <w:left w:type="dxa" w:w="100"/>
+              <w:bottom w:type="dxa" w:w="60"/>
+              <w:right w:type="dxa" w:w="100"/>
+            </w:tcMar>
+          </w:tcPr>
+          <w:p>
+            <w:pPr>
+              <w:spacing w:after="0"/>
+            </w:pPr>
+            <w:r>
+              <w:rPr>
+                <w:rFonts w:ascii="Arial" w:cs="Arial" w:eastAsia="Arial" w:hAnsi="Arial"/>
+                <w:sz w:val="18"/>
+                <w:szCs w:val="18"/>
+              </w:rPr>
+              <w:t xml:space="preserve">17</w:t>
+            </w:r>
+          </w:p>
+        </w:tc>
+      </w:tr>
+      <w:tr>
+        <w:trPr>
+          <w:tblHeader w:val="false"/>
+        </w:trPr>
+        <w:tc>
+          <w:tcPr>
+            <w:tcW w:type="dxa" w:w="6960"/>
+            <w:tcBorders>
+              <w:top w:val="single" w:color="BFBFBF" w:sz="4"/>
+              <w:left w:val="single" w:color="BFBFBF" w:sz="4"/>
+              <w:bottom w:val="single" w:color="BFBFBF" w:sz="4"/>
+              <w:right w:val="single" w:color="BFBFBF" w:sz="4"/>
+            </w:tcBorders>
+            <w:tcMar>
+              <w:top w:type="dxa" w:w="60"/>
+              <w:left w:type="dxa" w:w="100"/>
+              <w:bottom w:type="dxa" w:w="60"/>
+              <w:right w:type="dxa" w:w="100"/>
+            </w:tcMar>
+          </w:tcPr>
+          <w:p>
+            <w:pPr>
+              <w:spacing w:after="0"/>
+            </w:pPr>
+            <w:r>
+              <w:rPr>
+                <w:rFonts w:ascii="Arial" w:cs="Arial" w:eastAsia="Arial" w:hAnsi="Arial"/>
+                <w:sz w:val="18"/>
+                <w:szCs w:val="18"/>
+              </w:rPr>
+              <w:t xml:space="preserve">Ожидают ответа</w:t>
+            </w:r>
+          </w:p>
+        </w:tc>
+        <w:tc>
+          <w:tcPr>
+            <w:tcW w:type="dxa" w:w="2678"/>
+            <w:tcBorders>
+              <w:top w:val="single" w:color="BFBFBF" w:sz="4"/>
+              <w:left w:val="single" w:color="BFBFBF" w:sz="4"/>
+              <w:bottom w:val="single" w:color="BFBFBF" w:sz="4"/>
+              <w:right w:val="single" w:color="BFBFBF" w:sz="4"/>
+            </w:tcBorders>
+            <w:tcMar>
+              <w:top w:type="dxa" w:w="60"/>
+              <w:left w:type="dxa" w:w="100"/>
+              <w:bottom w:type="dxa" w:w="60"/>
+              <w:right w:type="dxa" w:w="100"/>
+            </w:tcMar>
+          </w:tcPr>
+          <w:p>
+            <w:pPr>
+              <w:spacing w:after="0"/>
+            </w:pPr>
+            <w:r>
+              <w:rPr>
+                <w:rFonts w:ascii="Arial" w:cs="Arial" w:eastAsia="Arial" w:hAnsi="Arial"/>
+                <w:sz w:val="18"/>
+                <w:szCs w:val="18"/>
+              </w:rPr>
+              <w:t xml:space="preserve">40</w:t>
+            </w:r>
+          </w:p>
+        </w:tc>
+      </w:tr>
+      <w:tr>
+        <w:trPr>
+          <w:tblHeader w:val="false"/>
+        </w:trPr>
+        <w:tc>
+          <w:tcPr>
+            <w:tcW w:type="dxa" w:w="6960"/>
+            <w:tcBorders>
+              <w:top w:val="single" w:color="BFBFBF" w:sz="4"/>
+              <w:left w:val="single" w:color="BFBFBF" w:sz="4"/>
+              <w:bottom w:val="single" w:color="BFBFBF" w:sz="4"/>
+              <w:right w:val="single" w:color="BFBFBF" w:sz="4"/>
+            </w:tcBorders>
+            <w:tcMar>
+              <w:top w:type="dxa" w:w="60"/>
+              <w:left w:type="dxa" w:w="100"/>
+              <w:bottom w:type="dxa" w:w="60"/>
+              <w:right w:type="dxa" w:w="100"/>
+            </w:tcMar>
+          </w:tcPr>
+          <w:p>
+            <w:pPr>
+              <w:spacing w:after="0"/>
+            </w:pPr>
+            <w:r>
+              <w:rPr>
+                <w:rFonts w:ascii="Arial" w:cs="Arial" w:eastAsia="Arial" w:hAnsi="Arial"/>
+                <w:sz w:val="18"/>
+                <w:szCs w:val="18"/>
+              </w:rPr>
+              <w:t xml:space="preserve">Выиграно</w:t>
+            </w:r>
+          </w:p>
+        </w:tc>
+        <w:tc>
+          <w:tcPr>
+            <w:tcW w:type="dxa" w:w="2678"/>
+            <w:tcBorders>
+              <w:top w:val="single" w:color="BFBFBF" w:sz="4"/>
+              <w:left w:val="single" w:color="BFBFBF" w:sz="4"/>
+              <w:bottom w:val="single" w:color="BFBFBF" w:sz="4"/>
+              <w:right w:val="single" w:color="BFBFBF" w:sz="4"/>
+            </w:tcBorders>
+            <w:tcMar>
+              <w:top w:type="dxa" w:w="60"/>
+              <w:left w:type="dxa" w:w="100"/>
+              <w:bottom w:type="dxa" w:w="60"/>
+              <w:right w:type="dxa" w:w="100"/>
+            </w:tcMar>
+          </w:tcPr>
+          <w:p>
+            <w:pPr>
+              <w:spacing w:after="0"/>
+            </w:pPr>
+            <w:r>
+              <w:rPr>
+                <w:rFonts w:ascii="Arial" w:cs="Arial" w:eastAsia="Arial" w:hAnsi="Arial"/>
+                <w:sz w:val="18"/>
+                <w:szCs w:val="18"/>
+              </w:rPr>
+              <w:t xml:space="preserve">4</w:t>
+            </w:r>
+          </w:p>
+        </w:tc>
+      </w:tr>
+      <w:tr>
+        <w:trPr>
+          <w:tblHeader w:val="false"/>
+        </w:trPr>
+        <w:tc>
+          <w:tcPr>
+            <w:tcW w:type="dxa" w:w="6960"/>
+            <w:tcBorders>
+              <w:top w:val="single" w:color="BFBFBF" w:sz="4"/>
+              <w:left w:val="single" w:color="BFBFBF" w:sz="4"/>
+              <w:bottom w:val="single" w:color="BFBFBF" w:sz="4"/>
+              <w:right w:val="single" w:color="BFBFBF" w:sz="4"/>
+            </w:tcBorders>
+            <w:tcMar>
+              <w:top w:type="dxa" w:w="60"/>
+              <w:left w:type="dxa" w:w="100"/>
+              <w:bottom w:type="dxa" w:w="60"/>
+              <w:right w:type="dxa" w:w="100"/>
+            </w:tcMar>
+          </w:tcPr>
+          <w:p>
+            <w:pPr>
+              <w:spacing w:after="0"/>
+            </w:pPr>
+            <w:r>
+              <w:rPr>
+                <w:rFonts w:ascii="Arial" w:cs="Arial" w:eastAsia="Arial" w:hAnsi="Arial"/>
+                <w:sz w:val="18"/>
+                <w:szCs w:val="18"/>
+              </w:rPr>
+              <w:t xml:space="preserve">Отказов всего (причины + «Отказались после ПКО/НДА»)</w:t>
+            </w:r>
+          </w:p>
+        </w:tc>
+        <w:tc>
+          <w:tcPr>
+            <w:tcW w:type="dxa" w:w="2678"/>
+            <w:tcBorders>
+              <w:top w:val="single" w:color="BFBFBF" w:sz="4"/>
+              <w:left w:val="single" w:color="BFBFBF" w:sz="4"/>
+              <w:bottom w:val="single" w:color="BFBFBF" w:sz="4"/>
+              <w:right w:val="single" w:color="BFBFBF" w:sz="4"/>
+            </w:tcBorders>
+            <w:tcMar>
+              <w:top w:type="dxa" w:w="60"/>
+              <w:left w:type="dxa" w:w="100"/>
+              <w:bottom w:type="dxa" w:w="60"/>
+              <w:right w:type="dxa" w:w="100"/>
+            </w:tcMar>
+          </w:tcPr>
+          <w:p>
+            <w:pPr>
+              <w:spacing w:after="0"/>
+            </w:pPr>
+            <w:r>
+              <w:rPr>
+                <w:rFonts w:ascii="Arial" w:cs="Arial" w:eastAsia="Arial" w:hAnsi="Arial"/>
+                <w:sz w:val="18"/>
+                <w:szCs w:val="18"/>
+              </w:rPr>
+              <w:t xml:space="preserve">2 226</w:t>
+            </w:r>
+          </w:p>
+        </w:tc>
+      </w:tr>
+      <w:tr>
+        <w:trPr>
+          <w:tblHeader w:val="false"/>
+        </w:trPr>
+        <w:tc>
+          <w:tcPr>
+            <w:tcW w:type="dxa" w:w="6960"/>
             <w:tcBorders>
               <w:top w:val="single" w:color="BFBFBF" w:sz="4"/>
               <w:left w:val="single" w:color="BFBFBF" w:sz="4"/>
@@ -25314,7 +28285,7 @@
         </w:tc>
         <w:tc>
           <w:tcPr>
-            <w:tcW w:type="dxa" w:w="2954"/>
+            <w:tcW w:type="dxa" w:w="2678"/>
             <w:tcBorders>
               <w:top w:val="single" w:color="BFBFBF" w:sz="4"/>
               <w:left w:val="single" w:color="BFBFBF" w:sz="4"/>

--- a/Требования/ТЗ — Тендерный сервис.docx
+++ b/Требования/ТЗ — Тендерный сервис.docx
@@ -26672,7 +26672,7 @@
         <w:rPr>
           <w:rFonts w:ascii="Arial" w:cs="Arial" w:eastAsia="Arial" w:hAnsi="Arial"/>
         </w:rPr>
-        <w:t xml:space="preserve">): первый ряд — четыре плашки «Итоги периода» и «По направлениям»; второй — «Статистика по этапам» и «Итоги по этапам»; третий — «Причины отказов» и «Активные пользователи».</w:t>
+        <w:t xml:space="preserve">): первый ряд — четыре плашки «Итоги периода» и «По направлениям»; второй — «Статистика в динамике» и «Итоги по этапам»; третий — «Причины отказов» и «Активные пользователи».</w:t>
       </w:r>
     </w:p>
     <w:tbl>
@@ -26688,8 +26688,8 @@
         </w:tblBorders>
       </w:tblPr>
       <w:tblGrid>
-        <w:gridCol w:w="3737"/>
-        <w:gridCol w:w="5901"/>
+        <w:gridCol w:w="4819"/>
+        <w:gridCol w:w="4819"/>
       </w:tblGrid>
       <w:tr>
         <w:trPr>
@@ -26697,7 +26697,7 @@
         </w:trPr>
         <w:tc>
           <w:tcPr>
-            <w:tcW w:type="dxa" w:w="3737"/>
+            <w:tcW w:type="dxa" w:w="4819"/>
             <w:tcBorders>
               <w:top w:val="single" w:color="BFBFBF" w:sz="4"/>
               <w:left w:val="single" w:color="BFBFBF" w:sz="4"/>
@@ -26730,7 +26730,7 @@
         </w:tc>
         <w:tc>
           <w:tcPr>
-            <w:tcW w:type="dxa" w:w="5901"/>
+            <w:tcW w:type="dxa" w:w="4819"/>
             <w:tcBorders>
               <w:top w:val="single" w:color="BFBFBF" w:sz="4"/>
               <w:left w:val="single" w:color="BFBFBF" w:sz="4"/>
@@ -26768,7 +26768,7 @@
         </w:trPr>
         <w:tc>
           <w:tcPr>
-            <w:tcW w:type="dxa" w:w="3737"/>
+            <w:tcW w:type="dxa" w:w="4819"/>
             <w:tcBorders>
               <w:top w:val="single" w:color="BFBFBF" w:sz="4"/>
               <w:left w:val="single" w:color="BFBFBF" w:sz="4"/>
@@ -26798,7 +26798,7 @@
         </w:tc>
         <w:tc>
           <w:tcPr>
-            <w:tcW w:type="dxa" w:w="5901"/>
+            <w:tcW w:type="dxa" w:w="4819"/>
             <w:tcBorders>
               <w:top w:val="single" w:color="BFBFBF" w:sz="4"/>
               <w:left w:val="single" w:color="BFBFBF" w:sz="4"/>
@@ -26833,7 +26833,7 @@
         </w:trPr>
         <w:tc>
           <w:tcPr>
-            <w:tcW w:type="dxa" w:w="3737"/>
+            <w:tcW w:type="dxa" w:w="4819"/>
             <w:tcBorders>
               <w:top w:val="single" w:color="BFBFBF" w:sz="4"/>
               <w:left w:val="single" w:color="BFBFBF" w:sz="4"/>
@@ -26863,7 +26863,7 @@
         </w:tc>
         <w:tc>
           <w:tcPr>
-            <w:tcW w:type="dxa" w:w="5901"/>
+            <w:tcW w:type="dxa" w:w="4819"/>
             <w:tcBorders>
               <w:top w:val="single" w:color="BFBFBF" w:sz="4"/>
               <w:left w:val="single" w:color="BFBFBF" w:sz="4"/>
@@ -26898,7 +26898,7 @@
         </w:trPr>
         <w:tc>
           <w:tcPr>
-            <w:tcW w:type="dxa" w:w="3737"/>
+            <w:tcW w:type="dxa" w:w="4819"/>
             <w:tcBorders>
               <w:top w:val="single" w:color="BFBFBF" w:sz="4"/>
               <w:left w:val="single" w:color="BFBFBF" w:sz="4"/>
@@ -26928,7 +26928,7 @@
         </w:tc>
         <w:tc>
           <w:tcPr>
-            <w:tcW w:type="dxa" w:w="5901"/>
+            <w:tcW w:type="dxa" w:w="4819"/>
             <w:tcBorders>
               <w:top w:val="single" w:color="BFBFBF" w:sz="4"/>
               <w:left w:val="single" w:color="BFBFBF" w:sz="4"/>
@@ -26963,7 +26963,7 @@
         </w:trPr>
         <w:tc>
           <w:tcPr>
-            <w:tcW w:type="dxa" w:w="3737"/>
+            <w:tcW w:type="dxa" w:w="4819"/>
             <w:tcBorders>
               <w:top w:val="single" w:color="BFBFBF" w:sz="4"/>
               <w:left w:val="single" w:color="BFBFBF" w:sz="4"/>
@@ -26993,7 +26993,7 @@
         </w:tc>
         <w:tc>
           <w:tcPr>
-            <w:tcW w:type="dxa" w:w="5901"/>
+            <w:tcW w:type="dxa" w:w="4819"/>
             <w:tcBorders>
               <w:top w:val="single" w:color="BFBFBF" w:sz="4"/>
               <w:left w:val="single" w:color="BFBFBF" w:sz="4"/>
@@ -27028,7 +27028,7 @@
         </w:trPr>
         <w:tc>
           <w:tcPr>
-            <w:tcW w:type="dxa" w:w="3737"/>
+            <w:tcW w:type="dxa" w:w="4819"/>
             <w:tcBorders>
               <w:top w:val="single" w:color="BFBFBF" w:sz="4"/>
               <w:left w:val="single" w:color="BFBFBF" w:sz="4"/>
@@ -27058,7 +27058,7 @@
         </w:tc>
         <w:tc>
           <w:tcPr>
-            <w:tcW w:type="dxa" w:w="5901"/>
+            <w:tcW w:type="dxa" w:w="4819"/>
             <w:tcBorders>
               <w:top w:val="single" w:color="BFBFBF" w:sz="4"/>
               <w:left w:val="single" w:color="BFBFBF" w:sz="4"/>
@@ -27093,37 +27093,37 @@
         </w:trPr>
         <w:tc>
           <w:tcPr>
-            <w:tcW w:type="dxa" w:w="3737"/>
-            <w:tcBorders>
-              <w:top w:val="single" w:color="BFBFBF" w:sz="4"/>
-              <w:left w:val="single" w:color="BFBFBF" w:sz="4"/>
-              <w:bottom w:val="single" w:color="BFBFBF" w:sz="4"/>
-              <w:right w:val="single" w:color="BFBFBF" w:sz="4"/>
-            </w:tcBorders>
-            <w:tcMar>
-              <w:top w:type="dxa" w:w="60"/>
-              <w:left w:type="dxa" w:w="100"/>
-              <w:bottom w:type="dxa" w:w="60"/>
-              <w:right w:type="dxa" w:w="100"/>
-            </w:tcMar>
-          </w:tcPr>
-          <w:p>
-            <w:pPr>
-              <w:spacing w:after="0"/>
-            </w:pPr>
-            <w:r>
-              <w:rPr>
-                <w:rFonts w:ascii="Arial" w:cs="Arial" w:eastAsia="Arial" w:hAnsi="Arial"/>
-                <w:sz w:val="18"/>
-                <w:szCs w:val="18"/>
-              </w:rPr>
-              <w:t xml:space="preserve">Статистика по этапам (бывш. «Воронка»)</w:t>
-            </w:r>
-          </w:p>
-        </w:tc>
-        <w:tc>
-          <w:tcPr>
-            <w:tcW w:type="dxa" w:w="5901"/>
+            <w:tcW w:type="dxa" w:w="4819"/>
+            <w:tcBorders>
+              <w:top w:val="single" w:color="BFBFBF" w:sz="4"/>
+              <w:left w:val="single" w:color="BFBFBF" w:sz="4"/>
+              <w:bottom w:val="single" w:color="BFBFBF" w:sz="4"/>
+              <w:right w:val="single" w:color="BFBFBF" w:sz="4"/>
+            </w:tcBorders>
+            <w:tcMar>
+              <w:top w:type="dxa" w:w="60"/>
+              <w:left w:type="dxa" w:w="100"/>
+              <w:bottom w:type="dxa" w:w="60"/>
+              <w:right w:type="dxa" w:w="100"/>
+            </w:tcMar>
+          </w:tcPr>
+          <w:p>
+            <w:pPr>
+              <w:spacing w:after="0"/>
+            </w:pPr>
+            <w:r>
+              <w:rPr>
+                <w:rFonts w:ascii="Arial" w:cs="Arial" w:eastAsia="Arial" w:hAnsi="Arial"/>
+                <w:sz w:val="18"/>
+                <w:szCs w:val="18"/>
+              </w:rPr>
+              <w:t xml:space="preserve">Статистика в динамике (бывш. «Воронка», «Статистика по этапам»)</w:t>
+            </w:r>
+          </w:p>
+        </w:tc>
+        <w:tc>
+          <w:tcPr>
+            <w:tcW w:type="dxa" w:w="4819"/>
             <w:tcBorders>
               <w:top w:val="single" w:color="BFBFBF" w:sz="4"/>
               <w:left w:val="single" w:color="BFBFBF" w:sz="4"/>
@@ -27158,7 +27158,7 @@
         </w:trPr>
         <w:tc>
           <w:tcPr>
-            <w:tcW w:type="dxa" w:w="3737"/>
+            <w:tcW w:type="dxa" w:w="4819"/>
             <w:tcBorders>
               <w:top w:val="single" w:color="BFBFBF" w:sz="4"/>
               <w:left w:val="single" w:color="BFBFBF" w:sz="4"/>
@@ -27188,7 +27188,7 @@
         </w:tc>
         <w:tc>
           <w:tcPr>
-            <w:tcW w:type="dxa" w:w="5901"/>
+            <w:tcW w:type="dxa" w:w="4819"/>
             <w:tcBorders>
               <w:top w:val="single" w:color="BFBFBF" w:sz="4"/>
               <w:left w:val="single" w:color="BFBFBF" w:sz="4"/>
@@ -27223,7 +27223,7 @@
         </w:trPr>
         <w:tc>
           <w:tcPr>
-            <w:tcW w:type="dxa" w:w="3737"/>
+            <w:tcW w:type="dxa" w:w="4819"/>
             <w:tcBorders>
               <w:top w:val="single" w:color="BFBFBF" w:sz="4"/>
               <w:left w:val="single" w:color="BFBFBF" w:sz="4"/>
@@ -27253,7 +27253,7 @@
         </w:tc>
         <w:tc>
           <w:tcPr>
-            <w:tcW w:type="dxa" w:w="5901"/>
+            <w:tcW w:type="dxa" w:w="4819"/>
             <w:tcBorders>
               <w:top w:val="single" w:color="BFBFBF" w:sz="4"/>
               <w:left w:val="single" w:color="BFBFBF" w:sz="4"/>
@@ -27288,7 +27288,7 @@
         </w:trPr>
         <w:tc>
           <w:tcPr>
-            <w:tcW w:type="dxa" w:w="3737"/>
+            <w:tcW w:type="dxa" w:w="4819"/>
             <w:tcBorders>
               <w:top w:val="single" w:color="BFBFBF" w:sz="4"/>
               <w:left w:val="single" w:color="BFBFBF" w:sz="4"/>
@@ -27318,7 +27318,7 @@
         </w:tc>
         <w:tc>
           <w:tcPr>
-            <w:tcW w:type="dxa" w:w="5901"/>
+            <w:tcW w:type="dxa" w:w="4819"/>
             <w:tcBorders>
               <w:top w:val="single" w:color="BFBFBF" w:sz="4"/>
               <w:left w:val="single" w:color="BFBFBF" w:sz="4"/>
@@ -27487,7 +27487,127 @@
         <w:rPr>
           <w:rFonts w:ascii="Arial" w:cs="Arial" w:eastAsia="Arial" w:hAnsi="Arial"/>
         </w:rPr>
-        <w:t xml:space="preserve">На графике «Статистика по этапам» линия «Новых получено» по умолчанию скрыта (решено): иначе сотни тендеров в месяц прижимают линии подач к нулю. Включается через настройку графика (карандаш). В таблице «Итоги по этапам» строка остаётся.</w:t>
+        <w:t xml:space="preserve">Конверсия на графике «Статистика в динамике» считается по тому же правилу и </w:t>
+      </w:r>
+      <w:r>
+        <w:rPr>
+          <w:rFonts w:ascii="Arial" w:cs="Arial" w:eastAsia="Arial" w:hAnsi="Arial"/>
+          <w:b/>
+          <w:bCs/>
+        </w:rPr>
+        <w:t xml:space="preserve">нарастающим итогом с начала периода</w:t>
+      </w:r>
+      <w:r>
+        <w:rPr>
+          <w:rFonts w:ascii="Arial" w:cs="Arial" w:eastAsia="Arial" w:hAnsi="Arial"/>
+        </w:rPr>
+        <w:t xml:space="preserve">: точка месяца/дня = этап / база с начала периода по эту точку; последняя точка всегда равна значению в таблице. В подсказке к заголовку добавляется «· с начала периода». Конверсия может быть больше 100% (например, подач больше, чем взятых в работу за тот же период, — подачи считаются по дате подачи, «взято в работу» — по дате создания тендера).</w:t>
+      </w:r>
+    </w:p>
+    <w:p>
+      <w:pPr>
+        <w:pStyle w:val="ListParagraph"/>
+        <w:numPr>
+          <w:ilvl w:val="0"/>
+          <w:numId w:val="2"/>
+        </w:numPr>
+        <w:spacing w:after="60"/>
+      </w:pPr>
+      <w:r>
+        <w:rPr>
+          <w:rFonts w:ascii="Arial" w:cs="Arial" w:eastAsia="Arial" w:hAnsi="Arial"/>
+        </w:rPr>
+        <w:t xml:space="preserve">Подписи вертикальной шкалы не выводятся (решено 19.09.2026): остаётся сетка, значения — в подсказке при наведении.</w:t>
+      </w:r>
+    </w:p>
+    <w:p>
+      <w:pPr>
+        <w:pStyle w:val="ListParagraph"/>
+        <w:numPr>
+          <w:ilvl w:val="0"/>
+          <w:numId w:val="2"/>
+        </w:numPr>
+        <w:spacing w:after="60"/>
+      </w:pPr>
+      <w:r>
+        <w:rPr>
+          <w:rFonts w:ascii="Arial" w:cs="Arial" w:eastAsia="Arial" w:hAnsi="Arial"/>
+        </w:rPr>
+        <w:t xml:space="preserve">Линии сглаживаются </w:t>
+      </w:r>
+      <w:r>
+        <w:rPr>
+          <w:rFonts w:ascii="Arial" w:cs="Arial" w:eastAsia="Arial" w:hAnsi="Arial"/>
+          <w:b/>
+          <w:bCs/>
+        </w:rPr>
+        <w:t xml:space="preserve">монотонно</w:t>
+      </w:r>
+      <w:r>
+        <w:rPr>
+          <w:rFonts w:ascii="Arial" w:cs="Arial" w:eastAsia="Arial" w:hAnsi="Arial"/>
+        </w:rPr>
+        <w:t xml:space="preserve"> (как </w:t>
+      </w:r>
+      <w:r>
+        <w:rPr>
+          <w:rFonts w:ascii="Consolas" w:cs="Consolas" w:eastAsia="Consolas" w:hAnsi="Consolas"/>
+        </w:rPr>
+        <w:t xml:space="preserve">curveMonotoneX</w:t>
+      </w:r>
+      <w:r>
+        <w:rPr>
+          <w:rFonts w:ascii="Arial" w:cs="Arial" w:eastAsia="Arial" w:hAnsi="Arial"/>
+        </w:rPr>
+        <w:t xml:space="preserve"> в d3; решено 19.09.2026): между двумя точками линия не выходит за их значения — не опускается ниже нуля и не рисует горб выше точки; вершина всегда в точке с реальным значением. Обычное сглаживание (через соседние точки) не использовать.</w:t>
+      </w:r>
+    </w:p>
+    <w:p>
+      <w:pPr>
+        <w:pStyle w:val="ListParagraph"/>
+        <w:numPr>
+          <w:ilvl w:val="0"/>
+          <w:numId w:val="2"/>
+        </w:numPr>
+        <w:spacing w:after="60"/>
+      </w:pPr>
+      <w:r>
+        <w:rPr>
+          <w:rFonts w:ascii="Arial" w:cs="Arial" w:eastAsia="Arial" w:hAnsi="Arial"/>
+        </w:rPr>
+        <w:t xml:space="preserve">Шкала графика — «круглый» шаг из ряда 1, 2, 5, 10, 20, 50…, не больше пяти делений; для количества и процентов шаг целый (не меньше 1), подписи не повторяются; конверсия до 100% — шкала 0–25–50–75–100%.</w:t>
+      </w:r>
+    </w:p>
+    <w:p>
+      <w:pPr>
+        <w:pStyle w:val="ListParagraph"/>
+        <w:numPr>
+          <w:ilvl w:val="0"/>
+          <w:numId w:val="2"/>
+        </w:numPr>
+        <w:spacing w:after="60"/>
+      </w:pPr>
+      <w:r>
+        <w:rPr>
+          <w:rFonts w:ascii="Arial" w:cs="Arial" w:eastAsia="Arial" w:hAnsi="Arial"/>
+        </w:rPr>
+        <w:t xml:space="preserve">Проверка при приёмке: сумма точек графика по каждому этапу (режим «Количество») равна строке таблицы «Итоги по этапам» за тот же период.</w:t>
+      </w:r>
+    </w:p>
+    <w:p>
+      <w:pPr>
+        <w:pStyle w:val="ListParagraph"/>
+        <w:numPr>
+          <w:ilvl w:val="0"/>
+          <w:numId w:val="2"/>
+        </w:numPr>
+        <w:spacing w:after="60"/>
+      </w:pPr>
+      <w:r>
+        <w:rPr>
+          <w:rFonts w:ascii="Arial" w:cs="Arial" w:eastAsia="Arial" w:hAnsi="Arial"/>
+        </w:rPr>
+        <w:t xml:space="preserve">На графике «Статистика в динамике» линия «Новых получено» по умолчанию скрыта (решено): иначе сотни тендеров в месяц прижимают линии подач к нулю. Включается через настройку графика (карандаш). В таблице «Итоги по этапам» строка остаётся.</w:t>
       </w:r>
     </w:p>
     <w:p>

--- a/Требования/ТЗ — Тендерный сервис.docx
+++ b/Требования/ТЗ — Тендерный сервис.docx
@@ -27369,7 +27369,7 @@
         <w:rPr>
           <w:rFonts w:ascii="Arial" w:cs="Arial" w:eastAsia="Arial" w:hAnsi="Arial"/>
         </w:rPr>
-        <w:t xml:space="preserve"> — стрелка и процент изменения к периоду сравнения («к прошлому месяцу», «к предыдущему периоду» или «к прошлому году»); если в периоде сравнения значение было 0 — «новое». Не показывается, если в периоде сравнения ещё не было данных. База сравнения выбирается в «Настроить»: «С равным периодом перед текущим» (по умолчанию) или «С тем же периодом прошлого года»; настройка у каждого пользователя своя.</w:t>
+        <w:t xml:space="preserve"> — стрелка и процент изменения к периоду сравнения («к прошлому месяцу», «к предыдущему периоду» или «к прошлому году»); если в периоде сравнения значение было 0 — «новое». Не показывается, если в периоде сравнения ещё не было данных. База сравнения выбирается в «Настроить» радио-точками: «С таким же периодом прошлого года (год к году)» или «С равным периодом текущего года (месяц к месяцу)» — второе по умолчанию; настройка у каждого пользователя своя.</w:t>
       </w:r>
     </w:p>
     <w:p>

--- a/Требования/ТЗ — Тендерный сервис.docx
+++ b/Требования/ТЗ — Тендерный сервис.docx
@@ -95,7 +95,7 @@
                 <w:sz w:val="18"/>
                 <w:szCs w:val="18"/>
               </w:rPr>
-              <w:t xml:space="preserve">0.5 — черновик для согласования (актуализировано по макетам 18.09.2026: дашборд, сумма договора, лоты, правка закрытых этапов, пользователи, поиск)</w:t>
+              <w:t xml:space="preserve">0.6 — черновик для согласования (добавлены вход в сервис и восстановление пароля)</w:t>
             </w:r>
           </w:p>
         </w:tc>
@@ -160,7 +160,7 @@
                 <w:sz w:val="18"/>
                 <w:szCs w:val="18"/>
               </w:rPr>
-              <w:t xml:space="preserve">18.09.2026</w:t>
+              <w:t xml:space="preserve">21.09.2026</w:t>
             </w:r>
           </w:p>
         </w:tc>
@@ -23752,6 +23752,101 @@
                 <w:sz w:val="18"/>
                 <w:szCs w:val="18"/>
               </w:rPr>
+              <w:t xml:space="preserve">Вход</w:t>
+            </w:r>
+          </w:p>
+        </w:tc>
+        <w:tc>
+          <w:tcPr>
+            <w:tcW w:type="dxa" w:w="4623"/>
+            <w:tcBorders>
+              <w:top w:val="single" w:color="BFBFBF" w:sz="4"/>
+              <w:left w:val="single" w:color="BFBFBF" w:sz="4"/>
+              <w:bottom w:val="single" w:color="BFBFBF" w:sz="4"/>
+              <w:right w:val="single" w:color="BFBFBF" w:sz="4"/>
+            </w:tcBorders>
+            <w:tcMar>
+              <w:top w:type="dxa" w:w="60"/>
+              <w:left w:type="dxa" w:w="100"/>
+              <w:bottom w:type="dxa" w:w="60"/>
+              <w:right w:type="dxa" w:w="100"/>
+            </w:tcMar>
+          </w:tcPr>
+          <w:p>
+            <w:pPr>
+              <w:spacing w:after="0"/>
+            </w:pPr>
+            <w:r>
+              <w:rPr>
+                <w:rFonts w:ascii="Consolas" w:cs="Consolas" w:eastAsia="Consolas" w:hAnsi="Consolas"/>
+                <w:sz w:val="18"/>
+                <w:szCs w:val="18"/>
+              </w:rPr>
+              <w:t xml:space="preserve">vhod.html</w:t>
+            </w:r>
+          </w:p>
+        </w:tc>
+        <w:tc>
+          <w:tcPr>
+            <w:tcW w:type="dxa" w:w="3605"/>
+            <w:tcBorders>
+              <w:top w:val="single" w:color="BFBFBF" w:sz="4"/>
+              <w:left w:val="single" w:color="BFBFBF" w:sz="4"/>
+              <w:bottom w:val="single" w:color="BFBFBF" w:sz="4"/>
+              <w:right w:val="single" w:color="BFBFBF" w:sz="4"/>
+            </w:tcBorders>
+            <w:tcMar>
+              <w:top w:type="dxa" w:w="60"/>
+              <w:left w:type="dxa" w:w="100"/>
+              <w:bottom w:type="dxa" w:w="60"/>
+              <w:right w:type="dxa" w:w="100"/>
+            </w:tcMar>
+          </w:tcPr>
+          <w:p>
+            <w:pPr>
+              <w:spacing w:after="0"/>
+            </w:pPr>
+            <w:r>
+              <w:rPr>
+                <w:rFonts w:ascii="Arial" w:cs="Arial" w:eastAsia="Arial" w:hAnsi="Arial"/>
+                <w:sz w:val="18"/>
+                <w:szCs w:val="18"/>
+              </w:rPr>
+              <w:t xml:space="preserve">вход по логину и паролю, см. 6.5</w:t>
+            </w:r>
+          </w:p>
+        </w:tc>
+      </w:tr>
+      <w:tr>
+        <w:trPr>
+          <w:tblHeader w:val="false"/>
+        </w:trPr>
+        <w:tc>
+          <w:tcPr>
+            <w:tcW w:type="dxa" w:w="1410"/>
+            <w:tcBorders>
+              <w:top w:val="single" w:color="BFBFBF" w:sz="4"/>
+              <w:left w:val="single" w:color="BFBFBF" w:sz="4"/>
+              <w:bottom w:val="single" w:color="BFBFBF" w:sz="4"/>
+              <w:right w:val="single" w:color="BFBFBF" w:sz="4"/>
+            </w:tcBorders>
+            <w:tcMar>
+              <w:top w:type="dxa" w:w="60"/>
+              <w:left w:type="dxa" w:w="100"/>
+              <w:bottom w:type="dxa" w:w="60"/>
+              <w:right w:type="dxa" w:w="100"/>
+            </w:tcMar>
+          </w:tcPr>
+          <w:p>
+            <w:pPr>
+              <w:spacing w:after="0"/>
+            </w:pPr>
+            <w:r>
+              <w:rPr>
+                <w:rFonts w:ascii="Arial" w:cs="Arial" w:eastAsia="Arial" w:hAnsi="Arial"/>
+                <w:sz w:val="18"/>
+                <w:szCs w:val="18"/>
+              </w:rPr>
               <w:t xml:space="preserve">Дашборд</w:t>
             </w:r>
           </w:p>
@@ -25974,6 +26069,435 @@
           <w:rFonts w:ascii="Arial" w:cs="Arial" w:eastAsia="Arial" w:hAnsi="Arial"/>
         </w:rPr>
         <w:t xml:space="preserve">Все переходы из макетов должны работать: карточка ↔ разделы (с учётом раздела тендера), уведомление → карточка, календарь → карточка, дашборд → [Решить] нужен ли переход из виджетов в отфильтрованный список.</w:t>
+      </w:r>
+    </w:p>
+    <w:p>
+      <w:pPr>
+        <w:pStyle w:val="Heading2"/>
+      </w:pPr>
+      <w:r>
+        <w:rPr>
+          <w:rFonts w:ascii="Arial" w:cs="Arial" w:eastAsia="Arial" w:hAnsi="Arial"/>
+        </w:rPr>
+        <w:t xml:space="preserve">6.5. Вход в сервис и восстановление пароля</w:t>
+      </w:r>
+    </w:p>
+    <w:p>
+      <w:pPr>
+        <w:spacing w:after="120"/>
+      </w:pPr>
+      <w:r>
+        <w:rPr>
+          <w:rFonts w:ascii="Arial" w:cs="Arial" w:eastAsia="Arial" w:hAnsi="Arial"/>
+        </w:rPr>
+        <w:t xml:space="preserve">Макет: </w:t>
+      </w:r>
+      <w:r>
+        <w:rPr>
+          <w:rFonts w:ascii="Consolas" w:cs="Consolas" w:eastAsia="Consolas" w:hAnsi="Consolas"/>
+        </w:rPr>
+        <w:t xml:space="preserve">vhod.html</w:t>
+      </w:r>
+      <w:r>
+        <w:rPr>
+          <w:rFonts w:ascii="Arial" w:cs="Arial" w:eastAsia="Arial" w:hAnsi="Arial"/>
+        </w:rPr>
+        <w:t xml:space="preserve">. </w:t>
+      </w:r>
+      <w:r>
+        <w:rPr>
+          <w:rFonts w:ascii="Arial" w:cs="Arial" w:eastAsia="Arial" w:hAnsi="Arial"/>
+          <w:b/>
+          <w:bCs/>
+        </w:rPr>
+        <w:t xml:space="preserve">В макете проверки нет: кнопка «Войти» сразу открывает дашборд.</w:t>
+      </w:r>
+      <w:r>
+        <w:rPr>
+          <w:rFonts w:ascii="Arial" w:cs="Arial" w:eastAsia="Arial" w:hAnsi="Arial"/>
+        </w:rPr>
+        <w:t xml:space="preserve"> Ниже — как это работает в рабочем сервисе.</w:t>
+      </w:r>
+    </w:p>
+    <w:p>
+      <w:pPr>
+        <w:spacing w:after="120"/>
+      </w:pPr>
+      <w:r>
+        <w:rPr>
+          <w:rFonts w:ascii="Arial" w:cs="Arial" w:eastAsia="Arial" w:hAnsi="Arial"/>
+          <w:b/>
+          <w:bCs/>
+        </w:rPr>
+        <w:t xml:space="preserve">Экран входа.</w:t>
+      </w:r>
+      <w:r>
+        <w:rPr>
+          <w:rFonts w:ascii="Arial" w:cs="Arial" w:eastAsia="Arial" w:hAnsi="Arial"/>
+        </w:rPr>
+        <w:t xml:space="preserve"> По центру карточка: логотип «Тендеры · Атвинта», заголовок «Вход в сервис», поля «Логин (email)» и «Пароль» (кнопка-глаз показывает пароль), кнопка «Войти», ссылка «Забыли пароль?». Светлая и тёмная тема, работает на телефоне.</w:t>
+      </w:r>
+    </w:p>
+    <w:p>
+      <w:pPr>
+        <w:spacing w:after="120"/>
+      </w:pPr>
+      <w:r>
+        <w:rPr>
+          <w:rFonts w:ascii="Arial" w:cs="Arial" w:eastAsia="Arial" w:hAnsi="Arial"/>
+          <w:b/>
+          <w:bCs/>
+        </w:rPr>
+        <w:t xml:space="preserve">Вход:</w:t>
+      </w:r>
+    </w:p>
+    <w:p>
+      <w:pPr>
+        <w:pStyle w:val="ListParagraph"/>
+        <w:numPr>
+          <w:ilvl w:val="0"/>
+          <w:numId w:val="2"/>
+        </w:numPr>
+        <w:spacing w:after="60"/>
+      </w:pPr>
+      <w:r>
+        <w:rPr>
+          <w:rFonts w:ascii="Arial" w:cs="Arial" w:eastAsia="Arial" w:hAnsi="Arial"/>
+        </w:rPr>
+        <w:t xml:space="preserve">логин и пароль проверяются на сервере, сессия серверная (2.1);</w:t>
+      </w:r>
+    </w:p>
+    <w:p>
+      <w:pPr>
+        <w:pStyle w:val="ListParagraph"/>
+        <w:numPr>
+          <w:ilvl w:val="0"/>
+          <w:numId w:val="2"/>
+        </w:numPr>
+        <w:spacing w:after="60"/>
+      </w:pPr>
+      <w:r>
+        <w:rPr>
+          <w:rFonts w:ascii="Arial" w:cs="Arial" w:eastAsia="Arial" w:hAnsi="Arial"/>
+        </w:rPr>
+        <w:t xml:space="preserve">при ошибке — одно общее сообщение «Неверный логин или пароль», без уточнения, что именно неверно, и без подсказки, есть ли такой пользователь;</w:t>
+      </w:r>
+    </w:p>
+    <w:p>
+      <w:pPr>
+        <w:pStyle w:val="ListParagraph"/>
+        <w:numPr>
+          <w:ilvl w:val="0"/>
+          <w:numId w:val="2"/>
+        </w:numPr>
+        <w:spacing w:after="60"/>
+      </w:pPr>
+      <w:r>
+        <w:rPr>
+          <w:rFonts w:ascii="Arial" w:cs="Arial" w:eastAsia="Arial" w:hAnsi="Arial"/>
+        </w:rPr>
+        <w:t xml:space="preserve">после 5 неудачных попыток вход по этому логину и с этого адреса блокируется на 15 минут; попытки и блокировки пишутся в журнал;</w:t>
+      </w:r>
+    </w:p>
+    <w:p>
+      <w:pPr>
+        <w:pStyle w:val="ListParagraph"/>
+        <w:numPr>
+          <w:ilvl w:val="0"/>
+          <w:numId w:val="2"/>
+        </w:numPr>
+        <w:spacing w:after="60"/>
+      </w:pPr>
+      <w:r>
+        <w:rPr>
+          <w:rFonts w:ascii="Arial" w:cs="Arial" w:eastAsia="Arial" w:hAnsi="Arial"/>
+        </w:rPr>
+        <w:t xml:space="preserve">деактивированный пользователь получает «Доступ отключён, обратитесь к администратору»;</w:t>
+      </w:r>
+    </w:p>
+    <w:p>
+      <w:pPr>
+        <w:pStyle w:val="ListParagraph"/>
+        <w:numPr>
+          <w:ilvl w:val="0"/>
+          <w:numId w:val="2"/>
+        </w:numPr>
+        <w:spacing w:after="60"/>
+      </w:pPr>
+      <w:r>
+        <w:rPr>
+          <w:rFonts w:ascii="Arial" w:cs="Arial" w:eastAsia="Arial" w:hAnsi="Arial"/>
+        </w:rPr>
+        <w:t xml:space="preserve">вход с временным паролем (выдал Админ) сразу ведёт на смену пароля, без неё сервис не открывается;</w:t>
+      </w:r>
+    </w:p>
+    <w:p>
+      <w:pPr>
+        <w:pStyle w:val="ListParagraph"/>
+        <w:numPr>
+          <w:ilvl w:val="0"/>
+          <w:numId w:val="2"/>
+        </w:numPr>
+        <w:spacing w:after="60"/>
+      </w:pPr>
+      <w:r>
+        <w:rPr>
+          <w:rFonts w:ascii="Arial" w:cs="Arial" w:eastAsia="Arial" w:hAnsi="Arial"/>
+        </w:rPr>
+        <w:t xml:space="preserve">после входа — дашборд или страница, которую пользователь пытался открыть;</w:t>
+      </w:r>
+    </w:p>
+    <w:p>
+      <w:pPr>
+        <w:pStyle w:val="ListParagraph"/>
+        <w:numPr>
+          <w:ilvl w:val="0"/>
+          <w:numId w:val="2"/>
+        </w:numPr>
+        <w:spacing w:after="60"/>
+      </w:pPr>
+      <w:r>
+        <w:rPr>
+          <w:rFonts w:ascii="Arial" w:cs="Arial" w:eastAsia="Arial" w:hAnsi="Arial"/>
+        </w:rPr>
+        <w:t xml:space="preserve">сессия заканчивается после 12 часов бездействия; при попытке действия — возврат на экран входа с сохранением адреса страницы;</w:t>
+      </w:r>
+    </w:p>
+    <w:p>
+      <w:pPr>
+        <w:pStyle w:val="ListParagraph"/>
+        <w:numPr>
+          <w:ilvl w:val="0"/>
+          <w:numId w:val="2"/>
+        </w:numPr>
+        <w:spacing w:after="60"/>
+      </w:pPr>
+      <w:r>
+        <w:rPr>
+          <w:rFonts w:ascii="Arial" w:cs="Arial" w:eastAsia="Arial" w:hAnsi="Arial"/>
+        </w:rPr>
+        <w:t xml:space="preserve">пароль не короче 10 символов, новый не совпадает с предыдущим; хранится только хэш (12).</w:t>
+      </w:r>
+    </w:p>
+    <w:p>
+      <w:pPr>
+        <w:spacing w:after="120"/>
+      </w:pPr>
+      <w:r>
+        <w:rPr>
+          <w:rFonts w:ascii="Arial" w:cs="Arial" w:eastAsia="Arial" w:hAnsi="Arial"/>
+          <w:b/>
+          <w:bCs/>
+        </w:rPr>
+        <w:t xml:space="preserve">Восстановление пароля (ссылка «Забыли пароль?»):</w:t>
+      </w:r>
+    </w:p>
+    <w:p>
+      <w:pPr>
+        <w:spacing w:after="60"/>
+        <w:ind w:left="360" w:hanging="360"/>
+      </w:pPr>
+      <w:r>
+        <w:rPr>
+          <w:rFonts w:ascii="Arial" w:cs="Arial" w:eastAsia="Arial" w:hAnsi="Arial"/>
+          <w:b/>
+          <w:bCs/>
+        </w:rPr>
+        <w:t xml:space="preserve">1. </w:t>
+      </w:r>
+      <w:r>
+        <w:rPr>
+          <w:rFonts w:ascii="Arial" w:cs="Arial" w:eastAsia="Arial" w:hAnsi="Arial"/>
+        </w:rPr>
+        <w:t xml:space="preserve">Пользователь вводит свой email.</w:t>
+      </w:r>
+    </w:p>
+    <w:p>
+      <w:pPr>
+        <w:spacing w:after="60"/>
+        <w:ind w:left="360" w:hanging="360"/>
+      </w:pPr>
+      <w:r>
+        <w:rPr>
+          <w:rFonts w:ascii="Arial" w:cs="Arial" w:eastAsia="Arial" w:hAnsi="Arial"/>
+          <w:b/>
+          <w:bCs/>
+        </w:rPr>
+        <w:t xml:space="preserve">2. </w:t>
+      </w:r>
+      <w:r>
+        <w:rPr>
+          <w:rFonts w:ascii="Arial" w:cs="Arial" w:eastAsia="Arial" w:hAnsi="Arial"/>
+        </w:rPr>
+        <w:t xml:space="preserve">Сервис всегда показывает одно и то же сообщение: «Если такой пользователь есть, мы отправили письмо со ссылкой» — чтобы нельзя было проверить наличие сотрудника в системе.</w:t>
+      </w:r>
+    </w:p>
+    <w:p>
+      <w:pPr>
+        <w:spacing w:after="60"/>
+        <w:ind w:left="360" w:hanging="360"/>
+      </w:pPr>
+      <w:r>
+        <w:rPr>
+          <w:rFonts w:ascii="Arial" w:cs="Arial" w:eastAsia="Arial" w:hAnsi="Arial"/>
+          <w:b/>
+          <w:bCs/>
+        </w:rPr>
+        <w:t xml:space="preserve">3. </w:t>
+      </w:r>
+      <w:r>
+        <w:rPr>
+          <w:rFonts w:ascii="Arial" w:cs="Arial" w:eastAsia="Arial" w:hAnsi="Arial"/>
+        </w:rPr>
+        <w:t xml:space="preserve">Письмо со ссылкой уходит на рабочую почту. Ссылка одноразовая и действует 60 минут.</w:t>
+      </w:r>
+    </w:p>
+    <w:p>
+      <w:pPr>
+        <w:spacing w:after="60"/>
+        <w:ind w:left="360" w:hanging="360"/>
+      </w:pPr>
+      <w:r>
+        <w:rPr>
+          <w:rFonts w:ascii="Arial" w:cs="Arial" w:eastAsia="Arial" w:hAnsi="Arial"/>
+          <w:b/>
+          <w:bCs/>
+        </w:rPr>
+        <w:t xml:space="preserve">4. </w:t>
+      </w:r>
+      <w:r>
+        <w:rPr>
+          <w:rFonts w:ascii="Arial" w:cs="Arial" w:eastAsia="Arial" w:hAnsi="Arial"/>
+        </w:rPr>
+        <w:t xml:space="preserve">По ссылке пользователь задаёт новый пароль. После смены все его сессии на других устройствах завершаются, событие пишется в журнал.</w:t>
+      </w:r>
+    </w:p>
+    <w:p>
+      <w:pPr>
+        <w:spacing w:after="120"/>
+      </w:pPr>
+      <w:r>
+        <w:rPr>
+          <w:rFonts w:ascii="Arial" w:cs="Arial" w:eastAsia="Arial" w:hAnsi="Arial"/>
+          <w:b/>
+          <w:bCs/>
+        </w:rPr>
+        <w:t xml:space="preserve">Если пароль потерял Суперадмин</w:t>
+      </w:r>
+      <w:r>
+        <w:rPr>
+          <w:rFonts w:ascii="Arial" w:cs="Arial" w:eastAsia="Arial" w:hAnsi="Arial"/>
+        </w:rPr>
+        <w:t xml:space="preserve"> (решение Оксаны 21.09.2026) — три пути, в таком порядке:</w:t>
+      </w:r>
+    </w:p>
+    <w:p>
+      <w:pPr>
+        <w:spacing w:after="60"/>
+        <w:ind w:left="360" w:hanging="360"/>
+      </w:pPr>
+      <w:r>
+        <w:rPr>
+          <w:rFonts w:ascii="Arial" w:cs="Arial" w:eastAsia="Arial" w:hAnsi="Arial"/>
+          <w:b/>
+          <w:bCs/>
+        </w:rPr>
+        <w:t xml:space="preserve">1. </w:t>
+      </w:r>
+      <w:r>
+        <w:rPr>
+          <w:rFonts w:ascii="Arial" w:cs="Arial" w:eastAsia="Arial" w:hAnsi="Arial"/>
+          <w:b/>
+          <w:bCs/>
+        </w:rPr>
+        <w:t xml:space="preserve">Сам по почте</w:t>
+      </w:r>
+      <w:r>
+        <w:rPr>
+          <w:rFonts w:ascii="Arial" w:cs="Arial" w:eastAsia="Arial" w:hAnsi="Arial"/>
+        </w:rPr>
+        <w:t xml:space="preserve"> — обычное восстановление по ссылке, как у всех.</w:t>
+      </w:r>
+    </w:p>
+    <w:p>
+      <w:pPr>
+        <w:spacing w:after="60"/>
+        <w:ind w:left="360" w:hanging="360"/>
+      </w:pPr>
+      <w:r>
+        <w:rPr>
+          <w:rFonts w:ascii="Arial" w:cs="Arial" w:eastAsia="Arial" w:hAnsi="Arial"/>
+          <w:b/>
+          <w:bCs/>
+        </w:rPr>
+        <w:t xml:space="preserve">2. </w:t>
+      </w:r>
+      <w:r>
+        <w:rPr>
+          <w:rFonts w:ascii="Arial" w:cs="Arial" w:eastAsia="Arial" w:hAnsi="Arial"/>
+          <w:b/>
+          <w:bCs/>
+        </w:rPr>
+        <w:t xml:space="preserve">Второй Суперадмин</w:t>
+      </w:r>
+      <w:r>
+        <w:rPr>
+          <w:rFonts w:ascii="Arial" w:cs="Arial" w:eastAsia="Arial" w:hAnsi="Arial"/>
+        </w:rPr>
+        <w:t xml:space="preserve"> сбрасывает пароль и выдаёт временный. Поэтому правило: </w:t>
+      </w:r>
+      <w:r>
+        <w:rPr>
+          <w:rFonts w:ascii="Arial" w:cs="Arial" w:eastAsia="Arial" w:hAnsi="Arial"/>
+          <w:b/>
+          <w:bCs/>
+        </w:rPr>
+        <w:t xml:space="preserve">в сервисе всегда не меньше двух Суперадминов</w:t>
+      </w:r>
+      <w:r>
+        <w:rPr>
+          <w:rFonts w:ascii="Arial" w:cs="Arial" w:eastAsia="Arial" w:hAnsi="Arial"/>
+        </w:rPr>
+        <w:t xml:space="preserve"> (Оксана Денисенко и Никита Долинин); при попытке снять роль у последнего Суперадмина сервис не даёт этого сделать и показывает предупреждение.</w:t>
+      </w:r>
+    </w:p>
+    <w:p>
+      <w:pPr>
+        <w:spacing w:after="60"/>
+        <w:ind w:left="360" w:hanging="360"/>
+      </w:pPr>
+      <w:r>
+        <w:rPr>
+          <w:rFonts w:ascii="Arial" w:cs="Arial" w:eastAsia="Arial" w:hAnsi="Arial"/>
+          <w:b/>
+          <w:bCs/>
+        </w:rPr>
+        <w:t xml:space="preserve">3. </w:t>
+      </w:r>
+      <w:r>
+        <w:rPr>
+          <w:rFonts w:ascii="Arial" w:cs="Arial" w:eastAsia="Arial" w:hAnsi="Arial"/>
+          <w:b/>
+          <w:bCs/>
+        </w:rPr>
+        <w:t xml:space="preserve">Заявка разработчикам Атвинты</w:t>
+      </w:r>
+      <w:r>
+        <w:rPr>
+          <w:rFonts w:ascii="Arial" w:cs="Arial" w:eastAsia="Arial" w:hAnsi="Arial"/>
+        </w:rPr>
+        <w:t xml:space="preserve"> — крайний случай, если почта недоступна и второго Суперадмина нет. Пароль сбрасывается вручную на сервере после подтверждения личности заявителя, событие пишется в журнал; сотрудник входит по временному паролю и сразу меняет его.</w:t>
+      </w:r>
+    </w:p>
+    <w:p>
+      <w:pPr>
+        <w:spacing w:after="120"/>
+      </w:pPr>
+      <w:r>
+        <w:rPr>
+          <w:rFonts w:ascii="Arial" w:cs="Arial" w:eastAsia="Arial" w:hAnsi="Arial"/>
+        </w:rPr>
+        <w:t xml:space="preserve">Для писем нужен почтовый сервис (SMTP рабочей почты Атвинты или почтовый провайдер) — настраивают разработчики при запуске.</w:t>
       </w:r>
     </w:p>
     <w:p>
@@ -32335,7 +32859,7 @@
                 <w:sz w:val="18"/>
                 <w:szCs w:val="18"/>
               </w:rPr>
-              <w:t xml:space="preserve">только после входа; сессии с истечением; смена пароля при первом входе; блокировка после серии неверных попыток</w:t>
+              <w:t xml:space="preserve">только после входа (6.5); сессии с истечением; смена пароля при первом входе; блокировка после 5 неверных попыток на 15 минут; восстановление пароля по ссылке на почту</w:t>
             </w:r>
           </w:p>
         </w:tc>
@@ -32791,6 +33315,103 @@
                 <w:szCs w:val="18"/>
               </w:rPr>
               <w:t xml:space="preserve">десктоп — основной сценарий; корректная работа на широких мониторах; светлая и тёмная тема</w:t>
+            </w:r>
+          </w:p>
+        </w:tc>
+      </w:tr>
+      <w:tr>
+        <w:trPr>
+          <w:tblHeader w:val="false"/>
+        </w:trPr>
+        <w:tc>
+          <w:tcPr>
+            <w:tcW w:type="dxa" w:w="3352"/>
+            <w:tcBorders>
+              <w:top w:val="single" w:color="BFBFBF" w:sz="4"/>
+              <w:left w:val="single" w:color="BFBFBF" w:sz="4"/>
+              <w:bottom w:val="single" w:color="BFBFBF" w:sz="4"/>
+              <w:right w:val="single" w:color="BFBFBF" w:sz="4"/>
+            </w:tcBorders>
+            <w:tcMar>
+              <w:top w:type="dxa" w:w="60"/>
+              <w:left w:type="dxa" w:w="100"/>
+              <w:bottom w:type="dxa" w:w="60"/>
+              <w:right w:type="dxa" w:w="100"/>
+            </w:tcMar>
+          </w:tcPr>
+          <w:p>
+            <w:pPr>
+              <w:spacing w:after="0"/>
+            </w:pPr>
+            <w:r>
+              <w:rPr>
+                <w:rFonts w:ascii="Arial" w:cs="Arial" w:eastAsia="Arial" w:hAnsi="Arial"/>
+                <w:sz w:val="18"/>
+                <w:szCs w:val="18"/>
+              </w:rPr>
+              <w:t xml:space="preserve">Вёрстка</w:t>
+            </w:r>
+          </w:p>
+        </w:tc>
+        <w:tc>
+          <w:tcPr>
+            <w:tcW w:type="dxa" w:w="6286"/>
+            <w:tcBorders>
+              <w:top w:val="single" w:color="BFBFBF" w:sz="4"/>
+              <w:left w:val="single" w:color="BFBFBF" w:sz="4"/>
+              <w:bottom w:val="single" w:color="BFBFBF" w:sz="4"/>
+              <w:right w:val="single" w:color="BFBFBF" w:sz="4"/>
+            </w:tcBorders>
+            <w:tcMar>
+              <w:top w:type="dxa" w:w="60"/>
+              <w:left w:type="dxa" w:w="100"/>
+              <w:bottom w:type="dxa" w:w="60"/>
+              <w:right w:type="dxa" w:w="100"/>
+            </w:tcMar>
+          </w:tcPr>
+          <w:p>
+            <w:pPr>
+              <w:spacing w:after="0"/>
+            </w:pPr>
+            <w:r>
+              <w:rPr>
+                <w:rFonts w:ascii="Arial" w:cs="Arial" w:eastAsia="Arial" w:hAnsi="Arial"/>
+                <w:sz w:val="18"/>
+                <w:szCs w:val="18"/>
+              </w:rPr>
+              <w:t xml:space="preserve">закреплённые при прокрутке элементы (шапки таблиц, панели, меню) обязаны иметь свой слой </w:t>
+            </w:r>
+            <w:r>
+              <w:rPr>
+                <w:rFonts w:ascii="Consolas" w:cs="Consolas" w:eastAsia="Consolas" w:hAnsi="Consolas"/>
+                <w:sz w:val="18"/>
+                <w:szCs w:val="18"/>
+              </w:rPr>
+              <w:t xml:space="preserve">z-index</w:t>
+            </w:r>
+            <w:r>
+              <w:rPr>
+                <w:rFonts w:ascii="Arial" w:cs="Arial" w:eastAsia="Arial" w:hAnsi="Arial"/>
+                <w:sz w:val="18"/>
+                <w:szCs w:val="18"/>
+              </w:rPr>
+              <w:t xml:space="preserve"> по шкале из </w:t>
+            </w:r>
+            <w:r>
+              <w:rPr>
+                <w:rFonts w:ascii="Consolas" w:cs="Consolas" w:eastAsia="Consolas" w:hAnsi="Consolas"/>
+                <w:sz w:val="18"/>
+                <w:szCs w:val="18"/>
+              </w:rPr>
+              <w:t xml:space="preserve">Дизайн-система.md</w:t>
+            </w:r>
+            <w:r>
+              <w:rPr>
+                <w:rFonts w:ascii="Arial" w:cs="Arial" w:eastAsia="Arial" w:hAnsi="Arial"/>
+                <w:sz w:val="18"/>
+                <w:szCs w:val="18"/>
+              </w:rPr>
+              <w:t xml:space="preserve">, раздел «Слои при прокрутке»; иначе содержимое строк рисуется поверх шапки</w:t>
             </w:r>
           </w:p>
         </w:tc>

--- a/Требования/ТЗ — Тендерный сервис.docx
+++ b/Требования/ТЗ — Тендерный сервис.docx
@@ -95,7 +95,7 @@
                 <w:sz w:val="18"/>
                 <w:szCs w:val="18"/>
               </w:rPr>
-              <w:t xml:space="preserve">0.6 — черновик для согласования (добавлены вход в сервис и восстановление пароля)</w:t>
+              <w:t>0.7 — черновик для согласования (ответы на открытые вопросы 24.09: права на пользователей, напоминания о сроке, лимит файлов, «Обновить» на «Новых», кликабельные «Тендеры» и имя пользователя в меню)</w:t>
             </w:r>
           </w:p>
         </w:tc>
@@ -160,7 +160,7 @@
                 <w:sz w:val="18"/>
                 <w:szCs w:val="18"/>
               </w:rPr>
-              <w:t xml:space="preserve">21.09.2026</w:t>
+              <w:t>24.09.2026</w:t>
             </w:r>
           </w:p>
         </w:tc>
@@ -4108,7 +4108,7 @@
                 <w:sz w:val="18"/>
                 <w:szCs w:val="18"/>
               </w:rPr>
-              <w:t xml:space="preserve">всё, что доступно ролям ниже; «Настройки» — если открыл Суперадмин; назначает пользователям роли; не меняет матрицу прав («Роли и доступы»)</w:t>
+              <w:t>всё, что доступно ролям ниже; «Настройки» — если открыл Суперадмин; добавляет и деактивирует пользователей, выдаёт временный пароль; не меняет роли, ФИО и направления пользователей и матрицу прав («Роли и доступы»)</w:t>
             </w:r>
           </w:p>
         </w:tc>
@@ -10445,7 +10445,7 @@
                 <w:sz w:val="18"/>
                 <w:szCs w:val="18"/>
               </w:rPr>
-              <w:t xml:space="preserve">✅ если открыт доступ</w:t>
+              <w:t>✅ если открыт доступ (один переключатель на всех Админов)</w:t>
             </w:r>
           </w:p>
         </w:tc>
@@ -10875,7 +10875,7 @@
                 <w:sz w:val="18"/>
                 <w:szCs w:val="18"/>
               </w:rPr>
-              <w:t xml:space="preserve">✅</w:t>
+              <w:t>❌</w:t>
             </w:r>
           </w:p>
         </w:tc>
@@ -11090,7 +11090,7 @@
                 <w:sz w:val="18"/>
                 <w:szCs w:val="18"/>
               </w:rPr>
-              <w:t xml:space="preserve">✅</w:t>
+              <w:t>❌</w:t>
             </w:r>
           </w:p>
         </w:tc>
@@ -11692,6 +11692,22 @@
           <w:rFonts w:ascii="Arial" w:cs="Arial" w:eastAsia="Arial" w:hAnsi="Arial"/>
         </w:rPr>
         <w:t xml:space="preserve">пользователь не может деактивировать себя и выдать себе новый пароль;</w:t>
+      </w:r>
+    </w:p>
+    <w:p>
+      <w:pPr>
+        <w:pStyle w:val="ListParagraph"/>
+        <w:numPr>
+          <w:ilvl w:val="0"/>
+          <w:numId w:val="2"/>
+        </w:numPr>
+        <w:spacing w:after="60"/>
+      </w:pPr>
+      <w:r>
+        <w:rPr>
+          <w:rFonts w:ascii="Arial" w:cs="Arial" w:eastAsia="Arial" w:hAnsi="Arial"/>
+        </w:rPr>
+        <w:t>доступ Админов к «Справочникам» открывается одним переключателем сразу для всех Админов (решение 24.09.2026); персональная настройка доступов для каждого пользователя — на развитие (раздел 14);</w:t>
       </w:r>
     </w:p>
     <w:p>
@@ -12024,7 +12040,7 @@
                 <w:sz w:val="18"/>
                 <w:szCs w:val="18"/>
               </w:rPr>
-              <w:t xml:space="preserve">Админ</w:t>
+              <w:t xml:space="preserve">Суперадмин, Админ</w:t>
             </w:r>
           </w:p>
         </w:tc>
@@ -13387,13 +13403,13 @@
           <w:b/>
           <w:bCs/>
         </w:rPr>
-        <w:t xml:space="preserve">Смена ФИО</w:t>
-      </w:r>
-      <w:r>
-        <w:rPr>
-          <w:rFonts w:ascii="Arial" w:cs="Arial" w:eastAsia="Arial" w:hAnsi="Arial"/>
-        </w:rPr>
-        <w:t xml:space="preserve"> (Админ/Суперадмин): во всей истории показывается новое ФИО; сама смена пишется в журнал «ФИО изменено: было → стало».</w:t>
+        <w:t>Смена ФИО (только Суперадмин)</w:t>
+      </w:r>
+      <w:r>
+        <w:rPr>
+          <w:rFonts w:ascii="Arial" w:cs="Arial" w:eastAsia="Arial" w:hAnsi="Arial"/>
+        </w:rPr>
+        <w:t>: во всей истории показывается новое ФИО; сама смена пишется в журнал «ФИО изменено: было → стало».</w:t>
       </w:r>
     </w:p>
     <w:p>
@@ -13411,13 +13427,13 @@
           <w:b/>
           <w:bCs/>
         </w:rPr>
-        <w:t xml:space="preserve">Смена направлений</w:t>
-      </w:r>
-      <w:r>
-        <w:rPr>
-          <w:rFonts w:ascii="Arial" w:cs="Arial" w:eastAsia="Arial" w:hAnsi="Arial"/>
-        </w:rPr>
-        <w:t xml:space="preserve"> (Админ/Суперадмин):</w:t>
+        <w:t>Смена направлений (только Суперадмин)</w:t>
+      </w:r>
+      <w:r>
+        <w:rPr>
+          <w:rFonts w:ascii="Arial" w:cs="Arial" w:eastAsia="Arial" w:hAnsi="Arial"/>
+        </w:rPr>
+        <w:t>:</w:t>
       </w:r>
     </w:p>
     <w:p>
@@ -23467,6 +23483,38 @@
         <w:rPr>
           <w:rFonts w:ascii="Arial" w:cs="Arial" w:eastAsia="Arial" w:hAnsi="Arial"/>
         </w:rPr>
+        <w:t>Пункт «Тендеры» кликабельный: открывает «Сводную таблицу»; у ролей без доступа к ней — раздел «Новые». Подпункты при этом остаются видны.</w:t>
+      </w:r>
+    </w:p>
+    <w:p>
+      <w:pPr>
+        <w:pStyle w:val="ListParagraph"/>
+        <w:numPr>
+          <w:ilvl w:val="0"/>
+          <w:numId w:val="2"/>
+        </w:numPr>
+        <w:spacing w:after="60"/>
+      </w:pPr>
+      <w:r>
+        <w:rPr>
+          <w:rFonts w:ascii="Arial" w:cs="Arial" w:eastAsia="Arial" w:hAnsi="Arial"/>
+        </w:rPr>
+        <w:t>Блок пользователя (аватар, имя, роль) кликабельный: открывает «Профиль».</w:t>
+      </w:r>
+    </w:p>
+    <w:p>
+      <w:pPr>
+        <w:pStyle w:val="ListParagraph"/>
+        <w:numPr>
+          <w:ilvl w:val="0"/>
+          <w:numId w:val="2"/>
+        </w:numPr>
+        <w:spacing w:after="60"/>
+      </w:pPr>
+      <w:r>
+        <w:rPr>
+          <w:rFonts w:ascii="Arial" w:cs="Arial" w:eastAsia="Arial" w:hAnsi="Arial"/>
+        </w:rPr>
         <w:t xml:space="preserve">Шапка: заголовок; справа колокольчик (уведомления), календарь, «Добавить тендер». Без хлебных крошек и подзаголовков.</w:t>
       </w:r>
     </w:p>
@@ -25336,7 +25384,7 @@
         <w:rPr>
           <w:rFonts w:ascii="Arial" w:cs="Arial" w:eastAsia="Arial" w:hAnsi="Arial"/>
         </w:rPr>
-        <w:t xml:space="preserve">Карточки с раскрытием «Подробнее»; кнопка «Обновить» есть только здесь.</w:t>
+        <w:t>Карточки с раскрытием «Подробнее»; кнопка «Обновить» есть только здесь: она запускает загрузку новых тендеров из источника (до подключения автоматизации 10.1 — новые строки Google-таблицы, после — выгрузка автоматизации) и показывает, сколько тендеров добавлено.</w:t>
       </w:r>
     </w:p>
     <w:p>
@@ -26068,7 +26116,7 @@
         <w:rPr>
           <w:rFonts w:ascii="Arial" w:cs="Arial" w:eastAsia="Arial" w:hAnsi="Arial"/>
         </w:rPr>
-        <w:t xml:space="preserve">Все переходы из макетов должны работать: карточка ↔ разделы (с учётом раздела тендера), уведомление → карточка, календарь → карточка, дашборд → [Решить] нужен ли переход из виджетов в отфильтрованный список.</w:t>
+        <w:t>Все переходы из макетов должны работать: карточка ↔ разделы (с учётом раздела тендера), уведомление → карточка, календарь → карточка. Переходов из виджетов дашборда в отфильтрованный список нет (решение 24.09.2026).</w:t>
       </w:r>
     </w:p>
     <w:p>
@@ -28153,7 +28201,7 @@
         <w:rPr>
           <w:rFonts w:ascii="Arial" w:cs="Arial" w:eastAsia="Arial" w:hAnsi="Arial"/>
         </w:rPr>
-        <w:t xml:space="preserve">Для приёмки дашборда после переноса данных:</w:t>
+        <w:t>Для приёмки дашборда после переноса данных. Перенос для первой очереди делается на снимке данных, по которому посчитаны эти цифры; догрузка более свежих строк — кнопкой «Обновить» (6.2) (решение 24.09.2026):</w:t>
       </w:r>
     </w:p>
     <w:tbl>
@@ -29916,6 +29964,136 @@
           </w:p>
         </w:tc>
       </w:tr>
+      <w:tr>
+        <w:trPr>
+          <w:tblHeader w:val="false"/>
+        </w:trPr>
+        <w:tc>
+          <w:tcPr>
+            <w:tcW w:type="dxa" w:w="4819"/>
+            <w:tcBorders>
+              <w:top w:val="single" w:color="BFBFBF" w:sz="4"/>
+              <w:left w:val="single" w:color="BFBFBF" w:sz="4"/>
+              <w:bottom w:val="single" w:color="BFBFBF" w:sz="4"/>
+              <w:right w:val="single" w:color="BFBFBF" w:sz="4"/>
+            </w:tcBorders>
+            <w:tcMar>
+              <w:top w:type="dxa" w:w="60"/>
+              <w:left w:type="dxa" w:w="100"/>
+              <w:bottom w:type="dxa" w:w="60"/>
+              <w:right w:type="dxa" w:w="100"/>
+            </w:tcMar>
+          </w:tcPr>
+          <w:p>
+            <w:pPr>
+              <w:spacing w:after="0"/>
+            </w:pPr>
+            <w:r>
+              <w:rPr>
+                <w:rFonts w:ascii="Arial" w:cs="Arial" w:eastAsia="Arial" w:hAnsi="Arial"/>
+                <w:sz w:val="18"/>
+                <w:szCs w:val="18"/>
+              </w:rPr>
+              <w:t>Срок подачи через 2 дня (срок становится «жёлтым», 6.1)</w:t>
+            </w:r>
+          </w:p>
+        </w:tc>
+        <w:tc>
+          <w:tcPr>
+            <w:tcW w:type="dxa" w:w="4819"/>
+            <w:tcBorders>
+              <w:top w:val="single" w:color="BFBFBF" w:sz="4"/>
+              <w:left w:val="single" w:color="BFBFBF" w:sz="4"/>
+              <w:bottom w:val="single" w:color="BFBFBF" w:sz="4"/>
+              <w:right w:val="single" w:color="BFBFBF" w:sz="4"/>
+            </w:tcBorders>
+            <w:tcMar>
+              <w:top w:type="dxa" w:w="60"/>
+              <w:left w:type="dxa" w:w="100"/>
+              <w:bottom w:type="dxa" w:w="60"/>
+              <w:right w:type="dxa" w:w="100"/>
+            </w:tcMar>
+          </w:tcPr>
+          <w:p>
+            <w:pPr>
+              <w:spacing w:after="0"/>
+            </w:pPr>
+            <w:r>
+              <w:rPr>
+                <w:rFonts w:ascii="Arial" w:cs="Arial" w:eastAsia="Arial" w:hAnsi="Arial"/>
+                <w:sz w:val="18"/>
+                <w:szCs w:val="18"/>
+              </w:rPr>
+              <w:t>ответственному и участникам</w:t>
+            </w:r>
+          </w:p>
+        </w:tc>
+      </w:tr>
+      <w:tr>
+        <w:trPr>
+          <w:tblHeader w:val="false"/>
+        </w:trPr>
+        <w:tc>
+          <w:tcPr>
+            <w:tcW w:type="dxa" w:w="4819"/>
+            <w:tcBorders>
+              <w:top w:val="single" w:color="BFBFBF" w:sz="4"/>
+              <w:left w:val="single" w:color="BFBFBF" w:sz="4"/>
+              <w:bottom w:val="single" w:color="BFBFBF" w:sz="4"/>
+              <w:right w:val="single" w:color="BFBFBF" w:sz="4"/>
+            </w:tcBorders>
+            <w:tcMar>
+              <w:top w:type="dxa" w:w="60"/>
+              <w:left w:type="dxa" w:w="100"/>
+              <w:bottom w:type="dxa" w:w="60"/>
+              <w:right w:type="dxa" w:w="100"/>
+            </w:tcMar>
+          </w:tcPr>
+          <w:p>
+            <w:pPr>
+              <w:spacing w:after="0"/>
+            </w:pPr>
+            <w:r>
+              <w:rPr>
+                <w:rFonts w:ascii="Arial" w:cs="Arial" w:eastAsia="Arial" w:hAnsi="Arial"/>
+                <w:sz w:val="18"/>
+                <w:szCs w:val="18"/>
+              </w:rPr>
+              <w:t>Срок подачи сегодня или просрочен, заявка не подана (срок «розовый»)</w:t>
+            </w:r>
+          </w:p>
+        </w:tc>
+        <w:tc>
+          <w:tcPr>
+            <w:tcW w:type="dxa" w:w="4819"/>
+            <w:tcBorders>
+              <w:top w:val="single" w:color="BFBFBF" w:sz="4"/>
+              <w:left w:val="single" w:color="BFBFBF" w:sz="4"/>
+              <w:bottom w:val="single" w:color="BFBFBF" w:sz="4"/>
+              <w:right w:val="single" w:color="BFBFBF" w:sz="4"/>
+            </w:tcBorders>
+            <w:tcMar>
+              <w:top w:type="dxa" w:w="60"/>
+              <w:left w:type="dxa" w:w="100"/>
+              <w:bottom w:type="dxa" w:w="60"/>
+              <w:right w:type="dxa" w:w="100"/>
+            </w:tcMar>
+          </w:tcPr>
+          <w:p>
+            <w:pPr>
+              <w:spacing w:after="0"/>
+            </w:pPr>
+            <w:r>
+              <w:rPr>
+                <w:rFonts w:ascii="Arial" w:cs="Arial" w:eastAsia="Arial" w:hAnsi="Arial"/>
+                <w:sz w:val="18"/>
+                <w:szCs w:val="18"/>
+              </w:rPr>
+              <w:t>ответственному и участникам</w:t>
+            </w:r>
+          </w:p>
+        </w:tc>
+      </w:tr>
     </w:tbl>
     <w:p>
       <w:pPr>
@@ -29936,6 +30114,22 @@
           <w:rFonts w:ascii="Arial" w:cs="Arial" w:eastAsia="Arial" w:hAnsi="Arial"/>
         </w:rPr>
         <w:t xml:space="preserve">У уведомления: текст, ссылка на тендер, дата, прочитано/не прочитано.</w:t>
+      </w:r>
+    </w:p>
+    <w:p>
+      <w:pPr>
+        <w:pStyle w:val="ListParagraph"/>
+        <w:numPr>
+          <w:ilvl w:val="0"/>
+          <w:numId w:val="2"/>
+        </w:numPr>
+        <w:spacing w:after="60"/>
+      </w:pPr>
+      <w:r>
+        <w:rPr>
+          <w:rFonts w:ascii="Arial" w:cs="Arial" w:eastAsia="Arial" w:hAnsi="Arial"/>
+        </w:rPr>
+        <w:t>Напоминания о сроке подачи связаны с подсветкой срока (6.1): уведомление приходит в момент, когда срок меняет цвет. Только по активным тендерам («Ожидают решения», «В работе» и этапы без подачи); по одному этапу каждое напоминание — один раз (решение 24.09.2026).</w:t>
       </w:r>
     </w:p>
     <w:p>
@@ -33249,7 +33443,7 @@
                 <w:sz w:val="18"/>
                 <w:szCs w:val="18"/>
               </w:rPr>
-              <w:t xml:space="preserve">загрузка до [Решить: лимит] МБ на файл; хранение вне базы</w:t>
+              <w:t>загрузка до 50 МБ на файл; хранение вне базы</w:t>
             </w:r>
           </w:p>
         </w:tc>
@@ -35243,13 +35437,12 @@
           <w:b/>
           <w:bCs/>
         </w:rPr>
-        <w:t xml:space="preserve">1. </w:t>
-      </w:r>
-      <w:r>
-        <w:rPr>
-          <w:rFonts w:ascii="Arial" w:cs="Arial" w:eastAsia="Arial" w:hAnsi="Arial"/>
-        </w:rPr>
-        <w:t xml:space="preserve">Выгрузка тендеров и отчёт ИИ — ответы специалиста (10.1): от них зависит, делать ли входной API уже в первой очереди.</w:t>
+        <w:t>1. Выгрузка тендеров и отчёт ИИ — ответы специалиста (10.1) ожидаются. До подключения новые тендеры приходят в «Новые» кнопкой «Обновить» (6.2).</w:t>
+      </w:r>
+      <w:r>
+        <w:rPr>
+          <w:rFonts w:ascii="Arial" w:cs="Arial" w:eastAsia="Arial" w:hAnsi="Arial"/>
+        </w:rPr>
       </w:r>
     </w:p>
     <w:p>
@@ -35374,13 +35567,12 @@
           <w:b/>
           <w:bCs/>
         </w:rPr>
-        <w:t xml:space="preserve">7. </w:t>
-      </w:r>
-      <w:r>
-        <w:rPr>
-          <w:rFonts w:ascii="Arial" w:cs="Arial" w:eastAsia="Arial" w:hAnsi="Arial"/>
-        </w:rPr>
-        <w:t xml:space="preserve">Предпросмотр DOC/XLS, лимит размера файлов.</w:t>
+        <w:t>7. Предпросмотр DOC/XLS (лимит размера решён — 50 МБ, раздел 12).</w:t>
+      </w:r>
+      <w:r>
+        <w:rPr>
+          <w:rFonts w:ascii="Arial" w:cs="Arial" w:eastAsia="Arial" w:hAnsi="Arial"/>
+        </w:rPr>
       </w:r>
     </w:p>
     <w:p>
@@ -35461,6 +35653,25 @@
           <w:rFonts w:ascii="Arial" w:cs="Arial" w:eastAsia="Arial" w:hAnsi="Arial"/>
         </w:rPr>
         <w:t xml:space="preserve">Онбординг новых пользователей.</w:t>
+      </w:r>
+    </w:p>
+    <w:p>
+      <w:pPr>
+        <w:spacing w:after="60"/>
+        <w:ind w:left="360" w:hanging="360"/>
+      </w:pPr>
+      <w:r>
+        <w:rPr>
+          <w:rFonts w:ascii="Arial" w:cs="Arial" w:eastAsia="Arial" w:hAnsi="Arial"/>
+          <w:b/>
+          <w:bCs/>
+        </w:rPr>
+        <w:t>12. Персональная настройка доступов для каждого пользователя (сейчас права задаются ролями и одним переключателем доступа Админов к «Справочникам»).</w:t>
+      </w:r>
+      <w:r>
+        <w:rPr>
+          <w:rFonts w:ascii="Arial" w:cs="Arial" w:eastAsia="Arial" w:hAnsi="Arial"/>
+        </w:rPr>
       </w:r>
     </w:p>
     <w:p>

--- a/Требования/ТЗ — Тендерный сервис.docx
+++ b/Требования/ТЗ — Тендерный сервис.docx
@@ -35667,6 +35667,25 @@
           <w:bCs/>
         </w:rPr>
         <w:t>12. Персональная настройка доступов для каждого пользователя (сейчас права задаются ролями и одним переключателем доступа Админов к «Справочникам»).</w:t>
+      </w:r>
+      <w:r>
+        <w:rPr>
+          <w:rFonts w:ascii="Arial" w:cs="Arial" w:eastAsia="Arial" w:hAnsi="Arial"/>
+        </w:rPr>
+      </w:r>
+    </w:p>
+    <w:p>
+      <w:pPr>
+        <w:spacing w:after="60"/>
+        <w:ind w:left="360" w:hanging="360"/>
+      </w:pPr>
+      <w:r>
+        <w:rPr>
+          <w:rFonts w:ascii="Arial" w:cs="Arial" w:eastAsia="Arial" w:hAnsi="Arial"/>
+          <w:b/>
+          <w:bCs/>
+        </w:rPr>
+        <w:t>13. Сборка пакета документов на подачу и сама подача заявки на площадке: порядок и форматы документов, что берётся из Копилки и чек-листа, как комплект передаётся на площадку и как фиксируется факт подачи.</w:t>
       </w:r>
       <w:r>
         <w:rPr>

--- a/Требования/ТЗ — Тендерный сервис.docx
+++ b/Требования/ТЗ — Тендерный сервис.docx
@@ -30693,6 +30693,22 @@
           <w:rFonts w:ascii="Arial" w:cs="Arial" w:eastAsia="Arial" w:hAnsi="Arial"/>
         </w:rPr>
         <w:t xml:space="preserve">Проверка заказчика по ИНН со ссылкой на карточку в Checko; признак «проверка отсутствует / выполнена» на карточках.</w:t>
+      </w:r>
+    </w:p>
+    <w:p>
+      <w:pPr>
+        <w:pStyle w:val="ListParagraph"/>
+        <w:numPr>
+          <w:ilvl w:val="0"/>
+          <w:numId w:val="2"/>
+        </w:numPr>
+        <w:spacing w:after="60"/>
+      </w:pPr>
+      <w:r>
+        <w:rPr>
+          <w:rFonts w:ascii="Arial" w:cs="Arial" w:eastAsia="Arial" w:hAnsi="Arial"/>
+        </w:rPr>
+        <w:t>Ссылку на карточку заказчика в Checko вручную добавляет или меняет любой, кто может редактировать карточку тендера (в т. ч. Менеджер); сохранённая ссылка переводит признак в «Заказчик проверен» (решение 24.09.2026).</w:t>
       </w:r>
     </w:p>
     <w:p>

--- a/Требования/ТЗ — Тендерный сервис.docx
+++ b/Требования/ТЗ — Тендерный сервис.docx
@@ -800,6 +800,17 @@
           <w:szCs w:val="24"/>
         </w:rPr>
         <w:t xml:space="preserve">Очереди разработки</w:t>
+      </w:r>
+    </w:p>
+    <w:p>
+      <w:pPr>
+        <w:spacing w:after="120"/>
+      </w:pPr>
+      <w:r>
+        <w:rPr>
+          <w:rFonts w:ascii="Arial" w:cs="Arial" w:eastAsia="Arial" w:hAnsi="Arial"/>
+        </w:rPr>
+        <w:t>Решение 24.09.2026: сервис делается целиком — вторая очередь (13.2) не откладывается, а идёт сразу следом за шагами 1–7 как шаги 8–13 (13.3). Интеграции (шаг 12) начинаются, когда будут ответы специалиста по автоматизации (10.1) и данные для Checko и Jira (10.2, 10.3).</w:t>
       </w:r>
     </w:p>
     <w:p>
@@ -22308,7 +22319,7 @@
         <w:rPr>
           <w:rFonts w:ascii="Arial" w:cs="Arial" w:eastAsia="Arial" w:hAnsi="Arial"/>
         </w:rPr>
-        <w:t xml:space="preserve">Матрица «статус → раздел» редактируется в Настройках → Справочники.</w:t>
+        <w:t>Матрица «статус → раздел» редактируется в Настройках → Справочники, только Суперадмином: можно менять название статуса, тип (ключевой / сквозной) и разделы. Признаки «итоговый» и «спрашивает причину» не меняются — от них зависят Архив и статистика; статусы не добавляются и не удаляются (решение 24.09.2026).</w:t>
       </w:r>
     </w:p>
     <w:p>
@@ -34131,7 +34142,7 @@
         <w:rPr>
           <w:rFonts w:ascii="Arial" w:cs="Arial" w:eastAsia="Arial" w:hAnsi="Arial"/>
         </w:rPr>
-        <w:t xml:space="preserve">13.2. Вторая очередь</w:t>
+        <w:t>13.2. Вторая очередь (делается сразу — шаги 8–13)</w:t>
       </w:r>
     </w:p>
     <w:p>
@@ -34829,7 +34840,7 @@
                 <w:sz w:val="18"/>
                 <w:szCs w:val="18"/>
               </w:rPr>
-              <w:t xml:space="preserve">Карточка тендера: обзор, этапы, события, логи, смена статуса, возврат из Архива</w:t>
+              <w:t>Карточка тендера: обзор, этапы, события, логи, смена статуса, возврат из Архива; автоматические задачи ответственному (9.2)</w:t>
             </w:r>
           </w:p>
         </w:tc>
@@ -35019,7 +35030,7 @@
                 <w:sz w:val="18"/>
                 <w:szCs w:val="18"/>
               </w:rPr>
-              <w:t xml:space="preserve">Права на сервере, выгрузка, уведомления (если в первой очереди)</w:t>
+              <w:t>Права на сервере, выгрузка в Excel, уведомления и напоминания о сроке (9.1)</w:t>
             </w:r>
           </w:p>
         </w:tc>
@@ -35050,6 +35061,576 @@
                 <w:szCs w:val="18"/>
               </w:rPr>
               <w:t xml:space="preserve">проверка прав из 13.4</w:t>
+            </w:r>
+          </w:p>
+        </w:tc>
+      </w:tr>
+      <w:tr>
+        <w:trPr>
+          <w:tblHeader w:val="false"/>
+        </w:trPr>
+        <w:tc>
+          <w:tcPr>
+            <w:tcW w:type="dxa" w:w="861"/>
+            <w:tcBorders>
+              <w:top w:val="single" w:color="BFBFBF" w:sz="4"/>
+              <w:left w:val="single" w:color="BFBFBF" w:sz="4"/>
+              <w:bottom w:val="single" w:color="BFBFBF" w:sz="4"/>
+              <w:right w:val="single" w:color="BFBFBF" w:sz="4"/>
+            </w:tcBorders>
+            <w:tcMar>
+              <w:top w:type="dxa" w:w="60"/>
+              <w:left w:type="dxa" w:w="100"/>
+              <w:bottom w:type="dxa" w:w="60"/>
+              <w:right w:type="dxa" w:w="100"/>
+            </w:tcMar>
+          </w:tcPr>
+          <w:p>
+            <w:pPr>
+              <w:spacing w:after="0"/>
+            </w:pPr>
+            <w:r>
+              <w:rPr>
+                <w:rFonts w:ascii="Arial" w:cs="Arial" w:eastAsia="Arial" w:hAnsi="Arial"/>
+                <w:sz w:val="18"/>
+                <w:szCs w:val="18"/>
+              </w:rPr>
+              <w:t>8</w:t>
+            </w:r>
+          </w:p>
+        </w:tc>
+        <w:tc>
+          <w:tcPr>
+            <w:tcW w:type="dxa" w:w="4701"/>
+            <w:tcBorders>
+              <w:top w:val="single" w:color="BFBFBF" w:sz="4"/>
+              <w:left w:val="single" w:color="BFBFBF" w:sz="4"/>
+              <w:bottom w:val="single" w:color="BFBFBF" w:sz="4"/>
+              <w:right w:val="single" w:color="BFBFBF" w:sz="4"/>
+            </w:tcBorders>
+            <w:tcMar>
+              <w:top w:type="dxa" w:w="60"/>
+              <w:left w:type="dxa" w:w="100"/>
+              <w:bottom w:type="dxa" w:w="60"/>
+              <w:right w:type="dxa" w:w="100"/>
+            </w:tcMar>
+          </w:tcPr>
+          <w:p>
+            <w:pPr>
+              <w:spacing w:after="0"/>
+            </w:pPr>
+            <w:r>
+              <w:rPr>
+                <w:rFonts w:ascii="Arial" w:cs="Arial" w:eastAsia="Arial" w:hAnsi="Arial"/>
+                <w:sz w:val="18"/>
+                <w:szCs w:val="18"/>
+              </w:rPr>
+              <w:t>Чек-лист и задачи, «Мои задачи», календарь (9.2, 6.2)</w:t>
+            </w:r>
+          </w:p>
+        </w:tc>
+        <w:tc>
+          <w:tcPr>
+            <w:tcW w:type="dxa" w:w="4076"/>
+            <w:tcBorders>
+              <w:top w:val="single" w:color="BFBFBF" w:sz="4"/>
+              <w:left w:val="single" w:color="BFBFBF" w:sz="4"/>
+              <w:bottom w:val="single" w:color="BFBFBF" w:sz="4"/>
+              <w:right w:val="single" w:color="BFBFBF" w:sz="4"/>
+            </w:tcBorders>
+            <w:tcMar>
+              <w:top w:type="dxa" w:w="60"/>
+              <w:left w:type="dxa" w:w="100"/>
+              <w:bottom w:type="dxa" w:w="60"/>
+              <w:right w:type="dxa" w:w="100"/>
+            </w:tcMar>
+          </w:tcPr>
+          <w:p>
+            <w:pPr>
+              <w:spacing w:after="0"/>
+            </w:pPr>
+            <w:r>
+              <w:rPr>
+                <w:rFonts w:ascii="Arial" w:cs="Arial" w:eastAsia="Arial" w:hAnsi="Arial"/>
+                <w:sz w:val="18"/>
+                <w:szCs w:val="18"/>
+              </w:rPr>
+              <w:t>задача из чек-листа видна в карточке, у исполнителя и в календаре</w:t>
+            </w:r>
+          </w:p>
+        </w:tc>
+      </w:tr>
+      <w:tr>
+        <w:trPr>
+          <w:tblHeader w:val="false"/>
+        </w:trPr>
+        <w:tc>
+          <w:tcPr>
+            <w:tcW w:type="dxa" w:w="861"/>
+            <w:tcBorders>
+              <w:top w:val="single" w:color="BFBFBF" w:sz="4"/>
+              <w:left w:val="single" w:color="BFBFBF" w:sz="4"/>
+              <w:bottom w:val="single" w:color="BFBFBF" w:sz="4"/>
+              <w:right w:val="single" w:color="BFBFBF" w:sz="4"/>
+            </w:tcBorders>
+            <w:tcMar>
+              <w:top w:type="dxa" w:w="60"/>
+              <w:left w:type="dxa" w:w="100"/>
+              <w:bottom w:type="dxa" w:w="60"/>
+              <w:right w:type="dxa" w:w="100"/>
+            </w:tcMar>
+          </w:tcPr>
+          <w:p>
+            <w:pPr>
+              <w:spacing w:after="0"/>
+            </w:pPr>
+            <w:r>
+              <w:rPr>
+                <w:rFonts w:ascii="Arial" w:cs="Arial" w:eastAsia="Arial" w:hAnsi="Arial"/>
+                <w:sz w:val="18"/>
+                <w:szCs w:val="18"/>
+              </w:rPr>
+              <w:t>9</w:t>
+            </w:r>
+          </w:p>
+        </w:tc>
+        <w:tc>
+          <w:tcPr>
+            <w:tcW w:type="dxa" w:w="4701"/>
+            <w:tcBorders>
+              <w:top w:val="single" w:color="BFBFBF" w:sz="4"/>
+              <w:left w:val="single" w:color="BFBFBF" w:sz="4"/>
+              <w:bottom w:val="single" w:color="BFBFBF" w:sz="4"/>
+              <w:right w:val="single" w:color="BFBFBF" w:sz="4"/>
+            </w:tcBorders>
+            <w:tcMar>
+              <w:top w:type="dxa" w:w="60"/>
+              <w:left w:type="dxa" w:w="100"/>
+              <w:bottom w:type="dxa" w:w="60"/>
+              <w:right w:type="dxa" w:w="100"/>
+            </w:tcMar>
+          </w:tcPr>
+          <w:p>
+            <w:pPr>
+              <w:spacing w:after="0"/>
+            </w:pPr>
+            <w:r>
+              <w:rPr>
+                <w:rFonts w:ascii="Arial" w:cs="Arial" w:eastAsia="Arial" w:hAnsi="Arial"/>
+                <w:sz w:val="18"/>
+                <w:szCs w:val="18"/>
+              </w:rPr>
+              <w:t>Копилка и документы этапов из библиотеки (8)</w:t>
+            </w:r>
+          </w:p>
+        </w:tc>
+        <w:tc>
+          <w:tcPr>
+            <w:tcW w:type="dxa" w:w="4076"/>
+            <w:tcBorders>
+              <w:top w:val="single" w:color="BFBFBF" w:sz="4"/>
+              <w:left w:val="single" w:color="BFBFBF" w:sz="4"/>
+              <w:bottom w:val="single" w:color="BFBFBF" w:sz="4"/>
+              <w:right w:val="single" w:color="BFBFBF" w:sz="4"/>
+            </w:tcBorders>
+            <w:tcMar>
+              <w:top w:type="dxa" w:w="60"/>
+              <w:left w:type="dxa" w:w="100"/>
+              <w:bottom w:type="dxa" w:w="60"/>
+              <w:right w:type="dxa" w:w="100"/>
+            </w:tcMar>
+          </w:tcPr>
+          <w:p>
+            <w:pPr>
+              <w:spacing w:after="0"/>
+            </w:pPr>
+            <w:r>
+              <w:rPr>
+                <w:rFonts w:ascii="Arial" w:cs="Arial" w:eastAsia="Arial" w:hAnsi="Arial"/>
+                <w:sz w:val="18"/>
+                <w:szCs w:val="18"/>
+              </w:rPr>
+              <w:t>документ из Копилки прикреплён к этапу; удаление по матрице прав</w:t>
+            </w:r>
+          </w:p>
+        </w:tc>
+      </w:tr>
+      <w:tr>
+        <w:trPr>
+          <w:tblHeader w:val="false"/>
+        </w:trPr>
+        <w:tc>
+          <w:tcPr>
+            <w:tcW w:type="dxa" w:w="861"/>
+            <w:tcBorders>
+              <w:top w:val="single" w:color="BFBFBF" w:sz="4"/>
+              <w:left w:val="single" w:color="BFBFBF" w:sz="4"/>
+              <w:bottom w:val="single" w:color="BFBFBF" w:sz="4"/>
+              <w:right w:val="single" w:color="BFBFBF" w:sz="4"/>
+            </w:tcBorders>
+            <w:tcMar>
+              <w:top w:type="dxa" w:w="60"/>
+              <w:left w:type="dxa" w:w="100"/>
+              <w:bottom w:type="dxa" w:w="60"/>
+              <w:right w:type="dxa" w:w="100"/>
+            </w:tcMar>
+          </w:tcPr>
+          <w:p>
+            <w:pPr>
+              <w:spacing w:after="0"/>
+            </w:pPr>
+            <w:r>
+              <w:rPr>
+                <w:rFonts w:ascii="Arial" w:cs="Arial" w:eastAsia="Arial" w:hAnsi="Arial"/>
+                <w:sz w:val="18"/>
+                <w:szCs w:val="18"/>
+              </w:rPr>
+              <w:t>10</w:t>
+            </w:r>
+          </w:p>
+        </w:tc>
+        <w:tc>
+          <w:tcPr>
+            <w:tcW w:type="dxa" w:w="4701"/>
+            <w:tcBorders>
+              <w:top w:val="single" w:color="BFBFBF" w:sz="4"/>
+              <w:left w:val="single" w:color="BFBFBF" w:sz="4"/>
+              <w:bottom w:val="single" w:color="BFBFBF" w:sz="4"/>
+              <w:right w:val="single" w:color="BFBFBF" w:sz="4"/>
+            </w:tcBorders>
+            <w:tcMar>
+              <w:top w:type="dxa" w:w="60"/>
+              <w:left w:type="dxa" w:w="100"/>
+              <w:bottom w:type="dxa" w:w="60"/>
+              <w:right w:type="dxa" w:w="100"/>
+            </w:tcMar>
+          </w:tcPr>
+          <w:p>
+            <w:pPr>
+              <w:spacing w:after="0"/>
+            </w:pPr>
+            <w:r>
+              <w:rPr>
+                <w:rFonts w:ascii="Arial" w:cs="Arial" w:eastAsia="Arial" w:hAnsi="Arial"/>
+                <w:sz w:val="18"/>
+                <w:szCs w:val="18"/>
+              </w:rPr>
+              <w:t>Чат тендера</w:t>
+            </w:r>
+          </w:p>
+        </w:tc>
+        <w:tc>
+          <w:tcPr>
+            <w:tcW w:type="dxa" w:w="4076"/>
+            <w:tcBorders>
+              <w:top w:val="single" w:color="BFBFBF" w:sz="4"/>
+              <w:left w:val="single" w:color="BFBFBF" w:sz="4"/>
+              <w:bottom w:val="single" w:color="BFBFBF" w:sz="4"/>
+              <w:right w:val="single" w:color="BFBFBF" w:sz="4"/>
+            </w:tcBorders>
+            <w:tcMar>
+              <w:top w:type="dxa" w:w="60"/>
+              <w:left w:type="dxa" w:w="100"/>
+              <w:bottom w:type="dxa" w:w="60"/>
+              <w:right w:type="dxa" w:w="100"/>
+            </w:tcMar>
+          </w:tcPr>
+          <w:p>
+            <w:pPr>
+              <w:spacing w:after="0"/>
+            </w:pPr>
+            <w:r>
+              <w:rPr>
+                <w:rFonts w:ascii="Arial" w:cs="Arial" w:eastAsia="Arial" w:hAnsi="Arial"/>
+                <w:sz w:val="18"/>
+                <w:szCs w:val="18"/>
+              </w:rPr>
+              <w:t>сообщение и вложение видят все с доступом к тендеру</w:t>
+            </w:r>
+          </w:p>
+        </w:tc>
+      </w:tr>
+      <w:tr>
+        <w:trPr>
+          <w:tblHeader w:val="false"/>
+        </w:trPr>
+        <w:tc>
+          <w:tcPr>
+            <w:tcW w:type="dxa" w:w="861"/>
+            <w:tcBorders>
+              <w:top w:val="single" w:color="BFBFBF" w:sz="4"/>
+              <w:left w:val="single" w:color="BFBFBF" w:sz="4"/>
+              <w:bottom w:val="single" w:color="BFBFBF" w:sz="4"/>
+              <w:right w:val="single" w:color="BFBFBF" w:sz="4"/>
+            </w:tcBorders>
+            <w:tcMar>
+              <w:top w:type="dxa" w:w="60"/>
+              <w:left w:type="dxa" w:w="100"/>
+              <w:bottom w:type="dxa" w:w="60"/>
+              <w:right w:type="dxa" w:w="100"/>
+            </w:tcMar>
+          </w:tcPr>
+          <w:p>
+            <w:pPr>
+              <w:spacing w:after="0"/>
+            </w:pPr>
+            <w:r>
+              <w:rPr>
+                <w:rFonts w:ascii="Arial" w:cs="Arial" w:eastAsia="Arial" w:hAnsi="Arial"/>
+                <w:sz w:val="18"/>
+                <w:szCs w:val="18"/>
+              </w:rPr>
+              <w:t>11</w:t>
+            </w:r>
+          </w:p>
+        </w:tc>
+        <w:tc>
+          <w:tcPr>
+            <w:tcW w:type="dxa" w:w="4701"/>
+            <w:tcBorders>
+              <w:top w:val="single" w:color="BFBFBF" w:sz="4"/>
+              <w:left w:val="single" w:color="BFBFBF" w:sz="4"/>
+              <w:bottom w:val="single" w:color="BFBFBF" w:sz="4"/>
+              <w:right w:val="single" w:color="BFBFBF" w:sz="4"/>
+            </w:tcBorders>
+            <w:tcMar>
+              <w:top w:type="dxa" w:w="60"/>
+              <w:left w:type="dxa" w:w="100"/>
+              <w:bottom w:type="dxa" w:w="60"/>
+              <w:right w:type="dxa" w:w="100"/>
+            </w:tcMar>
+          </w:tcPr>
+          <w:p>
+            <w:pPr>
+              <w:spacing w:after="0"/>
+            </w:pPr>
+            <w:r>
+              <w:rPr>
+                <w:rFonts w:ascii="Arial" w:cs="Arial" w:eastAsia="Arial" w:hAnsi="Arial"/>
+                <w:sz w:val="18"/>
+                <w:szCs w:val="18"/>
+              </w:rPr>
+              <w:t>Платежи и доступы к площадкам (пароли — в зашифрованном виде)</w:t>
+            </w:r>
+          </w:p>
+        </w:tc>
+        <w:tc>
+          <w:tcPr>
+            <w:tcW w:type="dxa" w:w="4076"/>
+            <w:tcBorders>
+              <w:top w:val="single" w:color="BFBFBF" w:sz="4"/>
+              <w:left w:val="single" w:color="BFBFBF" w:sz="4"/>
+              <w:bottom w:val="single" w:color="BFBFBF" w:sz="4"/>
+              <w:right w:val="single" w:color="BFBFBF" w:sz="4"/>
+            </w:tcBorders>
+            <w:tcMar>
+              <w:top w:type="dxa" w:w="60"/>
+              <w:left w:type="dxa" w:w="100"/>
+              <w:bottom w:type="dxa" w:w="60"/>
+              <w:right w:type="dxa" w:w="100"/>
+            </w:tcMar>
+          </w:tcPr>
+          <w:p>
+            <w:pPr>
+              <w:spacing w:after="0"/>
+            </w:pPr>
+            <w:r>
+              <w:rPr>
+                <w:rFonts w:ascii="Arial" w:cs="Arial" w:eastAsia="Arial" w:hAnsi="Arial"/>
+                <w:sz w:val="18"/>
+                <w:szCs w:val="18"/>
+              </w:rPr>
+              <w:t>площадки и доступы по правам 3.3</w:t>
+            </w:r>
+          </w:p>
+        </w:tc>
+      </w:tr>
+      <w:tr>
+        <w:trPr>
+          <w:tblHeader w:val="false"/>
+        </w:trPr>
+        <w:tc>
+          <w:tcPr>
+            <w:tcW w:type="dxa" w:w="861"/>
+            <w:tcBorders>
+              <w:top w:val="single" w:color="BFBFBF" w:sz="4"/>
+              <w:left w:val="single" w:color="BFBFBF" w:sz="4"/>
+              <w:bottom w:val="single" w:color="BFBFBF" w:sz="4"/>
+              <w:right w:val="single" w:color="BFBFBF" w:sz="4"/>
+            </w:tcBorders>
+            <w:tcMar>
+              <w:top w:type="dxa" w:w="60"/>
+              <w:left w:type="dxa" w:w="100"/>
+              <w:bottom w:type="dxa" w:w="60"/>
+              <w:right w:type="dxa" w:w="100"/>
+            </w:tcMar>
+          </w:tcPr>
+          <w:p>
+            <w:pPr>
+              <w:spacing w:after="0"/>
+            </w:pPr>
+            <w:r>
+              <w:rPr>
+                <w:rFonts w:ascii="Arial" w:cs="Arial" w:eastAsia="Arial" w:hAnsi="Arial"/>
+                <w:sz w:val="18"/>
+                <w:szCs w:val="18"/>
+              </w:rPr>
+              <w:t>12</w:t>
+            </w:r>
+          </w:p>
+        </w:tc>
+        <w:tc>
+          <w:tcPr>
+            <w:tcW w:type="dxa" w:w="4701"/>
+            <w:tcBorders>
+              <w:top w:val="single" w:color="BFBFBF" w:sz="4"/>
+              <w:left w:val="single" w:color="BFBFBF" w:sz="4"/>
+              <w:bottom w:val="single" w:color="BFBFBF" w:sz="4"/>
+              <w:right w:val="single" w:color="BFBFBF" w:sz="4"/>
+            </w:tcBorders>
+            <w:tcMar>
+              <w:top w:type="dxa" w:w="60"/>
+              <w:left w:type="dxa" w:w="100"/>
+              <w:bottom w:type="dxa" w:w="60"/>
+              <w:right w:type="dxa" w:w="100"/>
+            </w:tcMar>
+          </w:tcPr>
+          <w:p>
+            <w:pPr>
+              <w:spacing w:after="0"/>
+            </w:pPr>
+            <w:r>
+              <w:rPr>
+                <w:rFonts w:ascii="Arial" w:cs="Arial" w:eastAsia="Arial" w:hAnsi="Arial"/>
+                <w:sz w:val="18"/>
+                <w:szCs w:val="18"/>
+              </w:rPr>
+              <w:t>Интеграции: выгрузка тендеров и отчёт ИИ (10.1), Checko (10.2), Jira (10.3)</w:t>
+            </w:r>
+          </w:p>
+        </w:tc>
+        <w:tc>
+          <w:tcPr>
+            <w:tcW w:type="dxa" w:w="4076"/>
+            <w:tcBorders>
+              <w:top w:val="single" w:color="BFBFBF" w:sz="4"/>
+              <w:left w:val="single" w:color="BFBFBF" w:sz="4"/>
+              <w:bottom w:val="single" w:color="BFBFBF" w:sz="4"/>
+              <w:right w:val="single" w:color="BFBFBF" w:sz="4"/>
+            </w:tcBorders>
+            <w:tcMar>
+              <w:top w:type="dxa" w:w="60"/>
+              <w:left w:type="dxa" w:w="100"/>
+              <w:bottom w:type="dxa" w:w="60"/>
+              <w:right w:type="dxa" w:w="100"/>
+            </w:tcMar>
+          </w:tcPr>
+          <w:p>
+            <w:pPr>
+              <w:spacing w:after="0"/>
+            </w:pPr>
+            <w:r>
+              <w:rPr>
+                <w:rFonts w:ascii="Arial" w:cs="Arial" w:eastAsia="Arial" w:hAnsi="Arial"/>
+                <w:sz w:val="18"/>
+                <w:szCs w:val="18"/>
+              </w:rPr>
+              <w:t>тендер из выгрузки в «Новых» с отчётом ИИ; задача в Jira по кнопке</w:t>
+            </w:r>
+          </w:p>
+        </w:tc>
+      </w:tr>
+      <w:tr>
+        <w:trPr>
+          <w:tblHeader w:val="false"/>
+        </w:trPr>
+        <w:tc>
+          <w:tcPr>
+            <w:tcW w:type="dxa" w:w="861"/>
+            <w:tcBorders>
+              <w:top w:val="single" w:color="BFBFBF" w:sz="4"/>
+              <w:left w:val="single" w:color="BFBFBF" w:sz="4"/>
+              <w:bottom w:val="single" w:color="BFBFBF" w:sz="4"/>
+              <w:right w:val="single" w:color="BFBFBF" w:sz="4"/>
+            </w:tcBorders>
+            <w:tcMar>
+              <w:top w:type="dxa" w:w="60"/>
+              <w:left w:type="dxa" w:w="100"/>
+              <w:bottom w:type="dxa" w:w="60"/>
+              <w:right w:type="dxa" w:w="100"/>
+            </w:tcMar>
+          </w:tcPr>
+          <w:p>
+            <w:pPr>
+              <w:spacing w:after="0"/>
+            </w:pPr>
+            <w:r>
+              <w:rPr>
+                <w:rFonts w:ascii="Arial" w:cs="Arial" w:eastAsia="Arial" w:hAnsi="Arial"/>
+                <w:sz w:val="18"/>
+                <w:szCs w:val="18"/>
+              </w:rPr>
+              <w:t>13</w:t>
+            </w:r>
+          </w:p>
+        </w:tc>
+        <w:tc>
+          <w:tcPr>
+            <w:tcW w:type="dxa" w:w="4701"/>
+            <w:tcBorders>
+              <w:top w:val="single" w:color="BFBFBF" w:sz="4"/>
+              <w:left w:val="single" w:color="BFBFBF" w:sz="4"/>
+              <w:bottom w:val="single" w:color="BFBFBF" w:sz="4"/>
+              <w:right w:val="single" w:color="BFBFBF" w:sz="4"/>
+            </w:tcBorders>
+            <w:tcMar>
+              <w:top w:type="dxa" w:w="60"/>
+              <w:left w:type="dxa" w:w="100"/>
+              <w:bottom w:type="dxa" w:w="60"/>
+              <w:right w:type="dxa" w:w="100"/>
+            </w:tcMar>
+          </w:tcPr>
+          <w:p>
+            <w:pPr>
+              <w:spacing w:after="0"/>
+            </w:pPr>
+            <w:r>
+              <w:rPr>
+                <w:rFonts w:ascii="Arial" w:cs="Arial" w:eastAsia="Arial" w:hAnsi="Arial"/>
+                <w:sz w:val="18"/>
+                <w:szCs w:val="18"/>
+              </w:rPr>
+              <w:t>Расширенные уведомления и онбординг (14)</w:t>
+            </w:r>
+          </w:p>
+        </w:tc>
+        <w:tc>
+          <w:tcPr>
+            <w:tcW w:type="dxa" w:w="4076"/>
+            <w:tcBorders>
+              <w:top w:val="single" w:color="BFBFBF" w:sz="4"/>
+              <w:left w:val="single" w:color="BFBFBF" w:sz="4"/>
+              <w:bottom w:val="single" w:color="BFBFBF" w:sz="4"/>
+              <w:right w:val="single" w:color="BFBFBF" w:sz="4"/>
+            </w:tcBorders>
+            <w:tcMar>
+              <w:top w:type="dxa" w:w="60"/>
+              <w:left w:type="dxa" w:w="100"/>
+              <w:bottom w:type="dxa" w:w="60"/>
+              <w:right w:type="dxa" w:w="100"/>
+            </w:tcMar>
+          </w:tcPr>
+          <w:p>
+            <w:pPr>
+              <w:spacing w:after="0"/>
+            </w:pPr>
+            <w:r>
+              <w:rPr>
+                <w:rFonts w:ascii="Arial" w:cs="Arial" w:eastAsia="Arial" w:hAnsi="Arial"/>
+                <w:sz w:val="18"/>
+                <w:szCs w:val="18"/>
+              </w:rPr>
+              <w:t>по решениям раздела 14</w:t>
             </w:r>
           </w:p>
         </w:tc>
